--- a/2026/HUB/Call Wizard Process/DigDev_Hub_Call_Wizard_Process_v1.0.docx
+++ b/2026/HUB/Call Wizard Process/DigDev_Hub_Call_Wizard_Process_v1.0.docx
@@ -11,19 +11,10 @@
         <w:pStyle w:val="ZTERSTitle"/>
       </w:pPr>
       <w:r>
-        <w:t>&lt;</w:t>
-      </w:r>
-      <w:r>
-        <w:t>HUB</w:t>
-      </w:r>
-      <w:r>
-        <w:t xml:space="preserve">&gt; </w:t>
-      </w:r>
-      <w:r>
-        <w:t xml:space="preserve">Call wizard process workflow </w:t>
-      </w:r>
-      <w:r>
-        <w:t>(ugu)</w:t>
+        <w:t xml:space="preserve">HUB – cALL Wizard process workflow </w:t>
+      </w:r>
+      <w:r>
+        <w:t>(sop)</w:t>
       </w:r>
     </w:p>
     <w:p/>
@@ -95,7 +86,6 @@
     </w:p>
     <w:p/>
     <w:p/>
-    <w:p/>
     <w:tbl>
       <w:tblPr>
         <w:tblStyle w:val="TableGrid"/>
@@ -139,7 +129,7 @@
         </w:tc>
         <w:tc>
           <w:tcPr>
-            <w:tcW w:w="3060" w:type="dxa"/>
+            <w:tcW w:w="2250" w:type="dxa"/>
           </w:tcPr>
           <w:p>
             <w:pPr>
@@ -181,7 +171,7 @@
         </w:tc>
         <w:tc>
           <w:tcPr>
-            <w:tcW w:w="3060" w:type="dxa"/>
+            <w:tcW w:w="2250" w:type="dxa"/>
           </w:tcPr>
           <w:p>
             <w:pPr>
@@ -195,7 +185,7 @@
                 <w:sz w:val="20"/>
                 <w:szCs w:val="20"/>
               </w:rPr>
-              <w:t>Hub</w:t>
+              <w:t>HUB</w:t>
             </w:r>
           </w:p>
         </w:tc>
@@ -223,7 +213,7 @@
         </w:tc>
         <w:tc>
           <w:tcPr>
-            <w:tcW w:w="3060" w:type="dxa"/>
+            <w:tcW w:w="2250" w:type="dxa"/>
           </w:tcPr>
           <w:p>
             <w:pPr>
@@ -265,7 +255,7 @@
         </w:tc>
         <w:tc>
           <w:tcPr>
-            <w:tcW w:w="3060" w:type="dxa"/>
+            <w:tcW w:w="2250" w:type="dxa"/>
           </w:tcPr>
           <w:p>
             <w:pPr>
@@ -292,6 +282,7 @@
     </w:p>
     <w:p/>
     <w:p/>
+    <w:p/>
     <w:p>
       <w:pPr>
         <w:pStyle w:val="NoSpacing"/>
@@ -305,7 +296,7 @@
     <w:sdt>
       <w:sdtPr>
         <w:rPr>
-          <w:rFonts w:eastAsiaTheme="minorHAnsi" w:cstheme="minorBidi"/>
+          <w:rFonts w:ascii="Arial" w:eastAsiaTheme="minorHAnsi" w:hAnsi="Arial" w:cstheme="minorBidi"/>
           <w:b w:val="0"/>
           <w:caps w:val="0"/>
           <w:color w:val="auto"/>
@@ -314,7 +305,7 @@
           <w:szCs w:val="22"/>
           <w14:ligatures w14:val="standardContextual"/>
         </w:rPr>
-        <w:id w:val="1943255742"/>
+        <w:id w:val="2113468854"/>
         <w:docPartObj>
           <w:docPartGallery w:val="Table of Contents"/>
           <w:docPartUnique/>
@@ -355,7 +346,7 @@
           <w:r>
             <w:fldChar w:fldCharType="separate"/>
           </w:r>
-          <w:hyperlink w:anchor="_Toc224747958" w:history="1">
+          <w:hyperlink w:anchor="_Toc230808650" w:history="1">
             <w:r>
               <w:rPr>
                 <w:rStyle w:val="Hyperlink"/>
@@ -394,7 +385,7 @@
               <w:rPr>
                 <w:webHidden/>
               </w:rPr>
-              <w:instrText xml:space="preserve"> PAGEREF _Toc224747958 \h </w:instrText>
+              <w:instrText xml:space="preserve"> PAGEREF _Toc230808650 \h </w:instrText>
             </w:r>
             <w:r>
               <w:rPr>
@@ -411,7 +402,7 @@
               <w:rPr>
                 <w:webHidden/>
               </w:rPr>
-              <w:t>3</w:t>
+              <w:t>4</w:t>
             </w:r>
             <w:r>
               <w:rPr>
@@ -424,6 +415,10 @@
         <w:p>
           <w:pPr>
             <w:pStyle w:val="TOC2"/>
+            <w:tabs>
+              <w:tab w:val="left" w:pos="960"/>
+              <w:tab w:val="right" w:leader="dot" w:pos="10530"/>
+            </w:tabs>
             <w:rPr>
               <w:rFonts w:asciiTheme="minorHAnsi" w:eastAsiaTheme="minorEastAsia" w:hAnsiTheme="minorHAnsi"/>
               <w:noProof/>
@@ -431,7 +426,7 @@
               <w:szCs w:val="24"/>
             </w:rPr>
           </w:pPr>
-          <w:hyperlink w:anchor="_Toc224747959" w:history="1">
+          <w:hyperlink w:anchor="_Toc230808651" w:history="1">
             <w:r>
               <w:rPr>
                 <w:rStyle w:val="Hyperlink"/>
@@ -474,7 +469,7 @@
                 <w:noProof/>
                 <w:webHidden/>
               </w:rPr>
-              <w:instrText xml:space="preserve"> PAGEREF _Toc224747959 \h </w:instrText>
+              <w:instrText xml:space="preserve"> PAGEREF _Toc230808651 \h </w:instrText>
             </w:r>
             <w:r>
               <w:rPr>
@@ -494,7 +489,7 @@
                 <w:noProof/>
                 <w:webHidden/>
               </w:rPr>
-              <w:t>3</w:t>
+              <w:t>4</w:t>
             </w:r>
             <w:r>
               <w:rPr>
@@ -508,6 +503,10 @@
         <w:p>
           <w:pPr>
             <w:pStyle w:val="TOC2"/>
+            <w:tabs>
+              <w:tab w:val="left" w:pos="960"/>
+              <w:tab w:val="right" w:leader="dot" w:pos="10530"/>
+            </w:tabs>
             <w:rPr>
               <w:rFonts w:asciiTheme="minorHAnsi" w:eastAsiaTheme="minorEastAsia" w:hAnsiTheme="minorHAnsi"/>
               <w:noProof/>
@@ -515,7 +514,7 @@
               <w:szCs w:val="24"/>
             </w:rPr>
           </w:pPr>
-          <w:hyperlink w:anchor="_Toc224747960" w:history="1">
+          <w:hyperlink w:anchor="_Toc230808652" w:history="1">
             <w:r>
               <w:rPr>
                 <w:rStyle w:val="Hyperlink"/>
@@ -558,7 +557,7 @@
                 <w:noProof/>
                 <w:webHidden/>
               </w:rPr>
-              <w:instrText xml:space="preserve"> PAGEREF _Toc224747960 \h </w:instrText>
+              <w:instrText xml:space="preserve"> PAGEREF _Toc230808652 \h </w:instrText>
             </w:r>
             <w:r>
               <w:rPr>
@@ -578,7 +577,7 @@
                 <w:noProof/>
                 <w:webHidden/>
               </w:rPr>
-              <w:t>3</w:t>
+              <w:t>4</w:t>
             </w:r>
             <w:r>
               <w:rPr>
@@ -592,6 +591,10 @@
         <w:p>
           <w:pPr>
             <w:pStyle w:val="TOC2"/>
+            <w:tabs>
+              <w:tab w:val="left" w:pos="960"/>
+              <w:tab w:val="right" w:leader="dot" w:pos="10530"/>
+            </w:tabs>
             <w:rPr>
               <w:rFonts w:asciiTheme="minorHAnsi" w:eastAsiaTheme="minorEastAsia" w:hAnsiTheme="minorHAnsi"/>
               <w:noProof/>
@@ -599,7 +602,7 @@
               <w:szCs w:val="24"/>
             </w:rPr>
           </w:pPr>
-          <w:hyperlink w:anchor="_Toc224747961" w:history="1">
+          <w:hyperlink w:anchor="_Toc230808653" w:history="1">
             <w:r>
               <w:rPr>
                 <w:rStyle w:val="Hyperlink"/>
@@ -642,7 +645,7 @@
                 <w:noProof/>
                 <w:webHidden/>
               </w:rPr>
-              <w:instrText xml:space="preserve"> PAGEREF _Toc224747961 \h </w:instrText>
+              <w:instrText xml:space="preserve"> PAGEREF _Toc230808653 \h </w:instrText>
             </w:r>
             <w:r>
               <w:rPr>
@@ -662,7 +665,7 @@
                 <w:noProof/>
                 <w:webHidden/>
               </w:rPr>
-              <w:t>3</w:t>
+              <w:t>4</w:t>
             </w:r>
             <w:r>
               <w:rPr>
@@ -684,7 +687,7 @@
               <w:szCs w:val="24"/>
             </w:rPr>
           </w:pPr>
-          <w:hyperlink w:anchor="_Toc224747962" w:history="1">
+          <w:hyperlink w:anchor="_Toc230808654" w:history="1">
             <w:r>
               <w:rPr>
                 <w:rStyle w:val="Hyperlink"/>
@@ -705,7 +708,7 @@
               <w:rPr>
                 <w:rStyle w:val="Hyperlink"/>
               </w:rPr>
-              <w:t>PREFACE</w:t>
+              <w:t>PURPOSE &amp; CONTEXT</w:t>
             </w:r>
             <w:r>
               <w:rPr>
@@ -723,7 +726,7 @@
               <w:rPr>
                 <w:webHidden/>
               </w:rPr>
-              <w:instrText xml:space="preserve"> PAGEREF _Toc224747962 \h </w:instrText>
+              <w:instrText xml:space="preserve"> PAGEREF _Toc230808654 \h </w:instrText>
             </w:r>
             <w:r>
               <w:rPr>
@@ -740,7 +743,7 @@
               <w:rPr>
                 <w:webHidden/>
               </w:rPr>
-              <w:t>4</w:t>
+              <w:t>5</w:t>
             </w:r>
             <w:r>
               <w:rPr>
@@ -753,6 +756,10 @@
         <w:p>
           <w:pPr>
             <w:pStyle w:val="TOC2"/>
+            <w:tabs>
+              <w:tab w:val="left" w:pos="960"/>
+              <w:tab w:val="right" w:leader="dot" w:pos="10530"/>
+            </w:tabs>
             <w:rPr>
               <w:rFonts w:asciiTheme="minorHAnsi" w:eastAsiaTheme="minorEastAsia" w:hAnsiTheme="minorHAnsi"/>
               <w:noProof/>
@@ -760,7 +767,7 @@
               <w:szCs w:val="24"/>
             </w:rPr>
           </w:pPr>
-          <w:hyperlink w:anchor="_Toc224747963" w:history="1">
+          <w:hyperlink w:anchor="_Toc230808655" w:history="1">
             <w:r>
               <w:rPr>
                 <w:rStyle w:val="Hyperlink"/>
@@ -803,7 +810,7 @@
                 <w:noProof/>
                 <w:webHidden/>
               </w:rPr>
-              <w:instrText xml:space="preserve"> PAGEREF _Toc224747963 \h </w:instrText>
+              <w:instrText xml:space="preserve"> PAGEREF _Toc230808655 \h </w:instrText>
             </w:r>
             <w:r>
               <w:rPr>
@@ -823,7 +830,7 @@
                 <w:noProof/>
                 <w:webHidden/>
               </w:rPr>
-              <w:t>4</w:t>
+              <w:t>5</w:t>
             </w:r>
             <w:r>
               <w:rPr>
@@ -837,6 +844,10 @@
         <w:p>
           <w:pPr>
             <w:pStyle w:val="TOC2"/>
+            <w:tabs>
+              <w:tab w:val="left" w:pos="960"/>
+              <w:tab w:val="right" w:leader="dot" w:pos="10530"/>
+            </w:tabs>
             <w:rPr>
               <w:rFonts w:asciiTheme="minorHAnsi" w:eastAsiaTheme="minorEastAsia" w:hAnsiTheme="minorHAnsi"/>
               <w:noProof/>
@@ -844,7 +855,7 @@
               <w:szCs w:val="24"/>
             </w:rPr>
           </w:pPr>
-          <w:hyperlink w:anchor="_Toc224747964" w:history="1">
+          <w:hyperlink w:anchor="_Toc230808656" w:history="1">
             <w:r>
               <w:rPr>
                 <w:rStyle w:val="Hyperlink"/>
@@ -866,7 +877,7 @@
                 <w:rStyle w:val="Hyperlink"/>
                 <w:noProof/>
               </w:rPr>
-              <w:t>Related documents</w:t>
+              <w:t>Scope</w:t>
             </w:r>
             <w:r>
               <w:rPr>
@@ -887,7 +898,7 @@
                 <w:noProof/>
                 <w:webHidden/>
               </w:rPr>
-              <w:instrText xml:space="preserve"> PAGEREF _Toc224747964 \h </w:instrText>
+              <w:instrText xml:space="preserve"> PAGEREF _Toc230808656 \h </w:instrText>
             </w:r>
             <w:r>
               <w:rPr>
@@ -907,7 +918,7 @@
                 <w:noProof/>
                 <w:webHidden/>
               </w:rPr>
-              <w:t>4</w:t>
+              <w:t>5</w:t>
             </w:r>
             <w:r>
               <w:rPr>
@@ -921,6 +932,10 @@
         <w:p>
           <w:pPr>
             <w:pStyle w:val="TOC2"/>
+            <w:tabs>
+              <w:tab w:val="left" w:pos="960"/>
+              <w:tab w:val="right" w:leader="dot" w:pos="10530"/>
+            </w:tabs>
             <w:rPr>
               <w:rFonts w:asciiTheme="minorHAnsi" w:eastAsiaTheme="minorEastAsia" w:hAnsiTheme="minorHAnsi"/>
               <w:noProof/>
@@ -928,7 +943,7 @@
               <w:szCs w:val="24"/>
             </w:rPr>
           </w:pPr>
-          <w:hyperlink w:anchor="_Toc224747965" w:history="1">
+          <w:hyperlink w:anchor="_Toc230808657" w:history="1">
             <w:r>
               <w:rPr>
                 <w:rStyle w:val="Hyperlink"/>
@@ -950,7 +965,7 @@
                 <w:rStyle w:val="Hyperlink"/>
                 <w:noProof/>
               </w:rPr>
-              <w:t>Who should read this document</w:t>
+              <w:t>Roles &amp; Responsibilities</w:t>
             </w:r>
             <w:r>
               <w:rPr>
@@ -971,7 +986,7 @@
                 <w:noProof/>
                 <w:webHidden/>
               </w:rPr>
-              <w:instrText xml:space="preserve"> PAGEREF _Toc224747965 \h </w:instrText>
+              <w:instrText xml:space="preserve"> PAGEREF _Toc230808657 \h </w:instrText>
             </w:r>
             <w:r>
               <w:rPr>
@@ -991,7 +1006,7 @@
                 <w:noProof/>
                 <w:webHidden/>
               </w:rPr>
-              <w:t>4</w:t>
+              <w:t>5</w:t>
             </w:r>
             <w:r>
               <w:rPr>
@@ -1005,6 +1020,10 @@
         <w:p>
           <w:pPr>
             <w:pStyle w:val="TOC2"/>
+            <w:tabs>
+              <w:tab w:val="left" w:pos="960"/>
+              <w:tab w:val="right" w:leader="dot" w:pos="10530"/>
+            </w:tabs>
             <w:rPr>
               <w:rFonts w:asciiTheme="minorHAnsi" w:eastAsiaTheme="minorEastAsia" w:hAnsiTheme="minorHAnsi"/>
               <w:noProof/>
@@ -1012,7 +1031,7 @@
               <w:szCs w:val="24"/>
             </w:rPr>
           </w:pPr>
-          <w:hyperlink w:anchor="_Toc224747966" w:history="1">
+          <w:hyperlink w:anchor="_Toc230808658" w:history="1">
             <w:r>
               <w:rPr>
                 <w:rStyle w:val="Hyperlink"/>
@@ -1055,7 +1074,7 @@
                 <w:noProof/>
                 <w:webHidden/>
               </w:rPr>
-              <w:instrText xml:space="preserve"> PAGEREF _Toc224747966 \h </w:instrText>
+              <w:instrText xml:space="preserve"> PAGEREF _Toc230808658 \h </w:instrText>
             </w:r>
             <w:r>
               <w:rPr>
@@ -1075,7 +1094,7 @@
                 <w:noProof/>
                 <w:webHidden/>
               </w:rPr>
-              <w:t>4</w:t>
+              <w:t>6</w:t>
             </w:r>
             <w:r>
               <w:rPr>
@@ -1089,6 +1108,10 @@
         <w:p>
           <w:pPr>
             <w:pStyle w:val="TOC2"/>
+            <w:tabs>
+              <w:tab w:val="left" w:pos="960"/>
+              <w:tab w:val="right" w:leader="dot" w:pos="10530"/>
+            </w:tabs>
             <w:rPr>
               <w:rFonts w:asciiTheme="minorHAnsi" w:eastAsiaTheme="minorEastAsia" w:hAnsiTheme="minorHAnsi"/>
               <w:noProof/>
@@ -1096,7 +1119,7 @@
               <w:szCs w:val="24"/>
             </w:rPr>
           </w:pPr>
-          <w:hyperlink w:anchor="_Toc224747967" w:history="1">
+          <w:hyperlink w:anchor="_Toc230808659" w:history="1">
             <w:r>
               <w:rPr>
                 <w:rStyle w:val="Hyperlink"/>
@@ -1139,7 +1162,7 @@
                 <w:noProof/>
                 <w:webHidden/>
               </w:rPr>
-              <w:instrText xml:space="preserve"> PAGEREF _Toc224747967 \h </w:instrText>
+              <w:instrText xml:space="preserve"> PAGEREF _Toc230808659 \h </w:instrText>
             </w:r>
             <w:r>
               <w:rPr>
@@ -1159,7 +1182,7 @@
                 <w:noProof/>
                 <w:webHidden/>
               </w:rPr>
-              <w:t>4</w:t>
+              <w:t>6</w:t>
             </w:r>
             <w:r>
               <w:rPr>
@@ -1181,7 +1204,7 @@
               <w:szCs w:val="24"/>
             </w:rPr>
           </w:pPr>
-          <w:hyperlink w:anchor="_Toc224747968" w:history="1">
+          <w:hyperlink w:anchor="_Toc230808660" w:history="1">
             <w:r>
               <w:rPr>
                 <w:rStyle w:val="Hyperlink"/>
@@ -1202,7 +1225,7 @@
               <w:rPr>
                 <w:rStyle w:val="Hyperlink"/>
               </w:rPr>
-              <w:t>USER GUIDE</w:t>
+              <w:t>CALL WIZARD WORKFLOW OVERVIEW</w:t>
             </w:r>
             <w:r>
               <w:rPr>
@@ -1220,7 +1243,7 @@
               <w:rPr>
                 <w:webHidden/>
               </w:rPr>
-              <w:instrText xml:space="preserve"> PAGEREF _Toc224747968 \h </w:instrText>
+              <w:instrText xml:space="preserve"> PAGEREF _Toc230808660 \h </w:instrText>
             </w:r>
             <w:r>
               <w:rPr>
@@ -1237,7 +1260,7 @@
               <w:rPr>
                 <w:webHidden/>
               </w:rPr>
-              <w:t>5</w:t>
+              <w:t>7</w:t>
             </w:r>
             <w:r>
               <w:rPr>
@@ -1250,6 +1273,10 @@
         <w:p>
           <w:pPr>
             <w:pStyle w:val="TOC2"/>
+            <w:tabs>
+              <w:tab w:val="left" w:pos="960"/>
+              <w:tab w:val="right" w:leader="dot" w:pos="10530"/>
+            </w:tabs>
             <w:rPr>
               <w:rFonts w:asciiTheme="minorHAnsi" w:eastAsiaTheme="minorEastAsia" w:hAnsiTheme="minorHAnsi"/>
               <w:noProof/>
@@ -1257,7 +1284,7 @@
               <w:szCs w:val="24"/>
             </w:rPr>
           </w:pPr>
-          <w:hyperlink w:anchor="_Toc224747969" w:history="1">
+          <w:hyperlink w:anchor="_Toc230808661" w:history="1">
             <w:r>
               <w:rPr>
                 <w:rStyle w:val="Hyperlink"/>
@@ -1279,7 +1306,7 @@
                 <w:rStyle w:val="Hyperlink"/>
                 <w:noProof/>
               </w:rPr>
-              <w:t>Overview</w:t>
+              <w:t>Workflow Summary</w:t>
             </w:r>
             <w:r>
               <w:rPr>
@@ -1300,7 +1327,7 @@
                 <w:noProof/>
                 <w:webHidden/>
               </w:rPr>
-              <w:instrText xml:space="preserve"> PAGEREF _Toc224747969 \h </w:instrText>
+              <w:instrText xml:space="preserve"> PAGEREF _Toc230808661 \h </w:instrText>
             </w:r>
             <w:r>
               <w:rPr>
@@ -1320,91 +1347,7 @@
                 <w:noProof/>
                 <w:webHidden/>
               </w:rPr>
-              <w:t>5</w:t>
-            </w:r>
-            <w:r>
-              <w:rPr>
-                <w:noProof/>
-                <w:webHidden/>
-              </w:rPr>
-              <w:fldChar w:fldCharType="end"/>
-            </w:r>
-          </w:hyperlink>
-        </w:p>
-        <w:p>
-          <w:pPr>
-            <w:pStyle w:val="TOC2"/>
-            <w:rPr>
-              <w:rFonts w:asciiTheme="minorHAnsi" w:eastAsiaTheme="minorEastAsia" w:hAnsiTheme="minorHAnsi"/>
-              <w:noProof/>
-              <w:sz w:val="24"/>
-              <w:szCs w:val="24"/>
-            </w:rPr>
-          </w:pPr>
-          <w:hyperlink w:anchor="_Toc224747970" w:history="1">
-            <w:r>
-              <w:rPr>
-                <w:rStyle w:val="Hyperlink"/>
-                <w:noProof/>
-              </w:rPr>
-              <w:t>3.2</w:t>
-            </w:r>
-            <w:r>
-              <w:rPr>
-                <w:rFonts w:asciiTheme="minorHAnsi" w:eastAsiaTheme="minorEastAsia" w:hAnsiTheme="minorHAnsi"/>
-                <w:noProof/>
-                <w:sz w:val="24"/>
-                <w:szCs w:val="24"/>
-              </w:rPr>
-              <w:tab/>
-            </w:r>
-            <w:r>
-              <w:rPr>
-                <w:rStyle w:val="Hyperlink"/>
-                <w:noProof/>
-              </w:rPr>
-              <w:t>User Interface</w:t>
-            </w:r>
-            <w:r>
-              <w:rPr>
-                <w:noProof/>
-                <w:webHidden/>
-              </w:rPr>
-              <w:tab/>
-            </w:r>
-            <w:r>
-              <w:rPr>
-                <w:noProof/>
-                <w:webHidden/>
-              </w:rPr>
-              <w:fldChar w:fldCharType="begin"/>
-            </w:r>
-            <w:r>
-              <w:rPr>
-                <w:noProof/>
-                <w:webHidden/>
-              </w:rPr>
-              <w:instrText xml:space="preserve"> PAGEREF _Toc224747970 \h </w:instrText>
-            </w:r>
-            <w:r>
-              <w:rPr>
-                <w:noProof/>
-                <w:webHidden/>
-              </w:rPr>
-            </w:r>
-            <w:r>
-              <w:rPr>
-                <w:noProof/>
-                <w:webHidden/>
-              </w:rPr>
-              <w:fldChar w:fldCharType="separate"/>
-            </w:r>
-            <w:r>
-              <w:rPr>
-                <w:noProof/>
-                <w:webHidden/>
-              </w:rPr>
-              <w:t>5</w:t>
+              <w:t>7</w:t>
             </w:r>
             <w:r>
               <w:rPr>
@@ -1429,13 +1372,13 @@
               <w:szCs w:val="24"/>
             </w:rPr>
           </w:pPr>
-          <w:hyperlink w:anchor="_Toc224747971" w:history="1">
+          <w:hyperlink w:anchor="_Toc230808662" w:history="1">
             <w:r>
               <w:rPr>
                 <w:rStyle w:val="Hyperlink"/>
                 <w:noProof/>
               </w:rPr>
-              <w:t>3.2.1</w:t>
+              <w:t>3.1.1</w:t>
             </w:r>
             <w:r>
               <w:rPr>
@@ -1451,7 +1394,7 @@
                 <w:rStyle w:val="Hyperlink"/>
                 <w:noProof/>
               </w:rPr>
-              <w:t>Section 1</w:t>
+              <w:t>Main Outcome Paths</w:t>
             </w:r>
             <w:r>
               <w:rPr>
@@ -1472,7 +1415,7 @@
                 <w:noProof/>
                 <w:webHidden/>
               </w:rPr>
-              <w:instrText xml:space="preserve"> PAGEREF _Toc224747971 \h </w:instrText>
+              <w:instrText xml:space="preserve"> PAGEREF _Toc230808662 \h </w:instrText>
             </w:r>
             <w:r>
               <w:rPr>
@@ -1492,179 +1435,7 @@
                 <w:noProof/>
                 <w:webHidden/>
               </w:rPr>
-              <w:t>5</w:t>
-            </w:r>
-            <w:r>
-              <w:rPr>
-                <w:noProof/>
-                <w:webHidden/>
-              </w:rPr>
-              <w:fldChar w:fldCharType="end"/>
-            </w:r>
-          </w:hyperlink>
-        </w:p>
-        <w:p>
-          <w:pPr>
-            <w:pStyle w:val="TOC3"/>
-            <w:tabs>
-              <w:tab w:val="left" w:pos="1200"/>
-              <w:tab w:val="right" w:leader="dot" w:pos="10530"/>
-            </w:tabs>
-            <w:rPr>
-              <w:rFonts w:asciiTheme="minorHAnsi" w:eastAsiaTheme="minorEastAsia" w:hAnsiTheme="minorHAnsi"/>
-              <w:noProof/>
-              <w:sz w:val="24"/>
-              <w:szCs w:val="24"/>
-            </w:rPr>
-          </w:pPr>
-          <w:hyperlink w:anchor="_Toc224747972" w:history="1">
-            <w:r>
-              <w:rPr>
-                <w:rStyle w:val="Hyperlink"/>
-                <w:noProof/>
-              </w:rPr>
-              <w:t>3.2.2</w:t>
-            </w:r>
-            <w:r>
-              <w:rPr>
-                <w:rFonts w:asciiTheme="minorHAnsi" w:eastAsiaTheme="minorEastAsia" w:hAnsiTheme="minorHAnsi"/>
-                <w:noProof/>
-                <w:sz w:val="24"/>
-                <w:szCs w:val="24"/>
-              </w:rPr>
-              <w:tab/>
-            </w:r>
-            <w:r>
-              <w:rPr>
-                <w:rStyle w:val="Hyperlink"/>
-                <w:noProof/>
-              </w:rPr>
-              <w:t>Section 2</w:t>
-            </w:r>
-            <w:r>
-              <w:rPr>
-                <w:noProof/>
-                <w:webHidden/>
-              </w:rPr>
-              <w:tab/>
-            </w:r>
-            <w:r>
-              <w:rPr>
-                <w:noProof/>
-                <w:webHidden/>
-              </w:rPr>
-              <w:fldChar w:fldCharType="begin"/>
-            </w:r>
-            <w:r>
-              <w:rPr>
-                <w:noProof/>
-                <w:webHidden/>
-              </w:rPr>
-              <w:instrText xml:space="preserve"> PAGEREF _Toc224747972 \h </w:instrText>
-            </w:r>
-            <w:r>
-              <w:rPr>
-                <w:noProof/>
-                <w:webHidden/>
-              </w:rPr>
-            </w:r>
-            <w:r>
-              <w:rPr>
-                <w:noProof/>
-                <w:webHidden/>
-              </w:rPr>
-              <w:fldChar w:fldCharType="separate"/>
-            </w:r>
-            <w:r>
-              <w:rPr>
-                <w:noProof/>
-                <w:webHidden/>
-              </w:rPr>
-              <w:t>5</w:t>
-            </w:r>
-            <w:r>
-              <w:rPr>
-                <w:noProof/>
-                <w:webHidden/>
-              </w:rPr>
-              <w:fldChar w:fldCharType="end"/>
-            </w:r>
-          </w:hyperlink>
-        </w:p>
-        <w:p>
-          <w:pPr>
-            <w:pStyle w:val="TOC2"/>
-            <w:rPr>
-              <w:rFonts w:asciiTheme="minorHAnsi" w:eastAsiaTheme="minorEastAsia" w:hAnsiTheme="minorHAnsi"/>
-              <w:noProof/>
-              <w:sz w:val="24"/>
-              <w:szCs w:val="24"/>
-            </w:rPr>
-          </w:pPr>
-          <w:hyperlink w:anchor="_Toc224747973" w:history="1">
-            <w:r>
-              <w:rPr>
-                <w:rStyle w:val="Hyperlink"/>
-                <w:noProof/>
-              </w:rPr>
-              <w:t>3.3</w:t>
-            </w:r>
-            <w:r>
-              <w:rPr>
-                <w:rFonts w:asciiTheme="minorHAnsi" w:eastAsiaTheme="minorEastAsia" w:hAnsiTheme="minorHAnsi"/>
-                <w:noProof/>
-                <w:sz w:val="24"/>
-                <w:szCs w:val="24"/>
-              </w:rPr>
-              <w:tab/>
-            </w:r>
-            <w:r>
-              <w:rPr>
-                <w:rStyle w:val="Hyperlink"/>
-                <w:noProof/>
-              </w:rPr>
-              <w:t>User Roles</w:t>
-            </w:r>
-            <w:r>
-              <w:rPr>
-                <w:noProof/>
-                <w:webHidden/>
-              </w:rPr>
-              <w:tab/>
-            </w:r>
-            <w:r>
-              <w:rPr>
-                <w:noProof/>
-                <w:webHidden/>
-              </w:rPr>
-              <w:fldChar w:fldCharType="begin"/>
-            </w:r>
-            <w:r>
-              <w:rPr>
-                <w:noProof/>
-                <w:webHidden/>
-              </w:rPr>
-              <w:instrText xml:space="preserve"> PAGEREF _Toc224747973 \h </w:instrText>
-            </w:r>
-            <w:r>
-              <w:rPr>
-                <w:noProof/>
-                <w:webHidden/>
-              </w:rPr>
-            </w:r>
-            <w:r>
-              <w:rPr>
-                <w:noProof/>
-                <w:webHidden/>
-              </w:rPr>
-              <w:fldChar w:fldCharType="separate"/>
-            </w:r>
-            <w:r>
-              <w:rPr>
-                <w:noProof/>
-                <w:webHidden/>
-              </w:rPr>
-              <w:t>5</w:t>
+              <w:t>7</w:t>
             </w:r>
             <w:r>
               <w:rPr>
@@ -1686,7 +1457,7 @@
               <w:szCs w:val="24"/>
             </w:rPr>
           </w:pPr>
-          <w:hyperlink w:anchor="_Toc224747974" w:history="1">
+          <w:hyperlink w:anchor="_Toc230808663" w:history="1">
             <w:r>
               <w:rPr>
                 <w:rStyle w:val="Hyperlink"/>
@@ -1707,7 +1478,7 @@
               <w:rPr>
                 <w:rStyle w:val="Hyperlink"/>
               </w:rPr>
-              <w:t>WORKING PROCEDURES</w:t>
+              <w:t>procedure 1 – Process an incoming call</w:t>
             </w:r>
             <w:r>
               <w:rPr>
@@ -1725,7 +1496,7 @@
               <w:rPr>
                 <w:webHidden/>
               </w:rPr>
-              <w:instrText xml:space="preserve"> PAGEREF _Toc224747974 \h </w:instrText>
+              <w:instrText xml:space="preserve"> PAGEREF _Toc230808663 \h </w:instrText>
             </w:r>
             <w:r>
               <w:rPr>
@@ -1742,7 +1513,7 @@
               <w:rPr>
                 <w:webHidden/>
               </w:rPr>
-              <w:t>6</w:t>
+              <w:t>8</w:t>
             </w:r>
             <w:r>
               <w:rPr>
@@ -1755,6 +1526,10 @@
         <w:p>
           <w:pPr>
             <w:pStyle w:val="TOC2"/>
+            <w:tabs>
+              <w:tab w:val="left" w:pos="960"/>
+              <w:tab w:val="right" w:leader="dot" w:pos="10530"/>
+            </w:tabs>
             <w:rPr>
               <w:rFonts w:asciiTheme="minorHAnsi" w:eastAsiaTheme="minorEastAsia" w:hAnsiTheme="minorHAnsi"/>
               <w:noProof/>
@@ -1762,7 +1537,7 @@
               <w:szCs w:val="24"/>
             </w:rPr>
           </w:pPr>
-          <w:hyperlink w:anchor="_Toc224747975" w:history="1">
+          <w:hyperlink w:anchor="_Toc230808664" w:history="1">
             <w:r>
               <w:rPr>
                 <w:rStyle w:val="Hyperlink"/>
@@ -1784,7 +1559,7 @@
                 <w:rStyle w:val="Hyperlink"/>
                 <w:noProof/>
               </w:rPr>
-              <w:t>Working Procedure 1</w:t>
+              <w:t>Review Caller Information</w:t>
             </w:r>
             <w:r>
               <w:rPr>
@@ -1805,7 +1580,7 @@
                 <w:noProof/>
                 <w:webHidden/>
               </w:rPr>
-              <w:instrText xml:space="preserve"> PAGEREF _Toc224747975 \h </w:instrText>
+              <w:instrText xml:space="preserve"> PAGEREF _Toc230808664 \h </w:instrText>
             </w:r>
             <w:r>
               <w:rPr>
@@ -1825,7 +1600,7 @@
                 <w:noProof/>
                 <w:webHidden/>
               </w:rPr>
-              <w:t>6</w:t>
+              <w:t>8</w:t>
             </w:r>
             <w:r>
               <w:rPr>
@@ -1839,6 +1614,10 @@
         <w:p>
           <w:pPr>
             <w:pStyle w:val="TOC2"/>
+            <w:tabs>
+              <w:tab w:val="left" w:pos="960"/>
+              <w:tab w:val="right" w:leader="dot" w:pos="10530"/>
+            </w:tabs>
             <w:rPr>
               <w:rFonts w:asciiTheme="minorHAnsi" w:eastAsiaTheme="minorEastAsia" w:hAnsiTheme="minorHAnsi"/>
               <w:noProof/>
@@ -1846,7 +1625,7 @@
               <w:szCs w:val="24"/>
             </w:rPr>
           </w:pPr>
-          <w:hyperlink w:anchor="_Toc224747976" w:history="1">
+          <w:hyperlink w:anchor="_Toc230808665" w:history="1">
             <w:r>
               <w:rPr>
                 <w:rStyle w:val="Hyperlink"/>
@@ -1868,7 +1647,7 @@
                 <w:rStyle w:val="Hyperlink"/>
                 <w:noProof/>
               </w:rPr>
-              <w:t>Working Procedure 2</w:t>
+              <w:t>Select or Create the Customer</w:t>
             </w:r>
             <w:r>
               <w:rPr>
@@ -1889,7 +1668,7 @@
                 <w:noProof/>
                 <w:webHidden/>
               </w:rPr>
-              <w:instrText xml:space="preserve"> PAGEREF _Toc224747976 \h </w:instrText>
+              <w:instrText xml:space="preserve"> PAGEREF _Toc230808665 \h </w:instrText>
             </w:r>
             <w:r>
               <w:rPr>
@@ -1909,91 +1688,7 @@
                 <w:noProof/>
                 <w:webHidden/>
               </w:rPr>
-              <w:t>6</w:t>
-            </w:r>
-            <w:r>
-              <w:rPr>
-                <w:noProof/>
-                <w:webHidden/>
-              </w:rPr>
-              <w:fldChar w:fldCharType="end"/>
-            </w:r>
-          </w:hyperlink>
-        </w:p>
-        <w:p>
-          <w:pPr>
-            <w:pStyle w:val="TOC2"/>
-            <w:rPr>
-              <w:rFonts w:asciiTheme="minorHAnsi" w:eastAsiaTheme="minorEastAsia" w:hAnsiTheme="minorHAnsi"/>
-              <w:noProof/>
-              <w:sz w:val="24"/>
-              <w:szCs w:val="24"/>
-            </w:rPr>
-          </w:pPr>
-          <w:hyperlink w:anchor="_Toc224747977" w:history="1">
-            <w:r>
-              <w:rPr>
-                <w:rStyle w:val="Hyperlink"/>
-                <w:noProof/>
-              </w:rPr>
-              <w:t>4.3</w:t>
-            </w:r>
-            <w:r>
-              <w:rPr>
-                <w:rFonts w:asciiTheme="minorHAnsi" w:eastAsiaTheme="minorEastAsia" w:hAnsiTheme="minorHAnsi"/>
-                <w:noProof/>
-                <w:sz w:val="24"/>
-                <w:szCs w:val="24"/>
-              </w:rPr>
-              <w:tab/>
-            </w:r>
-            <w:r>
-              <w:rPr>
-                <w:rStyle w:val="Hyperlink"/>
-                <w:noProof/>
-              </w:rPr>
-              <w:t>Working Procedure 3</w:t>
-            </w:r>
-            <w:r>
-              <w:rPr>
-                <w:noProof/>
-                <w:webHidden/>
-              </w:rPr>
-              <w:tab/>
-            </w:r>
-            <w:r>
-              <w:rPr>
-                <w:noProof/>
-                <w:webHidden/>
-              </w:rPr>
-              <w:fldChar w:fldCharType="begin"/>
-            </w:r>
-            <w:r>
-              <w:rPr>
-                <w:noProof/>
-                <w:webHidden/>
-              </w:rPr>
-              <w:instrText xml:space="preserve"> PAGEREF _Toc224747977 \h </w:instrText>
-            </w:r>
-            <w:r>
-              <w:rPr>
-                <w:noProof/>
-                <w:webHidden/>
-              </w:rPr>
-            </w:r>
-            <w:r>
-              <w:rPr>
-                <w:noProof/>
-                <w:webHidden/>
-              </w:rPr>
-              <w:fldChar w:fldCharType="separate"/>
-            </w:r>
-            <w:r>
-              <w:rPr>
-                <w:noProof/>
-                <w:webHidden/>
-              </w:rPr>
-              <w:t>6</w:t>
+              <w:t>8</w:t>
             </w:r>
             <w:r>
               <w:rPr>
@@ -2015,7 +1710,7 @@
               <w:szCs w:val="24"/>
             </w:rPr>
           </w:pPr>
-          <w:hyperlink w:anchor="_Toc224747978" w:history="1">
+          <w:hyperlink w:anchor="_Toc230808666" w:history="1">
             <w:r>
               <w:rPr>
                 <w:rStyle w:val="Hyperlink"/>
@@ -2036,6 +1731,1172 @@
               <w:rPr>
                 <w:rStyle w:val="Hyperlink"/>
               </w:rPr>
+              <w:t>PROCEDURE 2 – ENTER OR CONFIRM SITE ADDRESS</w:t>
+            </w:r>
+            <w:r>
+              <w:rPr>
+                <w:webHidden/>
+              </w:rPr>
+              <w:tab/>
+            </w:r>
+            <w:r>
+              <w:rPr>
+                <w:webHidden/>
+              </w:rPr>
+              <w:fldChar w:fldCharType="begin"/>
+            </w:r>
+            <w:r>
+              <w:rPr>
+                <w:webHidden/>
+              </w:rPr>
+              <w:instrText xml:space="preserve"> PAGEREF _Toc230808666 \h </w:instrText>
+            </w:r>
+            <w:r>
+              <w:rPr>
+                <w:webHidden/>
+              </w:rPr>
+            </w:r>
+            <w:r>
+              <w:rPr>
+                <w:webHidden/>
+              </w:rPr>
+              <w:fldChar w:fldCharType="separate"/>
+            </w:r>
+            <w:r>
+              <w:rPr>
+                <w:webHidden/>
+              </w:rPr>
+              <w:t>9</w:t>
+            </w:r>
+            <w:r>
+              <w:rPr>
+                <w:webHidden/>
+              </w:rPr>
+              <w:fldChar w:fldCharType="end"/>
+            </w:r>
+          </w:hyperlink>
+        </w:p>
+        <w:p>
+          <w:pPr>
+            <w:pStyle w:val="TOC2"/>
+            <w:tabs>
+              <w:tab w:val="left" w:pos="960"/>
+              <w:tab w:val="right" w:leader="dot" w:pos="10530"/>
+            </w:tabs>
+            <w:rPr>
+              <w:rFonts w:asciiTheme="minorHAnsi" w:eastAsiaTheme="minorEastAsia" w:hAnsiTheme="minorHAnsi"/>
+              <w:noProof/>
+              <w:sz w:val="24"/>
+              <w:szCs w:val="24"/>
+            </w:rPr>
+          </w:pPr>
+          <w:hyperlink w:anchor="_Toc230808667" w:history="1">
+            <w:r>
+              <w:rPr>
+                <w:rStyle w:val="Hyperlink"/>
+                <w:noProof/>
+              </w:rPr>
+              <w:t>5.1</w:t>
+            </w:r>
+            <w:r>
+              <w:rPr>
+                <w:rFonts w:asciiTheme="minorHAnsi" w:eastAsiaTheme="minorEastAsia" w:hAnsiTheme="minorHAnsi"/>
+                <w:noProof/>
+                <w:sz w:val="24"/>
+                <w:szCs w:val="24"/>
+              </w:rPr>
+              <w:tab/>
+            </w:r>
+            <w:r>
+              <w:rPr>
+                <w:rStyle w:val="Hyperlink"/>
+                <w:noProof/>
+              </w:rPr>
+              <w:t>Complete the Site Address Information</w:t>
+            </w:r>
+            <w:r>
+              <w:rPr>
+                <w:noProof/>
+                <w:webHidden/>
+              </w:rPr>
+              <w:tab/>
+            </w:r>
+            <w:r>
+              <w:rPr>
+                <w:noProof/>
+                <w:webHidden/>
+              </w:rPr>
+              <w:fldChar w:fldCharType="begin"/>
+            </w:r>
+            <w:r>
+              <w:rPr>
+                <w:noProof/>
+                <w:webHidden/>
+              </w:rPr>
+              <w:instrText xml:space="preserve"> PAGEREF _Toc230808667 \h </w:instrText>
+            </w:r>
+            <w:r>
+              <w:rPr>
+                <w:noProof/>
+                <w:webHidden/>
+              </w:rPr>
+            </w:r>
+            <w:r>
+              <w:rPr>
+                <w:noProof/>
+                <w:webHidden/>
+              </w:rPr>
+              <w:fldChar w:fldCharType="separate"/>
+            </w:r>
+            <w:r>
+              <w:rPr>
+                <w:noProof/>
+                <w:webHidden/>
+              </w:rPr>
+              <w:t>9</w:t>
+            </w:r>
+            <w:r>
+              <w:rPr>
+                <w:noProof/>
+                <w:webHidden/>
+              </w:rPr>
+              <w:fldChar w:fldCharType="end"/>
+            </w:r>
+          </w:hyperlink>
+        </w:p>
+        <w:p>
+          <w:pPr>
+            <w:pStyle w:val="TOC2"/>
+            <w:tabs>
+              <w:tab w:val="left" w:pos="960"/>
+              <w:tab w:val="right" w:leader="dot" w:pos="10530"/>
+            </w:tabs>
+            <w:rPr>
+              <w:rFonts w:asciiTheme="minorHAnsi" w:eastAsiaTheme="minorEastAsia" w:hAnsiTheme="minorHAnsi"/>
+              <w:noProof/>
+              <w:sz w:val="24"/>
+              <w:szCs w:val="24"/>
+            </w:rPr>
+          </w:pPr>
+          <w:hyperlink w:anchor="_Toc230808668" w:history="1">
+            <w:r>
+              <w:rPr>
+                <w:rStyle w:val="Hyperlink"/>
+                <w:noProof/>
+              </w:rPr>
+              <w:t>5.2</w:t>
+            </w:r>
+            <w:r>
+              <w:rPr>
+                <w:rFonts w:asciiTheme="minorHAnsi" w:eastAsiaTheme="minorEastAsia" w:hAnsiTheme="minorHAnsi"/>
+                <w:noProof/>
+                <w:sz w:val="24"/>
+                <w:szCs w:val="24"/>
+              </w:rPr>
+              <w:tab/>
+            </w:r>
+            <w:r>
+              <w:rPr>
+                <w:rStyle w:val="Hyperlink"/>
+                <w:noProof/>
+              </w:rPr>
+              <w:t>Customer Refused Address</w:t>
+            </w:r>
+            <w:r>
+              <w:rPr>
+                <w:noProof/>
+                <w:webHidden/>
+              </w:rPr>
+              <w:tab/>
+            </w:r>
+            <w:r>
+              <w:rPr>
+                <w:noProof/>
+                <w:webHidden/>
+              </w:rPr>
+              <w:fldChar w:fldCharType="begin"/>
+            </w:r>
+            <w:r>
+              <w:rPr>
+                <w:noProof/>
+                <w:webHidden/>
+              </w:rPr>
+              <w:instrText xml:space="preserve"> PAGEREF _Toc230808668 \h </w:instrText>
+            </w:r>
+            <w:r>
+              <w:rPr>
+                <w:noProof/>
+                <w:webHidden/>
+              </w:rPr>
+            </w:r>
+            <w:r>
+              <w:rPr>
+                <w:noProof/>
+                <w:webHidden/>
+              </w:rPr>
+              <w:fldChar w:fldCharType="separate"/>
+            </w:r>
+            <w:r>
+              <w:rPr>
+                <w:noProof/>
+                <w:webHidden/>
+              </w:rPr>
+              <w:t>9</w:t>
+            </w:r>
+            <w:r>
+              <w:rPr>
+                <w:noProof/>
+                <w:webHidden/>
+              </w:rPr>
+              <w:fldChar w:fldCharType="end"/>
+            </w:r>
+          </w:hyperlink>
+        </w:p>
+        <w:p>
+          <w:pPr>
+            <w:pStyle w:val="TOC1"/>
+            <w:rPr>
+              <w:rFonts w:asciiTheme="minorHAnsi" w:eastAsiaTheme="minorEastAsia" w:hAnsiTheme="minorHAnsi"/>
+              <w:b w:val="0"/>
+              <w:caps w:val="0"/>
+              <w:sz w:val="24"/>
+              <w:szCs w:val="24"/>
+            </w:rPr>
+          </w:pPr>
+          <w:hyperlink w:anchor="_Toc230808669" w:history="1">
+            <w:r>
+              <w:rPr>
+                <w:rStyle w:val="Hyperlink"/>
+              </w:rPr>
+              <w:t>6</w:t>
+            </w:r>
+            <w:r>
+              <w:rPr>
+                <w:rFonts w:asciiTheme="minorHAnsi" w:eastAsiaTheme="minorEastAsia" w:hAnsiTheme="minorHAnsi"/>
+                <w:b w:val="0"/>
+                <w:caps w:val="0"/>
+                <w:sz w:val="24"/>
+                <w:szCs w:val="24"/>
+              </w:rPr>
+              <w:tab/>
+            </w:r>
+            <w:r>
+              <w:rPr>
+                <w:rStyle w:val="Hyperlink"/>
+              </w:rPr>
+              <w:t>PROCEDURE 3 – REVIEW PRICING AND ADD PRODUCTS</w:t>
+            </w:r>
+            <w:r>
+              <w:rPr>
+                <w:webHidden/>
+              </w:rPr>
+              <w:tab/>
+            </w:r>
+            <w:r>
+              <w:rPr>
+                <w:webHidden/>
+              </w:rPr>
+              <w:fldChar w:fldCharType="begin"/>
+            </w:r>
+            <w:r>
+              <w:rPr>
+                <w:webHidden/>
+              </w:rPr>
+              <w:instrText xml:space="preserve"> PAGEREF _Toc230808669 \h </w:instrText>
+            </w:r>
+            <w:r>
+              <w:rPr>
+                <w:webHidden/>
+              </w:rPr>
+            </w:r>
+            <w:r>
+              <w:rPr>
+                <w:webHidden/>
+              </w:rPr>
+              <w:fldChar w:fldCharType="separate"/>
+            </w:r>
+            <w:r>
+              <w:rPr>
+                <w:webHidden/>
+              </w:rPr>
+              <w:t>10</w:t>
+            </w:r>
+            <w:r>
+              <w:rPr>
+                <w:webHidden/>
+              </w:rPr>
+              <w:fldChar w:fldCharType="end"/>
+            </w:r>
+          </w:hyperlink>
+        </w:p>
+        <w:p>
+          <w:pPr>
+            <w:pStyle w:val="TOC2"/>
+            <w:tabs>
+              <w:tab w:val="left" w:pos="960"/>
+              <w:tab w:val="right" w:leader="dot" w:pos="10530"/>
+            </w:tabs>
+            <w:rPr>
+              <w:rFonts w:asciiTheme="minorHAnsi" w:eastAsiaTheme="minorEastAsia" w:hAnsiTheme="minorHAnsi"/>
+              <w:noProof/>
+              <w:sz w:val="24"/>
+              <w:szCs w:val="24"/>
+            </w:rPr>
+          </w:pPr>
+          <w:hyperlink w:anchor="_Toc230808670" w:history="1">
+            <w:r>
+              <w:rPr>
+                <w:rStyle w:val="Hyperlink"/>
+                <w:noProof/>
+              </w:rPr>
+              <w:t>6.1</w:t>
+            </w:r>
+            <w:r>
+              <w:rPr>
+                <w:rFonts w:asciiTheme="minorHAnsi" w:eastAsiaTheme="minorEastAsia" w:hAnsiTheme="minorHAnsi"/>
+                <w:noProof/>
+                <w:sz w:val="24"/>
+                <w:szCs w:val="24"/>
+              </w:rPr>
+              <w:tab/>
+            </w:r>
+            <w:r>
+              <w:rPr>
+                <w:rStyle w:val="Hyperlink"/>
+                <w:noProof/>
+              </w:rPr>
+              <w:t>Select Products and Review Rates</w:t>
+            </w:r>
+            <w:r>
+              <w:rPr>
+                <w:noProof/>
+                <w:webHidden/>
+              </w:rPr>
+              <w:tab/>
+            </w:r>
+            <w:r>
+              <w:rPr>
+                <w:noProof/>
+                <w:webHidden/>
+              </w:rPr>
+              <w:fldChar w:fldCharType="begin"/>
+            </w:r>
+            <w:r>
+              <w:rPr>
+                <w:noProof/>
+                <w:webHidden/>
+              </w:rPr>
+              <w:instrText xml:space="preserve"> PAGEREF _Toc230808670 \h </w:instrText>
+            </w:r>
+            <w:r>
+              <w:rPr>
+                <w:noProof/>
+                <w:webHidden/>
+              </w:rPr>
+            </w:r>
+            <w:r>
+              <w:rPr>
+                <w:noProof/>
+                <w:webHidden/>
+              </w:rPr>
+              <w:fldChar w:fldCharType="separate"/>
+            </w:r>
+            <w:r>
+              <w:rPr>
+                <w:noProof/>
+                <w:webHidden/>
+              </w:rPr>
+              <w:t>10</w:t>
+            </w:r>
+            <w:r>
+              <w:rPr>
+                <w:noProof/>
+                <w:webHidden/>
+              </w:rPr>
+              <w:fldChar w:fldCharType="end"/>
+            </w:r>
+          </w:hyperlink>
+        </w:p>
+        <w:p>
+          <w:pPr>
+            <w:pStyle w:val="TOC2"/>
+            <w:tabs>
+              <w:tab w:val="left" w:pos="960"/>
+              <w:tab w:val="right" w:leader="dot" w:pos="10530"/>
+            </w:tabs>
+            <w:rPr>
+              <w:rFonts w:asciiTheme="minorHAnsi" w:eastAsiaTheme="minorEastAsia" w:hAnsiTheme="minorHAnsi"/>
+              <w:noProof/>
+              <w:sz w:val="24"/>
+              <w:szCs w:val="24"/>
+            </w:rPr>
+          </w:pPr>
+          <w:hyperlink w:anchor="_Toc230808671" w:history="1">
+            <w:r>
+              <w:rPr>
+                <w:rStyle w:val="Hyperlink"/>
+                <w:noProof/>
+              </w:rPr>
+              <w:t>6.2</w:t>
+            </w:r>
+            <w:r>
+              <w:rPr>
+                <w:rFonts w:asciiTheme="minorHAnsi" w:eastAsiaTheme="minorEastAsia" w:hAnsiTheme="minorHAnsi"/>
+                <w:noProof/>
+                <w:sz w:val="24"/>
+                <w:szCs w:val="24"/>
+              </w:rPr>
+              <w:tab/>
+            </w:r>
+            <w:r>
+              <w:rPr>
+                <w:rStyle w:val="Hyperlink"/>
+                <w:noProof/>
+              </w:rPr>
+              <w:t>Edit Rate Details When Required</w:t>
+            </w:r>
+            <w:r>
+              <w:rPr>
+                <w:noProof/>
+                <w:webHidden/>
+              </w:rPr>
+              <w:tab/>
+            </w:r>
+            <w:r>
+              <w:rPr>
+                <w:noProof/>
+                <w:webHidden/>
+              </w:rPr>
+              <w:fldChar w:fldCharType="begin"/>
+            </w:r>
+            <w:r>
+              <w:rPr>
+                <w:noProof/>
+                <w:webHidden/>
+              </w:rPr>
+              <w:instrText xml:space="preserve"> PAGEREF _Toc230808671 \h </w:instrText>
+            </w:r>
+            <w:r>
+              <w:rPr>
+                <w:noProof/>
+                <w:webHidden/>
+              </w:rPr>
+            </w:r>
+            <w:r>
+              <w:rPr>
+                <w:noProof/>
+                <w:webHidden/>
+              </w:rPr>
+              <w:fldChar w:fldCharType="separate"/>
+            </w:r>
+            <w:r>
+              <w:rPr>
+                <w:noProof/>
+                <w:webHidden/>
+              </w:rPr>
+              <w:t>10</w:t>
+            </w:r>
+            <w:r>
+              <w:rPr>
+                <w:noProof/>
+                <w:webHidden/>
+              </w:rPr>
+              <w:fldChar w:fldCharType="end"/>
+            </w:r>
+          </w:hyperlink>
+        </w:p>
+        <w:p>
+          <w:pPr>
+            <w:pStyle w:val="TOC1"/>
+            <w:rPr>
+              <w:rFonts w:asciiTheme="minorHAnsi" w:eastAsiaTheme="minorEastAsia" w:hAnsiTheme="minorHAnsi"/>
+              <w:b w:val="0"/>
+              <w:caps w:val="0"/>
+              <w:sz w:val="24"/>
+              <w:szCs w:val="24"/>
+            </w:rPr>
+          </w:pPr>
+          <w:hyperlink w:anchor="_Toc230808672" w:history="1">
+            <w:r>
+              <w:rPr>
+                <w:rStyle w:val="Hyperlink"/>
+              </w:rPr>
+              <w:t>7</w:t>
+            </w:r>
+            <w:r>
+              <w:rPr>
+                <w:rFonts w:asciiTheme="minorHAnsi" w:eastAsiaTheme="minorEastAsia" w:hAnsiTheme="minorHAnsi"/>
+                <w:b w:val="0"/>
+                <w:caps w:val="0"/>
+                <w:sz w:val="24"/>
+                <w:szCs w:val="24"/>
+              </w:rPr>
+              <w:tab/>
+            </w:r>
+            <w:r>
+              <w:rPr>
+                <w:rStyle w:val="Hyperlink"/>
+              </w:rPr>
+              <w:t>PROCEDURE 4 – COMPLETE THE CALL AS A QUOTE</w:t>
+            </w:r>
+            <w:r>
+              <w:rPr>
+                <w:webHidden/>
+              </w:rPr>
+              <w:tab/>
+            </w:r>
+            <w:r>
+              <w:rPr>
+                <w:webHidden/>
+              </w:rPr>
+              <w:fldChar w:fldCharType="begin"/>
+            </w:r>
+            <w:r>
+              <w:rPr>
+                <w:webHidden/>
+              </w:rPr>
+              <w:instrText xml:space="preserve"> PAGEREF _Toc230808672 \h </w:instrText>
+            </w:r>
+            <w:r>
+              <w:rPr>
+                <w:webHidden/>
+              </w:rPr>
+            </w:r>
+            <w:r>
+              <w:rPr>
+                <w:webHidden/>
+              </w:rPr>
+              <w:fldChar w:fldCharType="separate"/>
+            </w:r>
+            <w:r>
+              <w:rPr>
+                <w:webHidden/>
+              </w:rPr>
+              <w:t>11</w:t>
+            </w:r>
+            <w:r>
+              <w:rPr>
+                <w:webHidden/>
+              </w:rPr>
+              <w:fldChar w:fldCharType="end"/>
+            </w:r>
+          </w:hyperlink>
+        </w:p>
+        <w:p>
+          <w:pPr>
+            <w:pStyle w:val="TOC2"/>
+            <w:tabs>
+              <w:tab w:val="left" w:pos="960"/>
+              <w:tab w:val="right" w:leader="dot" w:pos="10530"/>
+            </w:tabs>
+            <w:rPr>
+              <w:rFonts w:asciiTheme="minorHAnsi" w:eastAsiaTheme="minorEastAsia" w:hAnsiTheme="minorHAnsi"/>
+              <w:noProof/>
+              <w:sz w:val="24"/>
+              <w:szCs w:val="24"/>
+            </w:rPr>
+          </w:pPr>
+          <w:hyperlink w:anchor="_Toc230808673" w:history="1">
+            <w:r>
+              <w:rPr>
+                <w:rStyle w:val="Hyperlink"/>
+                <w:noProof/>
+              </w:rPr>
+              <w:t>7.1</w:t>
+            </w:r>
+            <w:r>
+              <w:rPr>
+                <w:rFonts w:asciiTheme="minorHAnsi" w:eastAsiaTheme="minorEastAsia" w:hAnsiTheme="minorHAnsi"/>
+                <w:noProof/>
+                <w:sz w:val="24"/>
+                <w:szCs w:val="24"/>
+              </w:rPr>
+              <w:tab/>
+            </w:r>
+            <w:r>
+              <w:rPr>
+                <w:rStyle w:val="Hyperlink"/>
+                <w:noProof/>
+              </w:rPr>
+              <w:t>Quote Outcome</w:t>
+            </w:r>
+            <w:r>
+              <w:rPr>
+                <w:noProof/>
+                <w:webHidden/>
+              </w:rPr>
+              <w:tab/>
+            </w:r>
+            <w:r>
+              <w:rPr>
+                <w:noProof/>
+                <w:webHidden/>
+              </w:rPr>
+              <w:fldChar w:fldCharType="begin"/>
+            </w:r>
+            <w:r>
+              <w:rPr>
+                <w:noProof/>
+                <w:webHidden/>
+              </w:rPr>
+              <w:instrText xml:space="preserve"> PAGEREF _Toc230808673 \h </w:instrText>
+            </w:r>
+            <w:r>
+              <w:rPr>
+                <w:noProof/>
+                <w:webHidden/>
+              </w:rPr>
+            </w:r>
+            <w:r>
+              <w:rPr>
+                <w:noProof/>
+                <w:webHidden/>
+              </w:rPr>
+              <w:fldChar w:fldCharType="separate"/>
+            </w:r>
+            <w:r>
+              <w:rPr>
+                <w:noProof/>
+                <w:webHidden/>
+              </w:rPr>
+              <w:t>11</w:t>
+            </w:r>
+            <w:r>
+              <w:rPr>
+                <w:noProof/>
+                <w:webHidden/>
+              </w:rPr>
+              <w:fldChar w:fldCharType="end"/>
+            </w:r>
+          </w:hyperlink>
+        </w:p>
+        <w:p>
+          <w:pPr>
+            <w:pStyle w:val="TOC1"/>
+            <w:rPr>
+              <w:rFonts w:asciiTheme="minorHAnsi" w:eastAsiaTheme="minorEastAsia" w:hAnsiTheme="minorHAnsi"/>
+              <w:b w:val="0"/>
+              <w:caps w:val="0"/>
+              <w:sz w:val="24"/>
+              <w:szCs w:val="24"/>
+            </w:rPr>
+          </w:pPr>
+          <w:hyperlink w:anchor="_Toc230808674" w:history="1">
+            <w:r>
+              <w:rPr>
+                <w:rStyle w:val="Hyperlink"/>
+              </w:rPr>
+              <w:t>8</w:t>
+            </w:r>
+            <w:r>
+              <w:rPr>
+                <w:rFonts w:asciiTheme="minorHAnsi" w:eastAsiaTheme="minorEastAsia" w:hAnsiTheme="minorHAnsi"/>
+                <w:b w:val="0"/>
+                <w:caps w:val="0"/>
+                <w:sz w:val="24"/>
+                <w:szCs w:val="24"/>
+              </w:rPr>
+              <w:tab/>
+            </w:r>
+            <w:r>
+              <w:rPr>
+                <w:rStyle w:val="Hyperlink"/>
+              </w:rPr>
+              <w:t>PROCEDURE 5 – COMPLETE THE CALL AS A SALE</w:t>
+            </w:r>
+            <w:r>
+              <w:rPr>
+                <w:webHidden/>
+              </w:rPr>
+              <w:tab/>
+            </w:r>
+            <w:r>
+              <w:rPr>
+                <w:webHidden/>
+              </w:rPr>
+              <w:fldChar w:fldCharType="begin"/>
+            </w:r>
+            <w:r>
+              <w:rPr>
+                <w:webHidden/>
+              </w:rPr>
+              <w:instrText xml:space="preserve"> PAGEREF _Toc230808674 \h </w:instrText>
+            </w:r>
+            <w:r>
+              <w:rPr>
+                <w:webHidden/>
+              </w:rPr>
+            </w:r>
+            <w:r>
+              <w:rPr>
+                <w:webHidden/>
+              </w:rPr>
+              <w:fldChar w:fldCharType="separate"/>
+            </w:r>
+            <w:r>
+              <w:rPr>
+                <w:webHidden/>
+              </w:rPr>
+              <w:t>12</w:t>
+            </w:r>
+            <w:r>
+              <w:rPr>
+                <w:webHidden/>
+              </w:rPr>
+              <w:fldChar w:fldCharType="end"/>
+            </w:r>
+          </w:hyperlink>
+        </w:p>
+        <w:p>
+          <w:pPr>
+            <w:pStyle w:val="TOC2"/>
+            <w:tabs>
+              <w:tab w:val="left" w:pos="960"/>
+              <w:tab w:val="right" w:leader="dot" w:pos="10530"/>
+            </w:tabs>
+            <w:rPr>
+              <w:rFonts w:asciiTheme="minorHAnsi" w:eastAsiaTheme="minorEastAsia" w:hAnsiTheme="minorHAnsi"/>
+              <w:noProof/>
+              <w:sz w:val="24"/>
+              <w:szCs w:val="24"/>
+            </w:rPr>
+          </w:pPr>
+          <w:hyperlink w:anchor="_Toc230808675" w:history="1">
+            <w:r>
+              <w:rPr>
+                <w:rStyle w:val="Hyperlink"/>
+                <w:noProof/>
+              </w:rPr>
+              <w:t>8.1</w:t>
+            </w:r>
+            <w:r>
+              <w:rPr>
+                <w:rFonts w:asciiTheme="minorHAnsi" w:eastAsiaTheme="minorEastAsia" w:hAnsiTheme="minorHAnsi"/>
+                <w:noProof/>
+                <w:sz w:val="24"/>
+                <w:szCs w:val="24"/>
+              </w:rPr>
+              <w:tab/>
+            </w:r>
+            <w:r>
+              <w:rPr>
+                <w:rStyle w:val="Hyperlink"/>
+                <w:noProof/>
+              </w:rPr>
+              <w:t>Sale Outcome</w:t>
+            </w:r>
+            <w:r>
+              <w:rPr>
+                <w:noProof/>
+                <w:webHidden/>
+              </w:rPr>
+              <w:tab/>
+            </w:r>
+            <w:r>
+              <w:rPr>
+                <w:noProof/>
+                <w:webHidden/>
+              </w:rPr>
+              <w:fldChar w:fldCharType="begin"/>
+            </w:r>
+            <w:r>
+              <w:rPr>
+                <w:noProof/>
+                <w:webHidden/>
+              </w:rPr>
+              <w:instrText xml:space="preserve"> PAGEREF _Toc230808675 \h </w:instrText>
+            </w:r>
+            <w:r>
+              <w:rPr>
+                <w:noProof/>
+                <w:webHidden/>
+              </w:rPr>
+            </w:r>
+            <w:r>
+              <w:rPr>
+                <w:noProof/>
+                <w:webHidden/>
+              </w:rPr>
+              <w:fldChar w:fldCharType="separate"/>
+            </w:r>
+            <w:r>
+              <w:rPr>
+                <w:noProof/>
+                <w:webHidden/>
+              </w:rPr>
+              <w:t>12</w:t>
+            </w:r>
+            <w:r>
+              <w:rPr>
+                <w:noProof/>
+                <w:webHidden/>
+              </w:rPr>
+              <w:fldChar w:fldCharType="end"/>
+            </w:r>
+          </w:hyperlink>
+        </w:p>
+        <w:p>
+          <w:pPr>
+            <w:pStyle w:val="TOC1"/>
+            <w:rPr>
+              <w:rFonts w:asciiTheme="minorHAnsi" w:eastAsiaTheme="minorEastAsia" w:hAnsiTheme="minorHAnsi"/>
+              <w:b w:val="0"/>
+              <w:caps w:val="0"/>
+              <w:sz w:val="24"/>
+              <w:szCs w:val="24"/>
+            </w:rPr>
+          </w:pPr>
+          <w:hyperlink w:anchor="_Toc230808676" w:history="1">
+            <w:r>
+              <w:rPr>
+                <w:rStyle w:val="Hyperlink"/>
+              </w:rPr>
+              <w:t>9</w:t>
+            </w:r>
+            <w:r>
+              <w:rPr>
+                <w:rFonts w:asciiTheme="minorHAnsi" w:eastAsiaTheme="minorEastAsia" w:hAnsiTheme="minorHAnsi"/>
+                <w:b w:val="0"/>
+                <w:caps w:val="0"/>
+                <w:sz w:val="24"/>
+                <w:szCs w:val="24"/>
+              </w:rPr>
+              <w:tab/>
+            </w:r>
+            <w:r>
+              <w:rPr>
+                <w:rStyle w:val="Hyperlink"/>
+              </w:rPr>
+              <w:t>PROCEDURE 6 – COMPLETE THE CALL AS A NO SALE</w:t>
+            </w:r>
+            <w:r>
+              <w:rPr>
+                <w:webHidden/>
+              </w:rPr>
+              <w:tab/>
+            </w:r>
+            <w:r>
+              <w:rPr>
+                <w:webHidden/>
+              </w:rPr>
+              <w:fldChar w:fldCharType="begin"/>
+            </w:r>
+            <w:r>
+              <w:rPr>
+                <w:webHidden/>
+              </w:rPr>
+              <w:instrText xml:space="preserve"> PAGEREF _Toc230808676 \h </w:instrText>
+            </w:r>
+            <w:r>
+              <w:rPr>
+                <w:webHidden/>
+              </w:rPr>
+            </w:r>
+            <w:r>
+              <w:rPr>
+                <w:webHidden/>
+              </w:rPr>
+              <w:fldChar w:fldCharType="separate"/>
+            </w:r>
+            <w:r>
+              <w:rPr>
+                <w:webHidden/>
+              </w:rPr>
+              <w:t>13</w:t>
+            </w:r>
+            <w:r>
+              <w:rPr>
+                <w:webHidden/>
+              </w:rPr>
+              <w:fldChar w:fldCharType="end"/>
+            </w:r>
+          </w:hyperlink>
+        </w:p>
+        <w:p>
+          <w:pPr>
+            <w:pStyle w:val="TOC2"/>
+            <w:tabs>
+              <w:tab w:val="left" w:pos="960"/>
+              <w:tab w:val="right" w:leader="dot" w:pos="10530"/>
+            </w:tabs>
+            <w:rPr>
+              <w:rFonts w:asciiTheme="minorHAnsi" w:eastAsiaTheme="minorEastAsia" w:hAnsiTheme="minorHAnsi"/>
+              <w:noProof/>
+              <w:sz w:val="24"/>
+              <w:szCs w:val="24"/>
+            </w:rPr>
+          </w:pPr>
+          <w:hyperlink w:anchor="_Toc230808677" w:history="1">
+            <w:r>
+              <w:rPr>
+                <w:rStyle w:val="Hyperlink"/>
+                <w:noProof/>
+              </w:rPr>
+              <w:t>9.1</w:t>
+            </w:r>
+            <w:r>
+              <w:rPr>
+                <w:rFonts w:asciiTheme="minorHAnsi" w:eastAsiaTheme="minorEastAsia" w:hAnsiTheme="minorHAnsi"/>
+                <w:noProof/>
+                <w:sz w:val="24"/>
+                <w:szCs w:val="24"/>
+              </w:rPr>
+              <w:tab/>
+            </w:r>
+            <w:r>
+              <w:rPr>
+                <w:rStyle w:val="Hyperlink"/>
+                <w:noProof/>
+              </w:rPr>
+              <w:t>No-Sale Outcome</w:t>
+            </w:r>
+            <w:r>
+              <w:rPr>
+                <w:noProof/>
+                <w:webHidden/>
+              </w:rPr>
+              <w:tab/>
+            </w:r>
+            <w:r>
+              <w:rPr>
+                <w:noProof/>
+                <w:webHidden/>
+              </w:rPr>
+              <w:fldChar w:fldCharType="begin"/>
+            </w:r>
+            <w:r>
+              <w:rPr>
+                <w:noProof/>
+                <w:webHidden/>
+              </w:rPr>
+              <w:instrText xml:space="preserve"> PAGEREF _Toc230808677 \h </w:instrText>
+            </w:r>
+            <w:r>
+              <w:rPr>
+                <w:noProof/>
+                <w:webHidden/>
+              </w:rPr>
+            </w:r>
+            <w:r>
+              <w:rPr>
+                <w:noProof/>
+                <w:webHidden/>
+              </w:rPr>
+              <w:fldChar w:fldCharType="separate"/>
+            </w:r>
+            <w:r>
+              <w:rPr>
+                <w:noProof/>
+                <w:webHidden/>
+              </w:rPr>
+              <w:t>13</w:t>
+            </w:r>
+            <w:r>
+              <w:rPr>
+                <w:noProof/>
+                <w:webHidden/>
+              </w:rPr>
+              <w:fldChar w:fldCharType="end"/>
+            </w:r>
+          </w:hyperlink>
+        </w:p>
+        <w:p>
+          <w:pPr>
+            <w:pStyle w:val="TOC1"/>
+            <w:rPr>
+              <w:rFonts w:asciiTheme="minorHAnsi" w:eastAsiaTheme="minorEastAsia" w:hAnsiTheme="minorHAnsi"/>
+              <w:b w:val="0"/>
+              <w:caps w:val="0"/>
+              <w:sz w:val="24"/>
+              <w:szCs w:val="24"/>
+            </w:rPr>
+          </w:pPr>
+          <w:hyperlink w:anchor="_Toc230808678" w:history="1">
+            <w:r>
+              <w:rPr>
+                <w:rStyle w:val="Hyperlink"/>
+              </w:rPr>
+              <w:t>10</w:t>
+            </w:r>
+            <w:r>
+              <w:rPr>
+                <w:rFonts w:asciiTheme="minorHAnsi" w:eastAsiaTheme="minorEastAsia" w:hAnsiTheme="minorHAnsi"/>
+                <w:b w:val="0"/>
+                <w:caps w:val="0"/>
+                <w:sz w:val="24"/>
+                <w:szCs w:val="24"/>
+              </w:rPr>
+              <w:tab/>
+            </w:r>
+            <w:r>
+              <w:rPr>
+                <w:rStyle w:val="Hyperlink"/>
+              </w:rPr>
+              <w:t>PROCEDURE 7 – FINALIZE THE CALL</w:t>
+            </w:r>
+            <w:r>
+              <w:rPr>
+                <w:webHidden/>
+              </w:rPr>
+              <w:tab/>
+            </w:r>
+            <w:r>
+              <w:rPr>
+                <w:webHidden/>
+              </w:rPr>
+              <w:fldChar w:fldCharType="begin"/>
+            </w:r>
+            <w:r>
+              <w:rPr>
+                <w:webHidden/>
+              </w:rPr>
+              <w:instrText xml:space="preserve"> PAGEREF _Toc230808678 \h </w:instrText>
+            </w:r>
+            <w:r>
+              <w:rPr>
+                <w:webHidden/>
+              </w:rPr>
+            </w:r>
+            <w:r>
+              <w:rPr>
+                <w:webHidden/>
+              </w:rPr>
+              <w:fldChar w:fldCharType="separate"/>
+            </w:r>
+            <w:r>
+              <w:rPr>
+                <w:webHidden/>
+              </w:rPr>
+              <w:t>14</w:t>
+            </w:r>
+            <w:r>
+              <w:rPr>
+                <w:webHidden/>
+              </w:rPr>
+              <w:fldChar w:fldCharType="end"/>
+            </w:r>
+          </w:hyperlink>
+        </w:p>
+        <w:p>
+          <w:pPr>
+            <w:pStyle w:val="TOC2"/>
+            <w:tabs>
+              <w:tab w:val="left" w:pos="960"/>
+              <w:tab w:val="right" w:leader="dot" w:pos="10530"/>
+            </w:tabs>
+            <w:rPr>
+              <w:rFonts w:asciiTheme="minorHAnsi" w:eastAsiaTheme="minorEastAsia" w:hAnsiTheme="minorHAnsi"/>
+              <w:noProof/>
+              <w:sz w:val="24"/>
+              <w:szCs w:val="24"/>
+            </w:rPr>
+          </w:pPr>
+          <w:hyperlink w:anchor="_Toc230808679" w:history="1">
+            <w:r>
+              <w:rPr>
+                <w:rStyle w:val="Hyperlink"/>
+                <w:noProof/>
+              </w:rPr>
+              <w:t>10.1</w:t>
+            </w:r>
+            <w:r>
+              <w:rPr>
+                <w:rFonts w:asciiTheme="minorHAnsi" w:eastAsiaTheme="minorEastAsia" w:hAnsiTheme="minorHAnsi"/>
+                <w:noProof/>
+                <w:sz w:val="24"/>
+                <w:szCs w:val="24"/>
+              </w:rPr>
+              <w:tab/>
+            </w:r>
+            <w:r>
+              <w:rPr>
+                <w:rStyle w:val="Hyperlink"/>
+                <w:noProof/>
+              </w:rPr>
+              <w:t>Finalize the Workflow</w:t>
+            </w:r>
+            <w:r>
+              <w:rPr>
+                <w:noProof/>
+                <w:webHidden/>
+              </w:rPr>
+              <w:tab/>
+            </w:r>
+            <w:r>
+              <w:rPr>
+                <w:noProof/>
+                <w:webHidden/>
+              </w:rPr>
+              <w:fldChar w:fldCharType="begin"/>
+            </w:r>
+            <w:r>
+              <w:rPr>
+                <w:noProof/>
+                <w:webHidden/>
+              </w:rPr>
+              <w:instrText xml:space="preserve"> PAGEREF _Toc230808679 \h </w:instrText>
+            </w:r>
+            <w:r>
+              <w:rPr>
+                <w:noProof/>
+                <w:webHidden/>
+              </w:rPr>
+            </w:r>
+            <w:r>
+              <w:rPr>
+                <w:noProof/>
+                <w:webHidden/>
+              </w:rPr>
+              <w:fldChar w:fldCharType="separate"/>
+            </w:r>
+            <w:r>
+              <w:rPr>
+                <w:noProof/>
+                <w:webHidden/>
+              </w:rPr>
+              <w:t>14</w:t>
+            </w:r>
+            <w:r>
+              <w:rPr>
+                <w:noProof/>
+                <w:webHidden/>
+              </w:rPr>
+              <w:fldChar w:fldCharType="end"/>
+            </w:r>
+          </w:hyperlink>
+        </w:p>
+        <w:p>
+          <w:pPr>
+            <w:pStyle w:val="TOC1"/>
+            <w:rPr>
+              <w:rFonts w:asciiTheme="minorHAnsi" w:eastAsiaTheme="minorEastAsia" w:hAnsiTheme="minorHAnsi"/>
+              <w:b w:val="0"/>
+              <w:caps w:val="0"/>
+              <w:sz w:val="24"/>
+              <w:szCs w:val="24"/>
+            </w:rPr>
+          </w:pPr>
+          <w:hyperlink w:anchor="_Toc230808680" w:history="1">
+            <w:r>
+              <w:rPr>
+                <w:rStyle w:val="Hyperlink"/>
+              </w:rPr>
+              <w:t>11</w:t>
+            </w:r>
+            <w:r>
+              <w:rPr>
+                <w:rFonts w:asciiTheme="minorHAnsi" w:eastAsiaTheme="minorEastAsia" w:hAnsiTheme="minorHAnsi"/>
+                <w:b w:val="0"/>
+                <w:caps w:val="0"/>
+                <w:sz w:val="24"/>
+                <w:szCs w:val="24"/>
+              </w:rPr>
+              <w:tab/>
+            </w:r>
+            <w:r>
+              <w:rPr>
+                <w:rStyle w:val="Hyperlink"/>
+              </w:rPr>
               <w:t>APPROVAL SIGNATURES</w:t>
             </w:r>
             <w:r>
@@ -2054,7 +2915,7 @@
               <w:rPr>
                 <w:webHidden/>
               </w:rPr>
-              <w:instrText xml:space="preserve"> PAGEREF _Toc224747978 \h </w:instrText>
+              <w:instrText xml:space="preserve"> PAGEREF _Toc230808680 \h </w:instrText>
             </w:r>
             <w:r>
               <w:rPr>
@@ -2071,7 +2932,7 @@
               <w:rPr>
                 <w:webHidden/>
               </w:rPr>
-              <w:t>7</w:t>
+              <w:t>15</w:t>
             </w:r>
             <w:r>
               <w:rPr>
@@ -2110,35 +2971,10 @@
     </w:p>
     <w:p>
       <w:pPr>
-        <w:pStyle w:val="NoSpacing"/>
-      </w:pPr>
-    </w:p>
-    <w:p>
-      <w:pPr>
-        <w:pStyle w:val="NoSpacing"/>
-      </w:pPr>
-    </w:p>
-    <w:p>
-      <w:pPr>
-        <w:pStyle w:val="NoSpacing"/>
-      </w:pPr>
-    </w:p>
-    <w:p>
-      <w:pPr>
-        <w:pStyle w:val="NoSpacing"/>
-      </w:pPr>
-    </w:p>
-    <w:p>
-      <w:pPr>
-        <w:pStyle w:val="NoSpacing"/>
-      </w:pPr>
-    </w:p>
-    <w:p>
-      <w:pPr>
         <w:pStyle w:val="Heading1"/>
         <w:spacing w:after="360"/>
       </w:pPr>
-      <w:bookmarkStart w:id="0" w:name="_Toc224747958"/>
+      <w:bookmarkStart w:id="0" w:name="_Toc230808650"/>
       <w:r>
         <w:lastRenderedPageBreak/>
         <w:t>DOCUMENT INFORMATION</w:t>
@@ -2149,7 +2985,7 @@
       <w:pPr>
         <w:pStyle w:val="Heading2"/>
       </w:pPr>
-      <w:bookmarkStart w:id="1" w:name="_Toc224747959"/>
+      <w:bookmarkStart w:id="1" w:name="_Toc230808651"/>
       <w:r>
         <w:t>Validation</w:t>
       </w:r>
@@ -2158,7 +2994,7 @@
     <w:tbl>
       <w:tblPr>
         <w:tblStyle w:val="TableGrid"/>
-        <w:tblW w:w="10615" w:type="dxa"/>
+        <w:tblW w:w="0" w:type="auto"/>
         <w:tblBorders>
           <w:top w:val="single" w:sz="4" w:space="0" w:color="D1D1D1" w:themeColor="background2" w:themeShade="E6"/>
           <w:left w:val="single" w:sz="4" w:space="0" w:color="D1D1D1" w:themeColor="background2" w:themeShade="E6"/>
@@ -2172,8 +3008,8 @@
       <w:tblGrid>
         <w:gridCol w:w="1765"/>
         <w:gridCol w:w="2190"/>
-        <w:gridCol w:w="2970"/>
-        <w:gridCol w:w="3690"/>
+        <w:gridCol w:w="4590"/>
+        <w:gridCol w:w="1980"/>
       </w:tblGrid>
       <w:tr>
         <w:tc>
@@ -2206,7 +3042,7 @@
         </w:tc>
         <w:tc>
           <w:tcPr>
-            <w:tcW w:w="2970" w:type="dxa"/>
+            <w:tcW w:w="4590" w:type="dxa"/>
             <w:shd w:val="clear" w:color="auto" w:fill="4F7ABA"/>
           </w:tcPr>
           <w:p>
@@ -2233,7 +3069,7 @@
         </w:tc>
         <w:tc>
           <w:tcPr>
-            <w:tcW w:w="3690" w:type="dxa"/>
+            <w:tcW w:w="1980" w:type="dxa"/>
             <w:shd w:val="clear" w:color="auto" w:fill="4F7ABA"/>
           </w:tcPr>
           <w:p>
@@ -2303,7 +3139,7 @@
         </w:tc>
         <w:tc>
           <w:tcPr>
-            <w:tcW w:w="2970" w:type="dxa"/>
+            <w:tcW w:w="4590" w:type="dxa"/>
           </w:tcPr>
           <w:p>
             <w:pPr>
@@ -2323,7 +3159,7 @@
         </w:tc>
         <w:tc>
           <w:tcPr>
-            <w:tcW w:w="3690" w:type="dxa"/>
+            <w:tcW w:w="1980" w:type="dxa"/>
           </w:tcPr>
           <w:p>
             <w:pPr>
@@ -2421,7 +3257,7 @@
         </w:tc>
         <w:tc>
           <w:tcPr>
-            <w:tcW w:w="2970" w:type="dxa"/>
+            <w:tcW w:w="4590" w:type="dxa"/>
           </w:tcPr>
           <w:p>
             <w:pPr>
@@ -2441,7 +3277,7 @@
         </w:tc>
         <w:tc>
           <w:tcPr>
-            <w:tcW w:w="3690" w:type="dxa"/>
+            <w:tcW w:w="1980" w:type="dxa"/>
           </w:tcPr>
           <w:p>
             <w:pPr>
@@ -2525,7 +3361,7 @@
         </w:tc>
         <w:tc>
           <w:tcPr>
-            <w:tcW w:w="2970" w:type="dxa"/>
+            <w:tcW w:w="4590" w:type="dxa"/>
           </w:tcPr>
           <w:p>
             <w:pPr>
@@ -2538,7 +3374,7 @@
         </w:tc>
         <w:tc>
           <w:tcPr>
-            <w:tcW w:w="3690" w:type="dxa"/>
+            <w:tcW w:w="1980" w:type="dxa"/>
           </w:tcPr>
           <w:p>
             <w:pPr>
@@ -2594,7 +3430,7 @@
         </w:tc>
         <w:tc>
           <w:tcPr>
-            <w:tcW w:w="2970" w:type="dxa"/>
+            <w:tcW w:w="4590" w:type="dxa"/>
           </w:tcPr>
           <w:p>
             <w:pPr>
@@ -2614,7 +3450,7 @@
         </w:tc>
         <w:tc>
           <w:tcPr>
-            <w:tcW w:w="3690" w:type="dxa"/>
+            <w:tcW w:w="1980" w:type="dxa"/>
           </w:tcPr>
           <w:p>
             <w:pPr>
@@ -2698,7 +3534,7 @@
         </w:tc>
         <w:tc>
           <w:tcPr>
-            <w:tcW w:w="2970" w:type="dxa"/>
+            <w:tcW w:w="4590" w:type="dxa"/>
           </w:tcPr>
           <w:p>
             <w:pPr>
@@ -2711,7 +3547,7 @@
         </w:tc>
         <w:tc>
           <w:tcPr>
-            <w:tcW w:w="3690" w:type="dxa"/>
+            <w:tcW w:w="1980" w:type="dxa"/>
           </w:tcPr>
           <w:p>
             <w:pPr>
@@ -2729,7 +3565,7 @@
       <w:pPr>
         <w:pStyle w:val="Heading2"/>
       </w:pPr>
-      <w:bookmarkStart w:id="2" w:name="_Toc224747960"/>
+      <w:bookmarkStart w:id="2" w:name="_Toc230808652"/>
       <w:r>
         <w:t>Document Distribution</w:t>
       </w:r>
@@ -2738,7 +3574,7 @@
     <w:tbl>
       <w:tblPr>
         <w:tblStyle w:val="TableGrid"/>
-        <w:tblW w:w="10615" w:type="dxa"/>
+        <w:tblW w:w="0" w:type="auto"/>
         <w:tblBorders>
           <w:top w:val="single" w:sz="4" w:space="0" w:color="D1D1D1" w:themeColor="background2" w:themeShade="E6"/>
           <w:left w:val="single" w:sz="4" w:space="0" w:color="D1D1D1" w:themeColor="background2" w:themeShade="E6"/>
@@ -2751,7 +3587,7 @@
       </w:tblPr>
       <w:tblGrid>
         <w:gridCol w:w="3955"/>
-        <w:gridCol w:w="6660"/>
+        <w:gridCol w:w="6570"/>
       </w:tblGrid>
       <w:tr>
         <w:tc>
@@ -2783,7 +3619,7 @@
         </w:tc>
         <w:tc>
           <w:tcPr>
-            <w:tcW w:w="6660" w:type="dxa"/>
+            <w:tcW w:w="6570" w:type="dxa"/>
             <w:shd w:val="clear" w:color="auto" w:fill="4F7ABA"/>
           </w:tcPr>
           <w:p>
@@ -2833,7 +3669,7 @@
         </w:tc>
         <w:tc>
           <w:tcPr>
-            <w:tcW w:w="6660" w:type="dxa"/>
+            <w:tcW w:w="6570" w:type="dxa"/>
           </w:tcPr>
           <w:p>
             <w:pPr>
@@ -2875,7 +3711,7 @@
         </w:tc>
         <w:tc>
           <w:tcPr>
-            <w:tcW w:w="6660" w:type="dxa"/>
+            <w:tcW w:w="6570" w:type="dxa"/>
           </w:tcPr>
           <w:p>
             <w:pPr>
@@ -2917,7 +3753,7 @@
         </w:tc>
         <w:tc>
           <w:tcPr>
-            <w:tcW w:w="6660" w:type="dxa"/>
+            <w:tcW w:w="6570" w:type="dxa"/>
           </w:tcPr>
           <w:p>
             <w:pPr>
@@ -2942,7 +3778,7 @@
       <w:pPr>
         <w:pStyle w:val="Heading2"/>
       </w:pPr>
-      <w:bookmarkStart w:id="3" w:name="_Toc224747961"/>
+      <w:bookmarkStart w:id="3" w:name="_Toc230808653"/>
       <w:r>
         <w:t>Version Control</w:t>
       </w:r>
@@ -2951,7 +3787,7 @@
     <w:tbl>
       <w:tblPr>
         <w:tblStyle w:val="TableGrid"/>
-        <w:tblW w:w="10615" w:type="dxa"/>
+        <w:tblW w:w="0" w:type="auto"/>
         <w:tblBorders>
           <w:top w:val="single" w:sz="4" w:space="0" w:color="D1D1D1" w:themeColor="background2" w:themeShade="E6"/>
           <w:left w:val="single" w:sz="4" w:space="0" w:color="D1D1D1" w:themeColor="background2" w:themeShade="E6"/>
@@ -2966,7 +3802,7 @@
         <w:gridCol w:w="985"/>
         <w:gridCol w:w="1260"/>
         <w:gridCol w:w="1710"/>
-        <w:gridCol w:w="6660"/>
+        <w:gridCol w:w="6570"/>
       </w:tblGrid>
       <w:tr>
         <w:tc>
@@ -3052,7 +3888,7 @@
         </w:tc>
         <w:tc>
           <w:tcPr>
-            <w:tcW w:w="6660" w:type="dxa"/>
+            <w:tcW w:w="6570" w:type="dxa"/>
             <w:shd w:val="clear" w:color="auto" w:fill="4F7ABA"/>
           </w:tcPr>
           <w:p>
@@ -3182,7 +4018,7 @@
         </w:tc>
         <w:tc>
           <w:tcPr>
-            <w:tcW w:w="6660" w:type="dxa"/>
+            <w:tcW w:w="6570" w:type="dxa"/>
           </w:tcPr>
           <w:p>
             <w:pPr>
@@ -3215,7 +4051,7 @@
                 <w:sz w:val="20"/>
                 <w:szCs w:val="20"/>
               </w:rPr>
-              <w:t xml:space="preserve"> version of the HUB Call Wizard Process Workflow user guide (UGU)</w:t>
+              <w:t xml:space="preserve"> version of the HUB Call Wizard Process Workflow Standard Operating Procedure (SOP)</w:t>
             </w:r>
           </w:p>
         </w:tc>
@@ -3266,7 +4102,7 @@
         </w:tc>
         <w:tc>
           <w:tcPr>
-            <w:tcW w:w="6660" w:type="dxa"/>
+            <w:tcW w:w="6570" w:type="dxa"/>
           </w:tcPr>
           <w:p>
             <w:pPr>
@@ -3325,7 +4161,7 @@
         </w:tc>
         <w:tc>
           <w:tcPr>
-            <w:tcW w:w="6660" w:type="dxa"/>
+            <w:tcW w:w="6570" w:type="dxa"/>
           </w:tcPr>
           <w:p>
             <w:pPr>
@@ -3376,10 +4212,16 @@
         <w:pStyle w:val="Heading1"/>
         <w:spacing w:after="360"/>
       </w:pPr>
-      <w:bookmarkStart w:id="4" w:name="_Toc224747962"/>
+      <w:bookmarkStart w:id="4" w:name="_Toc230808654"/>
       <w:r>
         <w:lastRenderedPageBreak/>
-        <w:t>PREFACE</w:t>
+        <w:t>P</w:t>
+      </w:r>
+      <w:r>
+        <w:t>UR</w:t>
+      </w:r>
+      <w:r>
+        <w:t>POSE &amp; CONTEXT</w:t>
       </w:r>
       <w:bookmarkEnd w:id="4"/>
     </w:p>
@@ -3387,7 +4229,7 @@
       <w:pPr>
         <w:pStyle w:val="Heading2"/>
       </w:pPr>
-      <w:bookmarkStart w:id="5" w:name="_Toc224747963"/>
+      <w:bookmarkStart w:id="5" w:name="_Toc230808655"/>
       <w:r>
         <w:t>About this document</w:t>
       </w:r>
@@ -3395,13 +4237,25 @@
     </w:p>
     <w:p>
       <w:r>
-        <w:t>Brief description about the document /</w:t>
-      </w:r>
-      <w:r>
-        <w:t xml:space="preserve"> user guide (UGU)</w:t>
-      </w:r>
-      <w:r>
-        <w:t xml:space="preserve">. </w:t>
+        <w:t>This Standard Operating Procedure describes the Call Wizard Process Workflow in HUB.</w:t>
+      </w:r>
+    </w:p>
+    <w:p>
+      <w:r>
+        <w:t>The Call Wizard is used to guide internal users through the process of handling an incoming customer call, identifying or creating the customer record, entering the service location, reviewing pricing options, and completing the call as a Quote, Sale, or No Sale.</w:t>
+      </w:r>
+    </w:p>
+    <w:p>
+      <w:r>
+        <w:t xml:space="preserve">The purpose of this SOP is to provide a clear operational process for completing the Call Wizard workflow directly in HUB. The workflow is intended to reduce the need for users to move between HUB and </w:t>
+      </w:r>
+      <w:proofErr w:type="spellStart"/>
+      <w:r>
+        <w:t>Quickbase</w:t>
+      </w:r>
+      <w:proofErr w:type="spellEnd"/>
+      <w:r>
+        <w:t xml:space="preserve"> while handling a live customer call. During the review meeting, the process was described as a way to keep call handling, customer review, site address entry, pricing, and final outcome selection inside HUB.</w:t>
       </w:r>
     </w:p>
     <w:p/>
@@ -3409,266 +4263,209 @@
       <w:pPr>
         <w:pStyle w:val="Heading2"/>
       </w:pPr>
-      <w:bookmarkStart w:id="6" w:name="_Toc224747964"/>
-      <w:r>
-        <w:t>Related documents</w:t>
+      <w:bookmarkStart w:id="6" w:name="_Toc230808656"/>
+      <w:r>
+        <w:t>Scope</w:t>
       </w:r>
       <w:bookmarkEnd w:id="6"/>
     </w:p>
     <w:p>
       <w:r>
-        <w:t>All documents or elements used for reference are presented in the following table:</w:t>
-      </w:r>
-    </w:p>
-    <w:tbl>
-      <w:tblPr>
-        <w:tblStyle w:val="TableGrid"/>
-        <w:tblW w:w="10615" w:type="dxa"/>
-        <w:tblBorders>
-          <w:top w:val="single" w:sz="4" w:space="0" w:color="D1D1D1" w:themeColor="background2" w:themeShade="E6"/>
-          <w:left w:val="single" w:sz="4" w:space="0" w:color="D1D1D1" w:themeColor="background2" w:themeShade="E6"/>
-          <w:bottom w:val="single" w:sz="4" w:space="0" w:color="D1D1D1" w:themeColor="background2" w:themeShade="E6"/>
-          <w:right w:val="single" w:sz="4" w:space="0" w:color="D1D1D1" w:themeColor="background2" w:themeShade="E6"/>
-          <w:insideH w:val="single" w:sz="4" w:space="0" w:color="D1D1D1" w:themeColor="background2" w:themeShade="E6"/>
-          <w:insideV w:val="single" w:sz="4" w:space="0" w:color="D1D1D1" w:themeColor="background2" w:themeShade="E6"/>
-        </w:tblBorders>
-        <w:tblLook w:val="04A0" w:firstRow="1" w:lastRow="0" w:firstColumn="1" w:lastColumn="0" w:noHBand="0" w:noVBand="1"/>
-      </w:tblPr>
-      <w:tblGrid>
-        <w:gridCol w:w="914"/>
-        <w:gridCol w:w="4571"/>
-        <w:gridCol w:w="4050"/>
-        <w:gridCol w:w="1080"/>
-      </w:tblGrid>
-      <w:tr>
-        <w:tc>
-          <w:tcPr>
-            <w:tcW w:w="914" w:type="dxa"/>
-            <w:shd w:val="clear" w:color="auto" w:fill="4F7ABA"/>
-          </w:tcPr>
-          <w:p>
-            <w:pPr>
-              <w:rPr>
-                <w:b/>
-                <w:bCs/>
-                <w:color w:val="FFFFFF" w:themeColor="background1"/>
-                <w:sz w:val="20"/>
-                <w:szCs w:val="20"/>
-              </w:rPr>
-            </w:pPr>
-            <w:r>
-              <w:rPr>
-                <w:b/>
-                <w:bCs/>
-                <w:color w:val="FFFFFF" w:themeColor="background1"/>
-                <w:sz w:val="20"/>
-                <w:szCs w:val="20"/>
-              </w:rPr>
-              <w:t>Title</w:t>
-            </w:r>
-          </w:p>
-        </w:tc>
-        <w:tc>
-          <w:tcPr>
-            <w:tcW w:w="4571" w:type="dxa"/>
-            <w:shd w:val="clear" w:color="auto" w:fill="4F7ABA"/>
-          </w:tcPr>
-          <w:p>
-            <w:pPr>
-              <w:rPr>
-                <w:b/>
-                <w:bCs/>
-                <w:color w:val="FFFFFF" w:themeColor="background1"/>
-                <w:sz w:val="20"/>
-                <w:szCs w:val="20"/>
-              </w:rPr>
-            </w:pPr>
-            <w:r>
-              <w:rPr>
-                <w:b/>
-                <w:bCs/>
-                <w:color w:val="FFFFFF" w:themeColor="background1"/>
-                <w:sz w:val="20"/>
-                <w:szCs w:val="20"/>
-              </w:rPr>
-              <w:t>Reference</w:t>
-            </w:r>
-          </w:p>
-        </w:tc>
-        <w:tc>
-          <w:tcPr>
-            <w:tcW w:w="4050" w:type="dxa"/>
-            <w:shd w:val="clear" w:color="auto" w:fill="4F7ABA"/>
-          </w:tcPr>
-          <w:p>
-            <w:pPr>
-              <w:rPr>
-                <w:b/>
-                <w:bCs/>
-                <w:color w:val="FFFFFF" w:themeColor="background1"/>
-                <w:sz w:val="20"/>
-                <w:szCs w:val="20"/>
-              </w:rPr>
-            </w:pPr>
-            <w:r>
-              <w:rPr>
-                <w:b/>
-                <w:bCs/>
-                <w:color w:val="FFFFFF" w:themeColor="background1"/>
-                <w:sz w:val="20"/>
-                <w:szCs w:val="20"/>
-              </w:rPr>
-              <w:t>Author</w:t>
-            </w:r>
-          </w:p>
-        </w:tc>
-        <w:tc>
-          <w:tcPr>
-            <w:tcW w:w="1080" w:type="dxa"/>
-            <w:shd w:val="clear" w:color="auto" w:fill="4F7ABA"/>
-          </w:tcPr>
-          <w:p>
-            <w:pPr>
-              <w:rPr>
-                <w:b/>
-                <w:bCs/>
-                <w:color w:val="FFFFFF" w:themeColor="background1"/>
-                <w:sz w:val="20"/>
-                <w:szCs w:val="20"/>
-              </w:rPr>
-            </w:pPr>
-            <w:r>
-              <w:rPr>
-                <w:b/>
-                <w:bCs/>
-                <w:color w:val="FFFFFF" w:themeColor="background1"/>
-                <w:sz w:val="20"/>
-                <w:szCs w:val="20"/>
-              </w:rPr>
-              <w:t>Version</w:t>
-            </w:r>
-          </w:p>
-        </w:tc>
-      </w:tr>
-      <w:tr>
-        <w:tc>
-          <w:tcPr>
-            <w:tcW w:w="914" w:type="dxa"/>
-          </w:tcPr>
-          <w:p>
-            <w:pPr>
-              <w:rPr>
-                <w:sz w:val="20"/>
-                <w:szCs w:val="20"/>
-              </w:rPr>
-            </w:pPr>
-            <w:r>
-              <w:rPr>
-                <w:sz w:val="20"/>
-                <w:szCs w:val="20"/>
-              </w:rPr>
-              <w:t>SOP</w:t>
-            </w:r>
-          </w:p>
-        </w:tc>
-        <w:tc>
-          <w:tcPr>
-            <w:tcW w:w="4571" w:type="dxa"/>
-          </w:tcPr>
-          <w:p>
-            <w:pPr>
-              <w:rPr>
-                <w:sz w:val="20"/>
-                <w:szCs w:val="20"/>
-              </w:rPr>
-            </w:pPr>
-            <w:r>
-              <w:rPr>
-                <w:sz w:val="20"/>
-                <w:szCs w:val="20"/>
-              </w:rPr>
-              <w:t>SOP about the guide.</w:t>
-            </w:r>
-          </w:p>
-        </w:tc>
-        <w:tc>
-          <w:tcPr>
-            <w:tcW w:w="4050" w:type="dxa"/>
-          </w:tcPr>
-          <w:p>
-            <w:pPr>
-              <w:rPr>
-                <w:sz w:val="20"/>
-                <w:szCs w:val="20"/>
-              </w:rPr>
-            </w:pPr>
-            <w:r>
-              <w:rPr>
-                <w:sz w:val="20"/>
-                <w:szCs w:val="20"/>
-              </w:rPr>
-              <w:t>Name of the author</w:t>
-            </w:r>
-          </w:p>
-        </w:tc>
-        <w:tc>
-          <w:tcPr>
-            <w:tcW w:w="1080" w:type="dxa"/>
-          </w:tcPr>
-          <w:p>
-            <w:pPr>
-              <w:jc w:val="center"/>
-              <w:rPr>
-                <w:sz w:val="20"/>
-                <w:szCs w:val="20"/>
-              </w:rPr>
-            </w:pPr>
-            <w:r>
-              <w:rPr>
-                <w:sz w:val="20"/>
-                <w:szCs w:val="20"/>
-              </w:rPr>
-              <w:t>1.0</w:t>
-            </w:r>
-          </w:p>
-        </w:tc>
-      </w:tr>
-    </w:tbl>
-    <w:p/>
+        <w:t xml:space="preserve">This SOP applies to the HUB Call Wizard workflow used for handling customer calls related to service requests, pricing, quotes, sales, and </w:t>
+      </w:r>
+      <w:proofErr w:type="gramStart"/>
+      <w:r>
+        <w:t>no</w:t>
+      </w:r>
+      <w:proofErr w:type="gramEnd"/>
+      <w:r>
+        <w:t>-sale outcomes.</w:t>
+      </w:r>
+    </w:p>
+    <w:p>
+      <w:pPr>
+        <w:rPr>
+          <w:b/>
+          <w:bCs/>
+        </w:rPr>
+      </w:pPr>
+      <w:r>
+        <w:rPr>
+          <w:b/>
+          <w:bCs/>
+        </w:rPr>
+        <w:t>In scope:</w:t>
+      </w:r>
+    </w:p>
+    <w:p>
+      <w:pPr>
+        <w:pStyle w:val="ListParagraph"/>
+        <w:numPr>
+          <w:ilvl w:val="0"/>
+          <w:numId w:val="3"/>
+        </w:numPr>
+      </w:pPr>
+      <w:r>
+        <w:t>Accessing and using the Call Wizard workflow in HUB.</w:t>
+      </w:r>
+    </w:p>
+    <w:p>
+      <w:pPr>
+        <w:pStyle w:val="ListParagraph"/>
+        <w:numPr>
+          <w:ilvl w:val="0"/>
+          <w:numId w:val="3"/>
+        </w:numPr>
+      </w:pPr>
+      <w:r>
+        <w:t>Reviewing caller information.</w:t>
+      </w:r>
+    </w:p>
+    <w:p>
+      <w:pPr>
+        <w:pStyle w:val="ListParagraph"/>
+        <w:numPr>
+          <w:ilvl w:val="0"/>
+          <w:numId w:val="3"/>
+        </w:numPr>
+      </w:pPr>
+      <w:r>
+        <w:t>Selecting an existing customer or creating a new customer.</w:t>
+      </w:r>
+    </w:p>
+    <w:p>
+      <w:pPr>
+        <w:pStyle w:val="ListParagraph"/>
+        <w:numPr>
+          <w:ilvl w:val="0"/>
+          <w:numId w:val="3"/>
+        </w:numPr>
+      </w:pPr>
+      <w:r>
+        <w:t>Entering or confirming the site address.</w:t>
+      </w:r>
+    </w:p>
+    <w:p>
+      <w:pPr>
+        <w:pStyle w:val="ListParagraph"/>
+        <w:numPr>
+          <w:ilvl w:val="0"/>
+          <w:numId w:val="3"/>
+        </w:numPr>
+      </w:pPr>
+      <w:r>
+        <w:t>Adding customer and site notes.</w:t>
+      </w:r>
+    </w:p>
+    <w:p>
+      <w:pPr>
+        <w:pStyle w:val="ListParagraph"/>
+        <w:numPr>
+          <w:ilvl w:val="0"/>
+          <w:numId w:val="3"/>
+        </w:numPr>
+      </w:pPr>
+      <w:r>
+        <w:t>Reviewing available products and pricing.</w:t>
+      </w:r>
+    </w:p>
+    <w:p>
+      <w:pPr>
+        <w:pStyle w:val="ListParagraph"/>
+        <w:numPr>
+          <w:ilvl w:val="0"/>
+          <w:numId w:val="3"/>
+        </w:numPr>
+      </w:pPr>
+      <w:r>
+        <w:t>Completing the call as Quote, Sale, or No Sale.</w:t>
+      </w:r>
+    </w:p>
+    <w:p>
+      <w:pPr>
+        <w:pStyle w:val="ListParagraph"/>
+        <w:numPr>
+          <w:ilvl w:val="0"/>
+          <w:numId w:val="3"/>
+        </w:numPr>
+      </w:pPr>
+      <w:r>
+        <w:t>Finalizing the call record.</w:t>
+      </w:r>
+    </w:p>
+    <w:p>
+      <w:pPr>
+        <w:rPr>
+          <w:b/>
+          <w:bCs/>
+        </w:rPr>
+      </w:pPr>
+      <w:r>
+        <w:rPr>
+          <w:b/>
+          <w:bCs/>
+        </w:rPr>
+        <w:t>Out of scope:</w:t>
+      </w:r>
+    </w:p>
+    <w:p>
+      <w:pPr>
+        <w:pStyle w:val="ListParagraph"/>
+        <w:numPr>
+          <w:ilvl w:val="0"/>
+          <w:numId w:val="4"/>
+        </w:numPr>
+      </w:pPr>
+      <w:r>
+        <w:t xml:space="preserve">Detailed </w:t>
+      </w:r>
+      <w:proofErr w:type="spellStart"/>
+      <w:r>
+        <w:t>Quickbase</w:t>
+      </w:r>
+      <w:proofErr w:type="spellEnd"/>
+      <w:r>
+        <w:t xml:space="preserve"> record management after finalization.</w:t>
+      </w:r>
+    </w:p>
+    <w:p>
+      <w:pPr>
+        <w:pStyle w:val="ListParagraph"/>
+        <w:numPr>
+          <w:ilvl w:val="0"/>
+          <w:numId w:val="4"/>
+        </w:numPr>
+      </w:pPr>
+      <w:r>
+        <w:t>Service Provider setup or configuration.</w:t>
+      </w:r>
+    </w:p>
+    <w:p>
+      <w:pPr>
+        <w:pStyle w:val="ListParagraph"/>
+        <w:numPr>
+          <w:ilvl w:val="0"/>
+          <w:numId w:val="4"/>
+        </w:numPr>
+      </w:pPr>
+      <w:r>
+        <w:t>Product catalog configuration.</w:t>
+      </w:r>
+    </w:p>
+    <w:p>
+      <w:pPr>
+        <w:pStyle w:val="ListParagraph"/>
+      </w:pPr>
+    </w:p>
     <w:p>
       <w:pPr>
         <w:pStyle w:val="Heading2"/>
       </w:pPr>
-      <w:bookmarkStart w:id="7" w:name="_Toc224747965"/>
-      <w:r>
-        <w:t>Who should read this document</w:t>
+      <w:bookmarkStart w:id="7" w:name="_Toc230808657"/>
+      <w:r>
+        <w:t>Roles &amp; Responsibilities</w:t>
       </w:r>
       <w:bookmarkEnd w:id="7"/>
-    </w:p>
-    <w:p>
-      <w:r>
-        <w:t>I</w:t>
-      </w:r>
-      <w:r>
-        <w:t xml:space="preserve">ntended for ZTERS team members </w:t>
-      </w:r>
-      <w:r>
-        <w:t xml:space="preserve">or customers </w:t>
-      </w:r>
-      <w:r>
-        <w:t>who interact with this application</w:t>
-      </w:r>
-    </w:p>
-    <w:p/>
-    <w:p>
-      <w:pPr>
-        <w:pStyle w:val="Heading2"/>
-      </w:pPr>
-      <w:bookmarkStart w:id="8" w:name="_Toc224747966"/>
-      <w:r>
-        <w:t>Terminology</w:t>
-      </w:r>
-      <w:bookmarkEnd w:id="8"/>
     </w:p>
     <w:tbl>
       <w:tblPr>
@@ -3689,6 +4486,9 @@
         <w:gridCol w:w="9090"/>
       </w:tblGrid>
       <w:tr>
+        <w:trPr>
+          <w:tblHeader/>
+        </w:trPr>
         <w:tc>
           <w:tcPr>
             <w:tcW w:w="1525" w:type="dxa"/>
@@ -3712,7 +4512,7 @@
                 <w:sz w:val="20"/>
                 <w:szCs w:val="20"/>
               </w:rPr>
-              <w:t>Term Used</w:t>
+              <w:t>Role</w:t>
             </w:r>
           </w:p>
         </w:tc>
@@ -3739,7 +4539,7 @@
                 <w:sz w:val="20"/>
                 <w:szCs w:val="20"/>
               </w:rPr>
-              <w:t>Description</w:t>
+              <w:t>Responsibilities</w:t>
             </w:r>
           </w:p>
         </w:tc>
@@ -3761,7 +4561,7 @@
                 <w:sz w:val="20"/>
                 <w:szCs w:val="20"/>
               </w:rPr>
-              <w:t>Term 1</w:t>
+              <w:t>Account Manager / Call Handling User</w:t>
             </w:r>
           </w:p>
         </w:tc>
@@ -3781,7 +4581,7 @@
                 <w:sz w:val="20"/>
                 <w:szCs w:val="20"/>
               </w:rPr>
-              <w:t>Definition / description 1</w:t>
+              <w:t>Handles the customer call, reviews caller information, selects or creates the customer, enters site address details, reviews pricing, selects the final call outcome, and finalizes the workflow.</w:t>
             </w:r>
           </w:p>
         </w:tc>
@@ -3803,7 +4603,7 @@
                 <w:sz w:val="20"/>
                 <w:szCs w:val="20"/>
               </w:rPr>
-              <w:t>Term 2</w:t>
+              <w:t>QA / Validation User</w:t>
             </w:r>
           </w:p>
         </w:tc>
@@ -3823,7 +4623,7 @@
                 <w:sz w:val="20"/>
                 <w:szCs w:val="20"/>
               </w:rPr>
-              <w:t>Definition / description 2</w:t>
+              <w:t>Validates that the workflow behaves as expected in QA/UAT, including required fields, enabled or disabled actions, quote/sale/no-sale paths, and finalization behavior.</w:t>
             </w:r>
           </w:p>
         </w:tc>
@@ -3845,7 +4645,7 @@
                 <w:sz w:val="20"/>
                 <w:szCs w:val="20"/>
               </w:rPr>
-              <w:t>Term 3</w:t>
+              <w:t>Digital Development Manager</w:t>
             </w:r>
           </w:p>
         </w:tc>
@@ -3865,7 +4665,7 @@
                 <w:sz w:val="20"/>
                 <w:szCs w:val="20"/>
               </w:rPr>
-              <w:t>Definition / description 3</w:t>
+              <w:t>Reviews and approves the workflow implementation and documentation when applicable.</w:t>
             </w:r>
           </w:p>
         </w:tc>
@@ -3882,6 +4682,14 @@
                 <w:szCs w:val="20"/>
               </w:rPr>
             </w:pPr>
+            <w:r>
+              <w:rPr>
+                <w:sz w:val="20"/>
+                <w:szCs w:val="20"/>
+              </w:rPr>
+              <w:lastRenderedPageBreak/>
+              <w:t>Technical Writer</w:t>
+            </w:r>
           </w:p>
         </w:tc>
         <w:tc>
@@ -3895,6 +4703,106 @@
                 <w:szCs w:val="20"/>
               </w:rPr>
             </w:pPr>
+            <w:proofErr w:type="gramStart"/>
+            <w:r>
+              <w:rPr>
+                <w:sz w:val="20"/>
+                <w:szCs w:val="20"/>
+              </w:rPr>
+              <w:t>Documents</w:t>
+            </w:r>
+            <w:proofErr w:type="gramEnd"/>
+            <w:r>
+              <w:rPr>
+                <w:sz w:val="20"/>
+                <w:szCs w:val="20"/>
+              </w:rPr>
+              <w:t xml:space="preserve"> the workflow based on available screenshots, review sessions, and validated process information.</w:t>
+            </w:r>
+          </w:p>
+        </w:tc>
+      </w:tr>
+      <w:tr>
+        <w:tc>
+          <w:tcPr>
+            <w:tcW w:w="1525" w:type="dxa"/>
+          </w:tcPr>
+          <w:p>
+            <w:pPr>
+              <w:rPr>
+                <w:sz w:val="20"/>
+                <w:szCs w:val="20"/>
+              </w:rPr>
+            </w:pPr>
+            <w:r>
+              <w:rPr>
+                <w:sz w:val="20"/>
+                <w:szCs w:val="20"/>
+              </w:rPr>
+              <w:t>Customer</w:t>
+            </w:r>
+          </w:p>
+        </w:tc>
+        <w:tc>
+          <w:tcPr>
+            <w:tcW w:w="9090" w:type="dxa"/>
+          </w:tcPr>
+          <w:p>
+            <w:pPr>
+              <w:rPr>
+                <w:sz w:val="20"/>
+                <w:szCs w:val="20"/>
+              </w:rPr>
+            </w:pPr>
+            <w:r>
+              <w:rPr>
+                <w:sz w:val="20"/>
+                <w:szCs w:val="20"/>
+              </w:rPr>
+              <w:t>Provides call details, site address, contact information, service request details, and payment information when required for a sale.</w:t>
+            </w:r>
+          </w:p>
+        </w:tc>
+      </w:tr>
+      <w:tr>
+        <w:tc>
+          <w:tcPr>
+            <w:tcW w:w="1525" w:type="dxa"/>
+          </w:tcPr>
+          <w:p>
+            <w:pPr>
+              <w:rPr>
+                <w:sz w:val="20"/>
+                <w:szCs w:val="20"/>
+              </w:rPr>
+            </w:pPr>
+            <w:r>
+              <w:rPr>
+                <w:sz w:val="20"/>
+                <w:szCs w:val="20"/>
+              </w:rPr>
+              <w:t>Service Provider</w:t>
+            </w:r>
+          </w:p>
+        </w:tc>
+        <w:tc>
+          <w:tcPr>
+            <w:tcW w:w="9090" w:type="dxa"/>
+          </w:tcPr>
+          <w:p>
+            <w:pPr>
+              <w:rPr>
+                <w:sz w:val="20"/>
+                <w:szCs w:val="20"/>
+              </w:rPr>
+            </w:pPr>
+            <w:r>
+              <w:rPr>
+                <w:sz w:val="20"/>
+                <w:szCs w:val="20"/>
+              </w:rPr>
+              <w:t>Referenced in HUB as part of the broader service process. The exact use of this section in the Call Wizard requires additional validation before detailed documentation.</w:t>
+            </w:r>
           </w:p>
         </w:tc>
       </w:tr>
@@ -3904,7 +4812,743 @@
       <w:pPr>
         <w:pStyle w:val="Heading2"/>
       </w:pPr>
-      <w:bookmarkStart w:id="9" w:name="_Toc224747967"/>
+      <w:bookmarkStart w:id="8" w:name="_Toc230808658"/>
+      <w:r>
+        <w:t>Terminology</w:t>
+      </w:r>
+      <w:bookmarkEnd w:id="8"/>
+    </w:p>
+    <w:tbl>
+      <w:tblPr>
+        <w:tblStyle w:val="TableGrid"/>
+        <w:tblW w:w="10615" w:type="dxa"/>
+        <w:tblBorders>
+          <w:top w:val="single" w:sz="4" w:space="0" w:color="D1D1D1" w:themeColor="background2" w:themeShade="E6"/>
+          <w:left w:val="single" w:sz="4" w:space="0" w:color="D1D1D1" w:themeColor="background2" w:themeShade="E6"/>
+          <w:bottom w:val="single" w:sz="4" w:space="0" w:color="D1D1D1" w:themeColor="background2" w:themeShade="E6"/>
+          <w:right w:val="single" w:sz="4" w:space="0" w:color="D1D1D1" w:themeColor="background2" w:themeShade="E6"/>
+          <w:insideH w:val="single" w:sz="4" w:space="0" w:color="D1D1D1" w:themeColor="background2" w:themeShade="E6"/>
+          <w:insideV w:val="single" w:sz="4" w:space="0" w:color="D1D1D1" w:themeColor="background2" w:themeShade="E6"/>
+        </w:tblBorders>
+        <w:tblLook w:val="04A0" w:firstRow="1" w:lastRow="0" w:firstColumn="1" w:lastColumn="0" w:noHBand="0" w:noVBand="1"/>
+      </w:tblPr>
+      <w:tblGrid>
+        <w:gridCol w:w="1525"/>
+        <w:gridCol w:w="9090"/>
+      </w:tblGrid>
+      <w:tr>
+        <w:trPr>
+          <w:tblHeader/>
+        </w:trPr>
+        <w:tc>
+          <w:tcPr>
+            <w:tcW w:w="1525" w:type="dxa"/>
+            <w:shd w:val="clear" w:color="auto" w:fill="4F7ABA"/>
+          </w:tcPr>
+          <w:p>
+            <w:pPr>
+              <w:rPr>
+                <w:b/>
+                <w:bCs/>
+                <w:color w:val="FFFFFF" w:themeColor="background1"/>
+                <w:sz w:val="20"/>
+                <w:szCs w:val="20"/>
+              </w:rPr>
+            </w:pPr>
+            <w:r>
+              <w:rPr>
+                <w:b/>
+                <w:bCs/>
+                <w:color w:val="FFFFFF" w:themeColor="background1"/>
+                <w:sz w:val="20"/>
+                <w:szCs w:val="20"/>
+              </w:rPr>
+              <w:t>Term Used</w:t>
+            </w:r>
+          </w:p>
+        </w:tc>
+        <w:tc>
+          <w:tcPr>
+            <w:tcW w:w="9090" w:type="dxa"/>
+            <w:shd w:val="clear" w:color="auto" w:fill="4F7ABA"/>
+          </w:tcPr>
+          <w:p>
+            <w:pPr>
+              <w:rPr>
+                <w:b/>
+                <w:bCs/>
+                <w:color w:val="FFFFFF" w:themeColor="background1"/>
+                <w:sz w:val="20"/>
+                <w:szCs w:val="20"/>
+              </w:rPr>
+            </w:pPr>
+            <w:r>
+              <w:rPr>
+                <w:b/>
+                <w:bCs/>
+                <w:color w:val="FFFFFF" w:themeColor="background1"/>
+                <w:sz w:val="20"/>
+                <w:szCs w:val="20"/>
+              </w:rPr>
+              <w:t>Description</w:t>
+            </w:r>
+          </w:p>
+        </w:tc>
+      </w:tr>
+      <w:tr>
+        <w:tc>
+          <w:tcPr>
+            <w:tcW w:w="1525" w:type="dxa"/>
+          </w:tcPr>
+          <w:p>
+            <w:pPr>
+              <w:rPr>
+                <w:sz w:val="20"/>
+                <w:szCs w:val="20"/>
+              </w:rPr>
+            </w:pPr>
+            <w:r>
+              <w:rPr>
+                <w:sz w:val="20"/>
+                <w:szCs w:val="20"/>
+              </w:rPr>
+              <w:t>HUB</w:t>
+            </w:r>
+          </w:p>
+        </w:tc>
+        <w:tc>
+          <w:tcPr>
+            <w:tcW w:w="9090" w:type="dxa"/>
+          </w:tcPr>
+          <w:p>
+            <w:pPr>
+              <w:rPr>
+                <w:sz w:val="20"/>
+                <w:szCs w:val="20"/>
+              </w:rPr>
+            </w:pPr>
+            <w:proofErr w:type="spellStart"/>
+            <w:r>
+              <w:rPr>
+                <w:sz w:val="20"/>
+                <w:szCs w:val="20"/>
+              </w:rPr>
+              <w:t>ZTERS</w:t>
+            </w:r>
+            <w:proofErr w:type="spellEnd"/>
+            <w:r>
+              <w:rPr>
+                <w:sz w:val="20"/>
+                <w:szCs w:val="20"/>
+              </w:rPr>
+              <w:t xml:space="preserve"> internal application where the Call Wizard workflow is completed.</w:t>
+            </w:r>
+          </w:p>
+        </w:tc>
+      </w:tr>
+      <w:tr>
+        <w:tc>
+          <w:tcPr>
+            <w:tcW w:w="1525" w:type="dxa"/>
+          </w:tcPr>
+          <w:p>
+            <w:pPr>
+              <w:rPr>
+                <w:sz w:val="20"/>
+                <w:szCs w:val="20"/>
+              </w:rPr>
+            </w:pPr>
+            <w:r>
+              <w:rPr>
+                <w:sz w:val="20"/>
+                <w:szCs w:val="20"/>
+              </w:rPr>
+              <w:t>Call Wizard</w:t>
+            </w:r>
+          </w:p>
+        </w:tc>
+        <w:tc>
+          <w:tcPr>
+            <w:tcW w:w="9090" w:type="dxa"/>
+          </w:tcPr>
+          <w:p>
+            <w:pPr>
+              <w:rPr>
+                <w:sz w:val="20"/>
+                <w:szCs w:val="20"/>
+              </w:rPr>
+            </w:pPr>
+            <w:r>
+              <w:rPr>
+                <w:sz w:val="20"/>
+                <w:szCs w:val="20"/>
+              </w:rPr>
+              <w:t xml:space="preserve">Guided workflow </w:t>
+            </w:r>
+            <w:proofErr w:type="gramStart"/>
+            <w:r>
+              <w:rPr>
+                <w:sz w:val="20"/>
+                <w:szCs w:val="20"/>
+              </w:rPr>
+              <w:t>used</w:t>
+            </w:r>
+            <w:proofErr w:type="gramEnd"/>
+            <w:r>
+              <w:rPr>
+                <w:sz w:val="20"/>
+                <w:szCs w:val="20"/>
+              </w:rPr>
+              <w:t xml:space="preserve"> to process customer calls through caller identification, customer selection, site address, pricing, and finalization.</w:t>
+            </w:r>
+          </w:p>
+        </w:tc>
+      </w:tr>
+      <w:tr>
+        <w:tc>
+          <w:tcPr>
+            <w:tcW w:w="1525" w:type="dxa"/>
+          </w:tcPr>
+          <w:p>
+            <w:pPr>
+              <w:rPr>
+                <w:sz w:val="20"/>
+                <w:szCs w:val="20"/>
+              </w:rPr>
+            </w:pPr>
+            <w:r>
+              <w:rPr>
+                <w:sz w:val="20"/>
+                <w:szCs w:val="20"/>
+              </w:rPr>
+              <w:t>Caller Info</w:t>
+            </w:r>
+          </w:p>
+        </w:tc>
+        <w:tc>
+          <w:tcPr>
+            <w:tcW w:w="9090" w:type="dxa"/>
+          </w:tcPr>
+          <w:p>
+            <w:pPr>
+              <w:rPr>
+                <w:sz w:val="20"/>
+                <w:szCs w:val="20"/>
+              </w:rPr>
+            </w:pPr>
+            <w:r>
+              <w:rPr>
+                <w:sz w:val="20"/>
+                <w:szCs w:val="20"/>
+              </w:rPr>
+              <w:t>First workflow step where the caller ID, DID, call actions, and possible customer matches are displayed.</w:t>
+            </w:r>
+          </w:p>
+        </w:tc>
+      </w:tr>
+      <w:tr>
+        <w:tc>
+          <w:tcPr>
+            <w:tcW w:w="1525" w:type="dxa"/>
+          </w:tcPr>
+          <w:p>
+            <w:pPr>
+              <w:rPr>
+                <w:sz w:val="20"/>
+                <w:szCs w:val="20"/>
+              </w:rPr>
+            </w:pPr>
+            <w:r>
+              <w:rPr>
+                <w:sz w:val="20"/>
+                <w:szCs w:val="20"/>
+              </w:rPr>
+              <w:t>Customer</w:t>
+            </w:r>
+          </w:p>
+        </w:tc>
+        <w:tc>
+          <w:tcPr>
+            <w:tcW w:w="9090" w:type="dxa"/>
+          </w:tcPr>
+          <w:p>
+            <w:pPr>
+              <w:rPr>
+                <w:sz w:val="20"/>
+                <w:szCs w:val="20"/>
+              </w:rPr>
+            </w:pPr>
+            <w:r>
+              <w:rPr>
+                <w:sz w:val="20"/>
+                <w:szCs w:val="20"/>
+              </w:rPr>
+              <w:t>Existing or new customer associated with the incoming call.</w:t>
+            </w:r>
+          </w:p>
+        </w:tc>
+      </w:tr>
+      <w:tr>
+        <w:tc>
+          <w:tcPr>
+            <w:tcW w:w="1525" w:type="dxa"/>
+          </w:tcPr>
+          <w:p>
+            <w:pPr>
+              <w:rPr>
+                <w:sz w:val="20"/>
+                <w:szCs w:val="20"/>
+              </w:rPr>
+            </w:pPr>
+            <w:r>
+              <w:rPr>
+                <w:sz w:val="20"/>
+                <w:szCs w:val="20"/>
+              </w:rPr>
+              <w:t>Site Address</w:t>
+            </w:r>
+          </w:p>
+        </w:tc>
+        <w:tc>
+          <w:tcPr>
+            <w:tcW w:w="9090" w:type="dxa"/>
+          </w:tcPr>
+          <w:p>
+            <w:pPr>
+              <w:rPr>
+                <w:sz w:val="20"/>
+                <w:szCs w:val="20"/>
+              </w:rPr>
+            </w:pPr>
+            <w:r>
+              <w:rPr>
+                <w:sz w:val="20"/>
+                <w:szCs w:val="20"/>
+              </w:rPr>
+              <w:t>Location where the requested service or rental product may be delivered or provided.</w:t>
+            </w:r>
+          </w:p>
+        </w:tc>
+      </w:tr>
+      <w:tr>
+        <w:tc>
+          <w:tcPr>
+            <w:tcW w:w="1525" w:type="dxa"/>
+          </w:tcPr>
+          <w:p>
+            <w:pPr>
+              <w:rPr>
+                <w:sz w:val="20"/>
+                <w:szCs w:val="20"/>
+              </w:rPr>
+            </w:pPr>
+            <w:r>
+              <w:rPr>
+                <w:sz w:val="20"/>
+                <w:szCs w:val="20"/>
+              </w:rPr>
+              <w:t>Onsite Contact</w:t>
+            </w:r>
+          </w:p>
+        </w:tc>
+        <w:tc>
+          <w:tcPr>
+            <w:tcW w:w="9090" w:type="dxa"/>
+          </w:tcPr>
+          <w:p>
+            <w:pPr>
+              <w:rPr>
+                <w:sz w:val="20"/>
+                <w:szCs w:val="20"/>
+              </w:rPr>
+            </w:pPr>
+            <w:r>
+              <w:rPr>
+                <w:sz w:val="20"/>
+                <w:szCs w:val="20"/>
+              </w:rPr>
+              <w:t>Contact person associated with the service location. This information may become required when the request is converted into a sale.</w:t>
+            </w:r>
+          </w:p>
+        </w:tc>
+      </w:tr>
+      <w:tr>
+        <w:tc>
+          <w:tcPr>
+            <w:tcW w:w="1525" w:type="dxa"/>
+          </w:tcPr>
+          <w:p>
+            <w:pPr>
+              <w:rPr>
+                <w:sz w:val="20"/>
+                <w:szCs w:val="20"/>
+              </w:rPr>
+            </w:pPr>
+            <w:r>
+              <w:rPr>
+                <w:sz w:val="20"/>
+                <w:szCs w:val="20"/>
+              </w:rPr>
+              <w:t>Pricing</w:t>
+            </w:r>
+          </w:p>
+        </w:tc>
+        <w:tc>
+          <w:tcPr>
+            <w:tcW w:w="9090" w:type="dxa"/>
+          </w:tcPr>
+          <w:p>
+            <w:pPr>
+              <w:rPr>
+                <w:sz w:val="20"/>
+                <w:szCs w:val="20"/>
+              </w:rPr>
+            </w:pPr>
+            <w:r>
+              <w:rPr>
+                <w:sz w:val="20"/>
+                <w:szCs w:val="20"/>
+              </w:rPr>
+              <w:t>Workflow step where products, service options, rates, and totals are reviewed.</w:t>
+            </w:r>
+          </w:p>
+        </w:tc>
+      </w:tr>
+      <w:tr>
+        <w:tc>
+          <w:tcPr>
+            <w:tcW w:w="1525" w:type="dxa"/>
+          </w:tcPr>
+          <w:p>
+            <w:pPr>
+              <w:rPr>
+                <w:sz w:val="20"/>
+                <w:szCs w:val="20"/>
+              </w:rPr>
+            </w:pPr>
+            <w:r>
+              <w:rPr>
+                <w:sz w:val="20"/>
+                <w:szCs w:val="20"/>
+              </w:rPr>
+              <w:t>Quote</w:t>
+            </w:r>
+          </w:p>
+        </w:tc>
+        <w:tc>
+          <w:tcPr>
+            <w:tcW w:w="9090" w:type="dxa"/>
+          </w:tcPr>
+          <w:p>
+            <w:pPr>
+              <w:rPr>
+                <w:sz w:val="20"/>
+                <w:szCs w:val="20"/>
+              </w:rPr>
+            </w:pPr>
+            <w:r>
+              <w:rPr>
+                <w:sz w:val="20"/>
+                <w:szCs w:val="20"/>
+              </w:rPr>
+              <w:t xml:space="preserve">Outcome </w:t>
+            </w:r>
+            <w:proofErr w:type="gramStart"/>
+            <w:r>
+              <w:rPr>
+                <w:sz w:val="20"/>
+                <w:szCs w:val="20"/>
+              </w:rPr>
+              <w:t>used</w:t>
+            </w:r>
+            <w:proofErr w:type="gramEnd"/>
+            <w:r>
+              <w:rPr>
+                <w:sz w:val="20"/>
+                <w:szCs w:val="20"/>
+              </w:rPr>
+              <w:t xml:space="preserve"> when pricing is provided but the customer does not complete the sale during the call.</w:t>
+            </w:r>
+          </w:p>
+        </w:tc>
+      </w:tr>
+      <w:tr>
+        <w:tc>
+          <w:tcPr>
+            <w:tcW w:w="1525" w:type="dxa"/>
+          </w:tcPr>
+          <w:p>
+            <w:pPr>
+              <w:rPr>
+                <w:sz w:val="20"/>
+                <w:szCs w:val="20"/>
+              </w:rPr>
+            </w:pPr>
+            <w:r>
+              <w:rPr>
+                <w:sz w:val="20"/>
+                <w:szCs w:val="20"/>
+              </w:rPr>
+              <w:t>Sale</w:t>
+            </w:r>
+          </w:p>
+        </w:tc>
+        <w:tc>
+          <w:tcPr>
+            <w:tcW w:w="9090" w:type="dxa"/>
+          </w:tcPr>
+          <w:p>
+            <w:pPr>
+              <w:rPr>
+                <w:sz w:val="20"/>
+                <w:szCs w:val="20"/>
+              </w:rPr>
+            </w:pPr>
+            <w:r>
+              <w:rPr>
+                <w:sz w:val="20"/>
+                <w:szCs w:val="20"/>
+              </w:rPr>
+              <w:t>Outcome used when the customer confirms the service request and the required sale information is completed.</w:t>
+            </w:r>
+          </w:p>
+        </w:tc>
+      </w:tr>
+      <w:tr>
+        <w:tc>
+          <w:tcPr>
+            <w:tcW w:w="1525" w:type="dxa"/>
+          </w:tcPr>
+          <w:p>
+            <w:pPr>
+              <w:rPr>
+                <w:sz w:val="20"/>
+                <w:szCs w:val="20"/>
+              </w:rPr>
+            </w:pPr>
+            <w:r>
+              <w:rPr>
+                <w:sz w:val="20"/>
+                <w:szCs w:val="20"/>
+              </w:rPr>
+              <w:t>No Sale</w:t>
+            </w:r>
+          </w:p>
+        </w:tc>
+        <w:tc>
+          <w:tcPr>
+            <w:tcW w:w="9090" w:type="dxa"/>
+          </w:tcPr>
+          <w:p>
+            <w:pPr>
+              <w:rPr>
+                <w:sz w:val="20"/>
+                <w:szCs w:val="20"/>
+              </w:rPr>
+            </w:pPr>
+            <w:r>
+              <w:rPr>
+                <w:sz w:val="20"/>
+                <w:szCs w:val="20"/>
+              </w:rPr>
+              <w:t>Outcome used when the customer does not proceed with the quote or sale.</w:t>
+            </w:r>
+          </w:p>
+        </w:tc>
+      </w:tr>
+      <w:tr>
+        <w:tc>
+          <w:tcPr>
+            <w:tcW w:w="1525" w:type="dxa"/>
+          </w:tcPr>
+          <w:p>
+            <w:pPr>
+              <w:rPr>
+                <w:sz w:val="20"/>
+                <w:szCs w:val="20"/>
+              </w:rPr>
+            </w:pPr>
+            <w:r>
+              <w:rPr>
+                <w:sz w:val="20"/>
+                <w:szCs w:val="20"/>
+              </w:rPr>
+              <w:t>No Sale Reason</w:t>
+            </w:r>
+          </w:p>
+        </w:tc>
+        <w:tc>
+          <w:tcPr>
+            <w:tcW w:w="9090" w:type="dxa"/>
+          </w:tcPr>
+          <w:p>
+            <w:pPr>
+              <w:rPr>
+                <w:sz w:val="20"/>
+                <w:szCs w:val="20"/>
+              </w:rPr>
+            </w:pPr>
+            <w:r>
+              <w:rPr>
+                <w:sz w:val="20"/>
+                <w:szCs w:val="20"/>
+              </w:rPr>
+              <w:t>Required reason selected when the call is completed as a no-sale outcome.</w:t>
+            </w:r>
+          </w:p>
+        </w:tc>
+      </w:tr>
+      <w:tr>
+        <w:tc>
+          <w:tcPr>
+            <w:tcW w:w="1525" w:type="dxa"/>
+          </w:tcPr>
+          <w:p>
+            <w:pPr>
+              <w:rPr>
+                <w:sz w:val="20"/>
+                <w:szCs w:val="20"/>
+              </w:rPr>
+            </w:pPr>
+            <w:proofErr w:type="spellStart"/>
+            <w:r>
+              <w:rPr>
+                <w:sz w:val="20"/>
+                <w:szCs w:val="20"/>
+              </w:rPr>
+              <w:t>Quickbase</w:t>
+            </w:r>
+            <w:proofErr w:type="spellEnd"/>
+          </w:p>
+        </w:tc>
+        <w:tc>
+          <w:tcPr>
+            <w:tcW w:w="9090" w:type="dxa"/>
+          </w:tcPr>
+          <w:p>
+            <w:pPr>
+              <w:rPr>
+                <w:sz w:val="20"/>
+                <w:szCs w:val="20"/>
+              </w:rPr>
+            </w:pPr>
+            <w:r>
+              <w:rPr>
+                <w:sz w:val="20"/>
+                <w:szCs w:val="20"/>
+              </w:rPr>
+              <w:t xml:space="preserve">Existing system referenced by the workflow. The Call Wizard is intended to reduce the need to move between HUB and </w:t>
+            </w:r>
+            <w:proofErr w:type="spellStart"/>
+            <w:r>
+              <w:rPr>
+                <w:sz w:val="20"/>
+                <w:szCs w:val="20"/>
+              </w:rPr>
+              <w:t>Quickbase</w:t>
+            </w:r>
+            <w:proofErr w:type="spellEnd"/>
+            <w:r>
+              <w:rPr>
+                <w:sz w:val="20"/>
+                <w:szCs w:val="20"/>
+              </w:rPr>
+              <w:t xml:space="preserve"> during the call.</w:t>
+            </w:r>
+          </w:p>
+        </w:tc>
+      </w:tr>
+      <w:tr>
+        <w:tc>
+          <w:tcPr>
+            <w:tcW w:w="1525" w:type="dxa"/>
+          </w:tcPr>
+          <w:p>
+            <w:pPr>
+              <w:rPr>
+                <w:sz w:val="20"/>
+                <w:szCs w:val="20"/>
+              </w:rPr>
+            </w:pPr>
+            <w:r>
+              <w:rPr>
+                <w:sz w:val="20"/>
+                <w:szCs w:val="20"/>
+              </w:rPr>
+              <w:t>Call Notes</w:t>
+            </w:r>
+          </w:p>
+        </w:tc>
+        <w:tc>
+          <w:tcPr>
+            <w:tcW w:w="9090" w:type="dxa"/>
+          </w:tcPr>
+          <w:p>
+            <w:pPr>
+              <w:rPr>
+                <w:sz w:val="20"/>
+                <w:szCs w:val="20"/>
+              </w:rPr>
+            </w:pPr>
+            <w:r>
+              <w:rPr>
+                <w:sz w:val="20"/>
+                <w:szCs w:val="20"/>
+              </w:rPr>
+              <w:t>Notes entered during the call, including customer notes and site-related notes.</w:t>
+            </w:r>
+          </w:p>
+        </w:tc>
+      </w:tr>
+      <w:tr>
+        <w:tc>
+          <w:tcPr>
+            <w:tcW w:w="1525" w:type="dxa"/>
+          </w:tcPr>
+          <w:p>
+            <w:pPr>
+              <w:rPr>
+                <w:sz w:val="20"/>
+                <w:szCs w:val="20"/>
+              </w:rPr>
+            </w:pPr>
+            <w:r>
+              <w:rPr>
+                <w:sz w:val="20"/>
+                <w:szCs w:val="20"/>
+              </w:rPr>
+              <w:t>Follow-up</w:t>
+            </w:r>
+          </w:p>
+        </w:tc>
+        <w:tc>
+          <w:tcPr>
+            <w:tcW w:w="9090" w:type="dxa"/>
+          </w:tcPr>
+          <w:p>
+            <w:pPr>
+              <w:rPr>
+                <w:sz w:val="20"/>
+                <w:szCs w:val="20"/>
+              </w:rPr>
+            </w:pPr>
+            <w:r>
+              <w:rPr>
+                <w:sz w:val="20"/>
+                <w:szCs w:val="20"/>
+              </w:rPr>
+              <w:t>Date and assigned user used when the call outcome is Quote.</w:t>
+            </w:r>
+          </w:p>
+        </w:tc>
+      </w:tr>
+    </w:tbl>
+    <w:p/>
+    <w:p>
+      <w:pPr>
+        <w:pStyle w:val="Heading2"/>
+      </w:pPr>
+      <w:bookmarkStart w:id="9" w:name="_Toc230808659"/>
       <w:r>
         <w:t>Conventions Used</w:t>
       </w:r>
@@ -4154,8 +5798,6 @@
       </w:pPr>
     </w:p>
     <w:p/>
-    <w:p/>
-    <w:p/>
     <w:p>
       <w:pPr>
         <w:pStyle w:val="Heading1"/>
@@ -4179,13 +5821,10 @@
         <w:pStyle w:val="Heading1"/>
         <w:spacing w:after="360"/>
       </w:pPr>
-      <w:bookmarkStart w:id="10" w:name="_Toc224747968"/>
+      <w:bookmarkStart w:id="10" w:name="_Toc230808660"/>
       <w:r>
         <w:lastRenderedPageBreak/>
-        <w:t>USE</w:t>
-      </w:r>
-      <w:r>
-        <w:t>R GUIDE</w:t>
+        <w:t>CALL WIZARD WORKFLOW OVERVIEW</w:t>
       </w:r>
       <w:bookmarkEnd w:id="10"/>
     </w:p>
@@ -4193,94 +5832,109 @@
       <w:pPr>
         <w:pStyle w:val="Heading2"/>
       </w:pPr>
-      <w:bookmarkStart w:id="11" w:name="_Toc224747969"/>
-      <w:r>
-        <w:t>Overview</w:t>
+      <w:bookmarkStart w:id="11" w:name="_Toc230808661"/>
+      <w:r>
+        <w:t>Workflow Summary</w:t>
       </w:r>
       <w:bookmarkEnd w:id="11"/>
     </w:p>
     <w:p>
       <w:r>
-        <w:t>Overview about the application we are writing about.</w:t>
+        <w:t>The HUB Call Wizard follows a guided workflow with the following main stages:</w:t>
+      </w:r>
+    </w:p>
+    <w:p>
+      <w:pPr>
+        <w:pStyle w:val="ListParagraph"/>
+        <w:numPr>
+          <w:ilvl w:val="0"/>
+          <w:numId w:val="14"/>
+        </w:numPr>
+      </w:pPr>
+      <w:r>
+        <w:t>Caller Info</w:t>
+      </w:r>
+    </w:p>
+    <w:p>
+      <w:pPr>
+        <w:pStyle w:val="ListParagraph"/>
+        <w:numPr>
+          <w:ilvl w:val="0"/>
+          <w:numId w:val="14"/>
+        </w:numPr>
+      </w:pPr>
+      <w:r>
+        <w:t>Customer</w:t>
+      </w:r>
+    </w:p>
+    <w:p>
+      <w:pPr>
+        <w:pStyle w:val="ListParagraph"/>
+        <w:numPr>
+          <w:ilvl w:val="0"/>
+          <w:numId w:val="14"/>
+        </w:numPr>
+      </w:pPr>
+      <w:r>
+        <w:t>Site Address</w:t>
+      </w:r>
+    </w:p>
+    <w:p>
+      <w:pPr>
+        <w:pStyle w:val="ListParagraph"/>
+        <w:numPr>
+          <w:ilvl w:val="0"/>
+          <w:numId w:val="14"/>
+        </w:numPr>
+      </w:pPr>
+      <w:r>
+        <w:t>Pricing</w:t>
+      </w:r>
+    </w:p>
+    <w:p>
+      <w:pPr>
+        <w:pStyle w:val="ListParagraph"/>
+        <w:numPr>
+          <w:ilvl w:val="0"/>
+          <w:numId w:val="14"/>
+        </w:numPr>
+      </w:pPr>
+      <w:r>
+        <w:t>Finalize</w:t>
+      </w:r>
+    </w:p>
+    <w:p>
+      <w:r>
+        <w:t>The workflow starts when the user receives or searches for a caller. HUB displays the caller information and possible customer matches. After the customer is selected or created, the user enters the site address, reviews pricing, selects the appropriate call outcome, and finalizes the record.</w:t>
+      </w:r>
+    </w:p>
+    <w:p>
+      <w:r>
+        <w:t xml:space="preserve">The reviewed workflow confirms that the expected process should remain inside HUB instead of opening the selected customer in </w:t>
+      </w:r>
+      <w:proofErr w:type="spellStart"/>
+      <w:r>
+        <w:t>Quickbase</w:t>
+      </w:r>
+      <w:proofErr w:type="spellEnd"/>
+      <w:r>
+        <w:t xml:space="preserve"> during the call.</w:t>
       </w:r>
     </w:p>
     <w:p/>
     <w:p>
       <w:pPr>
-        <w:pStyle w:val="Heading2"/>
-      </w:pPr>
-      <w:bookmarkStart w:id="12" w:name="_Toc224747970"/>
-      <w:r>
-        <w:t>User Interface</w:t>
+        <w:pStyle w:val="Heading3"/>
+      </w:pPr>
+      <w:bookmarkStart w:id="12" w:name="_Toc230808662"/>
+      <w:r>
+        <w:t>Main Outcome Paths</w:t>
       </w:r>
       <w:bookmarkEnd w:id="12"/>
     </w:p>
     <w:p>
       <w:r>
-        <w:t>Screenshots, descriptions, and other important information about the application’s interface and</w:t>
-      </w:r>
-      <w:r>
-        <w:t xml:space="preserve"> </w:t>
-      </w:r>
-      <w:r>
-        <w:t xml:space="preserve">functionalities. </w:t>
-      </w:r>
-    </w:p>
-    <w:p/>
-    <w:p>
-      <w:pPr>
-        <w:pStyle w:val="Heading3"/>
-      </w:pPr>
-      <w:bookmarkStart w:id="13" w:name="_Toc224747971"/>
-      <w:r>
-        <w:t>Section 1</w:t>
-      </w:r>
-      <w:bookmarkEnd w:id="13"/>
-    </w:p>
-    <w:p>
-      <w:r>
-        <w:t>Description of section 1</w:t>
-      </w:r>
-    </w:p>
-    <w:p/>
-    <w:p>
-      <w:pPr>
-        <w:pStyle w:val="Heading3"/>
-      </w:pPr>
-      <w:bookmarkStart w:id="14" w:name="_Toc224747972"/>
-      <w:r>
-        <w:t>Section 2</w:t>
-      </w:r>
-      <w:bookmarkEnd w:id="14"/>
-    </w:p>
-    <w:p>
-      <w:r>
-        <w:t>Description of section 2</w:t>
-      </w:r>
-    </w:p>
-    <w:p>
-      <w:pPr>
-        <w:tabs>
-          <w:tab w:val="left" w:pos="5991"/>
-        </w:tabs>
-      </w:pPr>
-      <w:r>
-        <w:tab/>
-      </w:r>
-    </w:p>
-    <w:p>
-      <w:pPr>
-        <w:pStyle w:val="Heading2"/>
-      </w:pPr>
-      <w:bookmarkStart w:id="15" w:name="_Toc224747973"/>
-      <w:r>
-        <w:t>User Roles</w:t>
-      </w:r>
-      <w:bookmarkEnd w:id="15"/>
-    </w:p>
-    <w:p>
-      <w:r>
-        <w:t>Role assignation for the application users. It could be presented in a table as follows:</w:t>
+        <w:t>The workflow supports three main outcomes:</w:t>
       </w:r>
     </w:p>
     <w:tbl>
@@ -4298,15 +5952,16 @@
         <w:tblLook w:val="04A0" w:firstRow="1" w:lastRow="0" w:firstColumn="1" w:lastColumn="0" w:noHBand="0" w:noVBand="1"/>
       </w:tblPr>
       <w:tblGrid>
-        <w:gridCol w:w="3235"/>
-        <w:gridCol w:w="2340"/>
-        <w:gridCol w:w="2520"/>
-        <w:gridCol w:w="2520"/>
+        <w:gridCol w:w="1525"/>
+        <w:gridCol w:w="9090"/>
       </w:tblGrid>
       <w:tr>
+        <w:trPr>
+          <w:tblHeader/>
+        </w:trPr>
         <w:tc>
           <w:tcPr>
-            <w:tcW w:w="3235" w:type="dxa"/>
+            <w:tcW w:w="1525" w:type="dxa"/>
             <w:shd w:val="clear" w:color="auto" w:fill="4F7ABA"/>
           </w:tcPr>
           <w:p>
@@ -4327,18 +5982,17 @@
                 <w:sz w:val="20"/>
                 <w:szCs w:val="20"/>
               </w:rPr>
-              <w:t>Description</w:t>
+              <w:t>Outcome</w:t>
             </w:r>
           </w:p>
         </w:tc>
         <w:tc>
           <w:tcPr>
-            <w:tcW w:w="2340" w:type="dxa"/>
+            <w:tcW w:w="9090" w:type="dxa"/>
             <w:shd w:val="clear" w:color="auto" w:fill="4F7ABA"/>
           </w:tcPr>
           <w:p>
             <w:pPr>
-              <w:jc w:val="center"/>
               <w:rPr>
                 <w:b/>
                 <w:bCs/>
@@ -4355,389 +6009,7 @@
                 <w:sz w:val="20"/>
                 <w:szCs w:val="20"/>
               </w:rPr>
-              <w:t>User 1</w:t>
-            </w:r>
-          </w:p>
-        </w:tc>
-        <w:tc>
-          <w:tcPr>
-            <w:tcW w:w="2520" w:type="dxa"/>
-            <w:shd w:val="clear" w:color="auto" w:fill="4F7ABA"/>
-          </w:tcPr>
-          <w:p>
-            <w:pPr>
-              <w:jc w:val="center"/>
-              <w:rPr>
-                <w:b/>
-                <w:bCs/>
-                <w:color w:val="FFFFFF" w:themeColor="background1"/>
-                <w:sz w:val="20"/>
-                <w:szCs w:val="20"/>
-              </w:rPr>
-            </w:pPr>
-            <w:r>
-              <w:rPr>
-                <w:b/>
-                <w:bCs/>
-                <w:color w:val="FFFFFF" w:themeColor="background1"/>
-                <w:sz w:val="20"/>
-                <w:szCs w:val="20"/>
-              </w:rPr>
-              <w:t>User 2</w:t>
-            </w:r>
-          </w:p>
-        </w:tc>
-        <w:tc>
-          <w:tcPr>
-            <w:tcW w:w="2520" w:type="dxa"/>
-            <w:shd w:val="clear" w:color="auto" w:fill="4F7ABA"/>
-          </w:tcPr>
-          <w:p>
-            <w:pPr>
-              <w:jc w:val="center"/>
-              <w:rPr>
-                <w:b/>
-                <w:bCs/>
-                <w:color w:val="FFFFFF" w:themeColor="background1"/>
-                <w:sz w:val="20"/>
-                <w:szCs w:val="20"/>
-              </w:rPr>
-            </w:pPr>
-            <w:r>
-              <w:rPr>
-                <w:b/>
-                <w:bCs/>
-                <w:color w:val="FFFFFF" w:themeColor="background1"/>
-                <w:sz w:val="20"/>
-                <w:szCs w:val="20"/>
-              </w:rPr>
-              <w:t>Admin User</w:t>
-            </w:r>
-          </w:p>
-        </w:tc>
-      </w:tr>
-      <w:tr>
-        <w:trPr>
-          <w:trHeight w:val="139"/>
-        </w:trPr>
-        <w:tc>
-          <w:tcPr>
-            <w:tcW w:w="3235" w:type="dxa"/>
-          </w:tcPr>
-          <w:p>
-            <w:pPr>
-              <w:rPr>
-                <w:sz w:val="20"/>
-                <w:szCs w:val="20"/>
-              </w:rPr>
-            </w:pPr>
-            <w:r>
-              <w:rPr>
-                <w:sz w:val="20"/>
-                <w:szCs w:val="20"/>
-              </w:rPr>
-              <w:t>Access to the invoice summary interface 1</w:t>
-            </w:r>
-          </w:p>
-        </w:tc>
-        <w:tc>
-          <w:tcPr>
-            <w:tcW w:w="2340" w:type="dxa"/>
-          </w:tcPr>
-          <w:p>
-            <w:pPr>
-              <w:jc w:val="center"/>
-              <w:rPr>
-                <w:sz w:val="20"/>
-                <w:szCs w:val="20"/>
-              </w:rPr>
-            </w:pPr>
-            <w:r>
-              <w:rPr>
-                <w:noProof/>
-                <w:sz w:val="20"/>
-                <w:szCs w:val="20"/>
-              </w:rPr>
-              <w:drawing>
-                <wp:inline distT="0" distB="0" distL="0" distR="0" wp14:anchorId="190E3257" wp14:editId="540AAE44">
-                  <wp:extent cx="320040" cy="320040"/>
-                  <wp:effectExtent l="0" t="0" r="3810" b="3810"/>
-                  <wp:docPr id="611501771" name="Graphic 1" descr="Badge Tick1 with solid fill"/>
-                  <wp:cNvGraphicFramePr>
-                    <a:graphicFrameLocks xmlns:a="http://schemas.openxmlformats.org/drawingml/2006/main" noChangeAspect="1"/>
-                  </wp:cNvGraphicFramePr>
-                  <a:graphic xmlns:a="http://schemas.openxmlformats.org/drawingml/2006/main">
-                    <a:graphicData uri="http://schemas.openxmlformats.org/drawingml/2006/picture">
-                      <pic:pic xmlns:pic="http://schemas.openxmlformats.org/drawingml/2006/picture">
-                        <pic:nvPicPr>
-                          <pic:cNvPr id="611501771" name="Graphic 611501771" descr="Badge Tick1 with solid fill"/>
-                          <pic:cNvPicPr/>
-                        </pic:nvPicPr>
-                        <pic:blipFill>
-                          <a:blip r:embed="rId12">
-                            <a:extLst>
-                              <a:ext uri="{96DAC541-7B7A-43D3-8B79-37D633B846F1}">
-                                <asvg:svgBlip xmlns:asvg="http://schemas.microsoft.com/office/drawing/2016/SVG/main" r:embed="rId13"/>
-                              </a:ext>
-                            </a:extLst>
-                          </a:blip>
-                          <a:stretch>
-                            <a:fillRect/>
-                          </a:stretch>
-                        </pic:blipFill>
-                        <pic:spPr>
-                          <a:xfrm>
-                            <a:off x="0" y="0"/>
-                            <a:ext cx="320040" cy="320040"/>
-                          </a:xfrm>
-                          <a:prstGeom prst="rect">
-                            <a:avLst/>
-                          </a:prstGeom>
-                        </pic:spPr>
-                      </pic:pic>
-                    </a:graphicData>
-                  </a:graphic>
-                </wp:inline>
-              </w:drawing>
-            </w:r>
-          </w:p>
-        </w:tc>
-        <w:tc>
-          <w:tcPr>
-            <w:tcW w:w="2520" w:type="dxa"/>
-          </w:tcPr>
-          <w:p>
-            <w:pPr>
-              <w:jc w:val="center"/>
-              <w:rPr>
-                <w:sz w:val="20"/>
-                <w:szCs w:val="20"/>
-              </w:rPr>
-            </w:pPr>
-          </w:p>
-        </w:tc>
-        <w:tc>
-          <w:tcPr>
-            <w:tcW w:w="2520" w:type="dxa"/>
-          </w:tcPr>
-          <w:p>
-            <w:pPr>
-              <w:jc w:val="center"/>
-              <w:rPr>
-                <w:sz w:val="20"/>
-                <w:szCs w:val="20"/>
-              </w:rPr>
-            </w:pPr>
-            <w:r>
-              <w:rPr>
-                <w:noProof/>
-                <w:sz w:val="20"/>
-                <w:szCs w:val="20"/>
-              </w:rPr>
-              <w:drawing>
-                <wp:inline distT="0" distB="0" distL="0" distR="0" wp14:anchorId="4983B69C" wp14:editId="5D016C37">
-                  <wp:extent cx="320040" cy="320040"/>
-                  <wp:effectExtent l="0" t="0" r="3810" b="3810"/>
-                  <wp:docPr id="129407236" name="Graphic 1" descr="Badge Tick1 with solid fill"/>
-                  <wp:cNvGraphicFramePr>
-                    <a:graphicFrameLocks xmlns:a="http://schemas.openxmlformats.org/drawingml/2006/main" noChangeAspect="1"/>
-                  </wp:cNvGraphicFramePr>
-                  <a:graphic xmlns:a="http://schemas.openxmlformats.org/drawingml/2006/main">
-                    <a:graphicData uri="http://schemas.openxmlformats.org/drawingml/2006/picture">
-                      <pic:pic xmlns:pic="http://schemas.openxmlformats.org/drawingml/2006/picture">
-                        <pic:nvPicPr>
-                          <pic:cNvPr id="611501771" name="Graphic 611501771" descr="Badge Tick1 with solid fill"/>
-                          <pic:cNvPicPr/>
-                        </pic:nvPicPr>
-                        <pic:blipFill>
-                          <a:blip r:embed="rId12">
-                            <a:extLst>
-                              <a:ext uri="{96DAC541-7B7A-43D3-8B79-37D633B846F1}">
-                                <asvg:svgBlip xmlns:asvg="http://schemas.microsoft.com/office/drawing/2016/SVG/main" r:embed="rId13"/>
-                              </a:ext>
-                            </a:extLst>
-                          </a:blip>
-                          <a:stretch>
-                            <a:fillRect/>
-                          </a:stretch>
-                        </pic:blipFill>
-                        <pic:spPr>
-                          <a:xfrm>
-                            <a:off x="0" y="0"/>
-                            <a:ext cx="320040" cy="320040"/>
-                          </a:xfrm>
-                          <a:prstGeom prst="rect">
-                            <a:avLst/>
-                          </a:prstGeom>
-                        </pic:spPr>
-                      </pic:pic>
-                    </a:graphicData>
-                  </a:graphic>
-                </wp:inline>
-              </w:drawing>
-            </w:r>
-          </w:p>
-        </w:tc>
-      </w:tr>
-      <w:tr>
-        <w:trPr>
-          <w:trHeight w:val="76"/>
-        </w:trPr>
-        <w:tc>
-          <w:tcPr>
-            <w:tcW w:w="3235" w:type="dxa"/>
-          </w:tcPr>
-          <w:p>
-            <w:pPr>
-              <w:rPr>
-                <w:sz w:val="20"/>
-                <w:szCs w:val="20"/>
-              </w:rPr>
-            </w:pPr>
-            <w:r>
-              <w:rPr>
-                <w:sz w:val="20"/>
-                <w:szCs w:val="20"/>
-              </w:rPr>
-              <w:t>Access to the invoice summary interface 2</w:t>
-            </w:r>
-          </w:p>
-        </w:tc>
-        <w:tc>
-          <w:tcPr>
-            <w:tcW w:w="2340" w:type="dxa"/>
-          </w:tcPr>
-          <w:p>
-            <w:pPr>
-              <w:jc w:val="center"/>
-              <w:rPr>
-                <w:sz w:val="20"/>
-                <w:szCs w:val="20"/>
-              </w:rPr>
-            </w:pPr>
-          </w:p>
-        </w:tc>
-        <w:tc>
-          <w:tcPr>
-            <w:tcW w:w="2520" w:type="dxa"/>
-          </w:tcPr>
-          <w:p>
-            <w:pPr>
-              <w:jc w:val="center"/>
-              <w:rPr>
-                <w:sz w:val="20"/>
-                <w:szCs w:val="20"/>
-              </w:rPr>
-            </w:pPr>
-            <w:r>
-              <w:rPr>
-                <w:noProof/>
-                <w:sz w:val="20"/>
-                <w:szCs w:val="20"/>
-              </w:rPr>
-              <w:drawing>
-                <wp:inline distT="0" distB="0" distL="0" distR="0" wp14:anchorId="10195BB4" wp14:editId="37DFB918">
-                  <wp:extent cx="320040" cy="320040"/>
-                  <wp:effectExtent l="0" t="0" r="3810" b="3810"/>
-                  <wp:docPr id="482769202" name="Graphic 1" descr="Badge Tick1 with solid fill"/>
-                  <wp:cNvGraphicFramePr>
-                    <a:graphicFrameLocks xmlns:a="http://schemas.openxmlformats.org/drawingml/2006/main" noChangeAspect="1"/>
-                  </wp:cNvGraphicFramePr>
-                  <a:graphic xmlns:a="http://schemas.openxmlformats.org/drawingml/2006/main">
-                    <a:graphicData uri="http://schemas.openxmlformats.org/drawingml/2006/picture">
-                      <pic:pic xmlns:pic="http://schemas.openxmlformats.org/drawingml/2006/picture">
-                        <pic:nvPicPr>
-                          <pic:cNvPr id="611501771" name="Graphic 611501771" descr="Badge Tick1 with solid fill"/>
-                          <pic:cNvPicPr/>
-                        </pic:nvPicPr>
-                        <pic:blipFill>
-                          <a:blip r:embed="rId12">
-                            <a:extLst>
-                              <a:ext uri="{96DAC541-7B7A-43D3-8B79-37D633B846F1}">
-                                <asvg:svgBlip xmlns:asvg="http://schemas.microsoft.com/office/drawing/2016/SVG/main" r:embed="rId13"/>
-                              </a:ext>
-                            </a:extLst>
-                          </a:blip>
-                          <a:stretch>
-                            <a:fillRect/>
-                          </a:stretch>
-                        </pic:blipFill>
-                        <pic:spPr>
-                          <a:xfrm>
-                            <a:off x="0" y="0"/>
-                            <a:ext cx="320040" cy="320040"/>
-                          </a:xfrm>
-                          <a:prstGeom prst="rect">
-                            <a:avLst/>
-                          </a:prstGeom>
-                        </pic:spPr>
-                      </pic:pic>
-                    </a:graphicData>
-                  </a:graphic>
-                </wp:inline>
-              </w:drawing>
-            </w:r>
-          </w:p>
-        </w:tc>
-        <w:tc>
-          <w:tcPr>
-            <w:tcW w:w="2520" w:type="dxa"/>
-          </w:tcPr>
-          <w:p>
-            <w:pPr>
-              <w:jc w:val="center"/>
-              <w:rPr>
-                <w:sz w:val="20"/>
-                <w:szCs w:val="20"/>
-              </w:rPr>
-            </w:pPr>
-            <w:r>
-              <w:rPr>
-                <w:noProof/>
-                <w:sz w:val="20"/>
-                <w:szCs w:val="20"/>
-              </w:rPr>
-              <w:drawing>
-                <wp:inline distT="0" distB="0" distL="0" distR="0" wp14:anchorId="3B42A364" wp14:editId="0682FEDC">
-                  <wp:extent cx="320040" cy="320040"/>
-                  <wp:effectExtent l="0" t="0" r="3810" b="3810"/>
-                  <wp:docPr id="830393369" name="Graphic 1" descr="Badge Tick1 with solid fill"/>
-                  <wp:cNvGraphicFramePr>
-                    <a:graphicFrameLocks xmlns:a="http://schemas.openxmlformats.org/drawingml/2006/main" noChangeAspect="1"/>
-                  </wp:cNvGraphicFramePr>
-                  <a:graphic xmlns:a="http://schemas.openxmlformats.org/drawingml/2006/main">
-                    <a:graphicData uri="http://schemas.openxmlformats.org/drawingml/2006/picture">
-                      <pic:pic xmlns:pic="http://schemas.openxmlformats.org/drawingml/2006/picture">
-                        <pic:nvPicPr>
-                          <pic:cNvPr id="611501771" name="Graphic 611501771" descr="Badge Tick1 with solid fill"/>
-                          <pic:cNvPicPr/>
-                        </pic:nvPicPr>
-                        <pic:blipFill>
-                          <a:blip r:embed="rId12">
-                            <a:extLst>
-                              <a:ext uri="{96DAC541-7B7A-43D3-8B79-37D633B846F1}">
-                                <asvg:svgBlip xmlns:asvg="http://schemas.microsoft.com/office/drawing/2016/SVG/main" r:embed="rId13"/>
-                              </a:ext>
-                            </a:extLst>
-                          </a:blip>
-                          <a:stretch>
-                            <a:fillRect/>
-                          </a:stretch>
-                        </pic:blipFill>
-                        <pic:spPr>
-                          <a:xfrm>
-                            <a:off x="0" y="0"/>
-                            <a:ext cx="320040" cy="320040"/>
-                          </a:xfrm>
-                          <a:prstGeom prst="rect">
-                            <a:avLst/>
-                          </a:prstGeom>
-                        </pic:spPr>
-                      </pic:pic>
-                    </a:graphicData>
-                  </a:graphic>
-                </wp:inline>
-              </w:drawing>
+              <w:t>Description</w:t>
             </w:r>
           </w:p>
         </w:tc>
@@ -4745,7 +6017,7 @@
       <w:tr>
         <w:tc>
           <w:tcPr>
-            <w:tcW w:w="3235" w:type="dxa"/>
+            <w:tcW w:w="1525" w:type="dxa"/>
           </w:tcPr>
           <w:p>
             <w:pPr>
@@ -4759,45 +6031,116 @@
                 <w:sz w:val="20"/>
                 <w:szCs w:val="20"/>
               </w:rPr>
-              <w:t>Access to the invoice summary interface 3</w:t>
+              <w:t>Quote</w:t>
             </w:r>
           </w:p>
         </w:tc>
         <w:tc>
           <w:tcPr>
-            <w:tcW w:w="2340" w:type="dxa"/>
+            <w:tcW w:w="9090" w:type="dxa"/>
           </w:tcPr>
           <w:p>
             <w:pPr>
-              <w:jc w:val="center"/>
               <w:rPr>
                 <w:sz w:val="20"/>
                 <w:szCs w:val="20"/>
               </w:rPr>
             </w:pPr>
+            <w:r>
+              <w:rPr>
+                <w:sz w:val="20"/>
+                <w:szCs w:val="20"/>
+              </w:rPr>
+              <w:t xml:space="preserve">Used when the customer receives pricing information and </w:t>
+            </w:r>
+            <w:proofErr w:type="gramStart"/>
+            <w:r>
+              <w:rPr>
+                <w:sz w:val="20"/>
+                <w:szCs w:val="20"/>
+              </w:rPr>
+              <w:t>a follow</w:t>
+            </w:r>
+            <w:proofErr w:type="gramEnd"/>
+            <w:r>
+              <w:rPr>
+                <w:sz w:val="20"/>
+                <w:szCs w:val="20"/>
+              </w:rPr>
+              <w:t>-up is required.</w:t>
+            </w:r>
+          </w:p>
+        </w:tc>
+      </w:tr>
+      <w:tr>
+        <w:tc>
+          <w:tcPr>
+            <w:tcW w:w="1525" w:type="dxa"/>
+          </w:tcPr>
+          <w:p>
+            <w:pPr>
+              <w:rPr>
+                <w:sz w:val="20"/>
+                <w:szCs w:val="20"/>
+              </w:rPr>
+            </w:pPr>
+            <w:r>
+              <w:rPr>
+                <w:sz w:val="20"/>
+                <w:szCs w:val="20"/>
+              </w:rPr>
+              <w:t>Sale</w:t>
+            </w:r>
           </w:p>
         </w:tc>
         <w:tc>
           <w:tcPr>
-            <w:tcW w:w="2520" w:type="dxa"/>
+            <w:tcW w:w="9090" w:type="dxa"/>
           </w:tcPr>
           <w:p>
             <w:pPr>
-              <w:jc w:val="center"/>
               <w:rPr>
                 <w:sz w:val="20"/>
                 <w:szCs w:val="20"/>
               </w:rPr>
             </w:pPr>
+            <w:r>
+              <w:rPr>
+                <w:sz w:val="20"/>
+                <w:szCs w:val="20"/>
+              </w:rPr>
+              <w:t>Used when the customer agrees to proceed and all required sale information is completed.</w:t>
+            </w:r>
+          </w:p>
+        </w:tc>
+      </w:tr>
+      <w:tr>
+        <w:tc>
+          <w:tcPr>
+            <w:tcW w:w="1525" w:type="dxa"/>
+          </w:tcPr>
+          <w:p>
+            <w:pPr>
+              <w:rPr>
+                <w:sz w:val="20"/>
+                <w:szCs w:val="20"/>
+              </w:rPr>
+            </w:pPr>
+            <w:r>
+              <w:rPr>
+                <w:sz w:val="20"/>
+                <w:szCs w:val="20"/>
+              </w:rPr>
+              <w:t>No Sale</w:t>
+            </w:r>
           </w:p>
         </w:tc>
         <w:tc>
           <w:tcPr>
-            <w:tcW w:w="2520" w:type="dxa"/>
+            <w:tcW w:w="9090" w:type="dxa"/>
           </w:tcPr>
           <w:p>
             <w:pPr>
-              <w:jc w:val="center"/>
               <w:rPr>
                 <w:sz w:val="20"/>
                 <w:szCs w:val="20"/>
@@ -4805,51 +6148,10 @@
             </w:pPr>
             <w:r>
               <w:rPr>
-                <w:noProof/>
-                <w:sz w:val="20"/>
-                <w:szCs w:val="20"/>
-              </w:rPr>
-              <w:drawing>
-                <wp:inline distT="0" distB="0" distL="0" distR="0" wp14:anchorId="216845DB" wp14:editId="384CAB8A">
-                  <wp:extent cx="320040" cy="320040"/>
-                  <wp:effectExtent l="0" t="0" r="3810" b="3810"/>
-                  <wp:docPr id="547132256" name="Graphic 1" descr="Badge Tick1 with solid fill"/>
-                  <wp:cNvGraphicFramePr>
-                    <a:graphicFrameLocks xmlns:a="http://schemas.openxmlformats.org/drawingml/2006/main" noChangeAspect="1"/>
-                  </wp:cNvGraphicFramePr>
-                  <a:graphic xmlns:a="http://schemas.openxmlformats.org/drawingml/2006/main">
-                    <a:graphicData uri="http://schemas.openxmlformats.org/drawingml/2006/picture">
-                      <pic:pic xmlns:pic="http://schemas.openxmlformats.org/drawingml/2006/picture">
-                        <pic:nvPicPr>
-                          <pic:cNvPr id="611501771" name="Graphic 611501771" descr="Badge Tick1 with solid fill"/>
-                          <pic:cNvPicPr/>
-                        </pic:nvPicPr>
-                        <pic:blipFill>
-                          <a:blip r:embed="rId12">
-                            <a:extLst>
-                              <a:ext uri="{96DAC541-7B7A-43D3-8B79-37D633B846F1}">
-                                <asvg:svgBlip xmlns:asvg="http://schemas.microsoft.com/office/drawing/2016/SVG/main" r:embed="rId13"/>
-                              </a:ext>
-                            </a:extLst>
-                          </a:blip>
-                          <a:stretch>
-                            <a:fillRect/>
-                          </a:stretch>
-                        </pic:blipFill>
-                        <pic:spPr>
-                          <a:xfrm>
-                            <a:off x="0" y="0"/>
-                            <a:ext cx="320040" cy="320040"/>
-                          </a:xfrm>
-                          <a:prstGeom prst="rect">
-                            <a:avLst/>
-                          </a:prstGeom>
-                        </pic:spPr>
-                      </pic:pic>
-                    </a:graphicData>
-                  </a:graphic>
-                </wp:inline>
-              </w:drawing>
+                <w:sz w:val="20"/>
+                <w:szCs w:val="20"/>
+              </w:rPr>
+              <w:t>Used when the customer does not proceed. A no-sale reason must be selected.</w:t>
             </w:r>
           </w:p>
         </w:tc>
@@ -4863,6 +6165,1077 @@
           <w:bCs/>
         </w:rPr>
       </w:pPr>
+    </w:p>
+    <w:p>
+      <w:pPr>
+        <w:spacing w:line="278" w:lineRule="auto"/>
+        <w:rPr>
+          <w:b/>
+          <w:bCs/>
+        </w:rPr>
+      </w:pPr>
+    </w:p>
+    <w:p>
+      <w:pPr>
+        <w:spacing w:line="278" w:lineRule="auto"/>
+        <w:rPr>
+          <w:b/>
+          <w:bCs/>
+        </w:rPr>
+      </w:pPr>
+    </w:p>
+    <w:p>
+      <w:pPr>
+        <w:spacing w:line="278" w:lineRule="auto"/>
+        <w:rPr>
+          <w:b/>
+          <w:bCs/>
+        </w:rPr>
+      </w:pPr>
+    </w:p>
+    <w:p>
+      <w:pPr>
+        <w:spacing w:line="278" w:lineRule="auto"/>
+        <w:rPr>
+          <w:b/>
+          <w:bCs/>
+        </w:rPr>
+      </w:pPr>
+    </w:p>
+    <w:p>
+      <w:pPr>
+        <w:pStyle w:val="Heading1"/>
+        <w:numPr>
+          <w:ilvl w:val="0"/>
+          <w:numId w:val="0"/>
+        </w:numPr>
+        <w:spacing w:after="360"/>
+        <w:sectPr>
+          <w:headerReference w:type="default" r:id="rId12"/>
+          <w:pgSz w:w="12240" w:h="15840"/>
+          <w:pgMar w:top="1411" w:right="850" w:bottom="1411" w:left="850" w:header="720" w:footer="720" w:gutter="0"/>
+          <w:pgNumType w:chapSep="period"/>
+          <w:cols w:space="720"/>
+          <w:docGrid w:linePitch="360"/>
+        </w:sectPr>
+      </w:pPr>
+    </w:p>
+    <w:p>
+      <w:pPr>
+        <w:pStyle w:val="Heading1"/>
+        <w:spacing w:after="360"/>
+      </w:pPr>
+      <w:bookmarkStart w:id="13" w:name="_Toc230808663"/>
+      <w:r>
+        <w:lastRenderedPageBreak/>
+        <w:t>procedure 1 – Process an incoming call</w:t>
+      </w:r>
+      <w:bookmarkEnd w:id="13"/>
+    </w:p>
+    <w:p>
+      <w:pPr>
+        <w:pStyle w:val="Heading2"/>
+      </w:pPr>
+      <w:bookmarkStart w:id="14" w:name="_Toc230808664"/>
+      <w:r>
+        <w:t>Review Caller Information</w:t>
+      </w:r>
+      <w:bookmarkEnd w:id="14"/>
+    </w:p>
+    <w:p>
+      <w:pPr>
+        <w:pStyle w:val="ListParagraph"/>
+        <w:numPr>
+          <w:ilvl w:val="0"/>
+          <w:numId w:val="7"/>
+        </w:numPr>
+      </w:pPr>
+      <w:r>
+        <w:t>Open the Call Wizard in HUB</w:t>
+      </w:r>
+    </w:p>
+    <w:p>
+      <w:pPr>
+        <w:pStyle w:val="ListParagraph"/>
+        <w:numPr>
+          <w:ilvl w:val="0"/>
+          <w:numId w:val="7"/>
+        </w:numPr>
+      </w:pPr>
+      <w:r>
+        <w:t xml:space="preserve">Review the </w:t>
+      </w:r>
+      <w:r>
+        <w:rPr>
+          <w:b/>
+          <w:bCs/>
+        </w:rPr>
+        <w:t>Caller ID</w:t>
+      </w:r>
+      <w:r>
+        <w:t xml:space="preserve"> displayed in the Caller info step.</w:t>
+      </w:r>
+    </w:p>
+    <w:p>
+      <w:pPr>
+        <w:pStyle w:val="ListParagraph"/>
+        <w:numPr>
+          <w:ilvl w:val="0"/>
+          <w:numId w:val="7"/>
+        </w:numPr>
+      </w:pPr>
+      <w:r>
+        <w:t xml:space="preserve">Review the </w:t>
+      </w:r>
+      <w:r>
+        <w:rPr>
+          <w:b/>
+          <w:bCs/>
+        </w:rPr>
+        <w:t>DID</w:t>
+      </w:r>
+      <w:r>
+        <w:t xml:space="preserve"> associated with the call.</w:t>
+      </w:r>
+    </w:p>
+    <w:p>
+      <w:pPr>
+        <w:pStyle w:val="ListParagraph"/>
+        <w:numPr>
+          <w:ilvl w:val="0"/>
+          <w:numId w:val="7"/>
+        </w:numPr>
+      </w:pPr>
+      <w:r>
+        <w:t>Review the available call actions:</w:t>
+      </w:r>
+    </w:p>
+    <w:p>
+      <w:pPr>
+        <w:pStyle w:val="ListParagraph"/>
+        <w:numPr>
+          <w:ilvl w:val="0"/>
+          <w:numId w:val="15"/>
+        </w:numPr>
+      </w:pPr>
+      <w:r>
+        <w:t>Transfer to AM</w:t>
+      </w:r>
+    </w:p>
+    <w:p>
+      <w:pPr>
+        <w:pStyle w:val="ListParagraph"/>
+        <w:numPr>
+          <w:ilvl w:val="0"/>
+          <w:numId w:val="15"/>
+        </w:numPr>
+      </w:pPr>
+      <w:r>
+        <w:t>Spam</w:t>
+      </w:r>
+    </w:p>
+    <w:p>
+      <w:pPr>
+        <w:pStyle w:val="ListParagraph"/>
+        <w:numPr>
+          <w:ilvl w:val="0"/>
+          <w:numId w:val="15"/>
+        </w:numPr>
+      </w:pPr>
+      <w:r>
+        <w:t>Disconnect</w:t>
+      </w:r>
+    </w:p>
+    <w:p>
+      <w:pPr>
+        <w:pStyle w:val="ListParagraph"/>
+        <w:numPr>
+          <w:ilvl w:val="0"/>
+          <w:numId w:val="7"/>
+        </w:numPr>
+      </w:pPr>
+      <w:r>
+        <w:t xml:space="preserve">Review that the </w:t>
+      </w:r>
+      <w:r>
+        <w:rPr>
+          <w:b/>
+          <w:bCs/>
+        </w:rPr>
+        <w:t xml:space="preserve">Possible Customer Caller ID </w:t>
+      </w:r>
+      <w:r>
+        <w:t>matches the table.</w:t>
+      </w:r>
+    </w:p>
+    <w:p>
+      <w:pPr>
+        <w:pStyle w:val="ListParagraph"/>
+        <w:numPr>
+          <w:ilvl w:val="0"/>
+          <w:numId w:val="7"/>
+        </w:numPr>
+      </w:pPr>
+      <w:r>
+        <w:t>Select the correct customer record when a match is available.</w:t>
+      </w:r>
+    </w:p>
+    <w:p>
+      <w:r>
+        <w:rPr>
+          <w:b/>
+          <w:bCs/>
+        </w:rPr>
+        <w:t>Result:</w:t>
+      </w:r>
+      <w:r>
+        <w:t xml:space="preserve"> The user identifies the caller and continues the workflow with the correct customer record.</w:t>
+      </w:r>
+    </w:p>
+    <w:p/>
+    <w:p>
+      <w:pPr>
+        <w:pStyle w:val="Heading2"/>
+      </w:pPr>
+      <w:bookmarkStart w:id="15" w:name="_Toc230808665"/>
+      <w:r>
+        <w:t>Select or Create the Customer</w:t>
+      </w:r>
+      <w:bookmarkEnd w:id="15"/>
+    </w:p>
+    <w:p>
+      <w:pPr>
+        <w:pStyle w:val="ListParagraph"/>
+        <w:numPr>
+          <w:ilvl w:val="0"/>
+          <w:numId w:val="16"/>
+        </w:numPr>
+      </w:pPr>
+      <w:r>
+        <w:t>Review the possible customer matches displayed by HUB.</w:t>
+      </w:r>
+    </w:p>
+    <w:p>
+      <w:pPr>
+        <w:pStyle w:val="ListParagraph"/>
+        <w:numPr>
+          <w:ilvl w:val="0"/>
+          <w:numId w:val="16"/>
+        </w:numPr>
+      </w:pPr>
+      <w:r>
+        <w:t>Select the appropriate existing customer when available.</w:t>
+      </w:r>
+    </w:p>
+    <w:p>
+      <w:pPr>
+        <w:pStyle w:val="ListParagraph"/>
+        <w:numPr>
+          <w:ilvl w:val="0"/>
+          <w:numId w:val="16"/>
+        </w:numPr>
+      </w:pPr>
+      <w:r>
+        <w:t>If the customer is not available, create a new customer record.</w:t>
+      </w:r>
+    </w:p>
+    <w:p>
+      <w:pPr>
+        <w:pStyle w:val="ListParagraph"/>
+        <w:numPr>
+          <w:ilvl w:val="0"/>
+          <w:numId w:val="16"/>
+        </w:numPr>
+      </w:pPr>
+      <w:r>
+        <w:t>Complete the required customer information.</w:t>
+      </w:r>
+    </w:p>
+    <w:p>
+      <w:pPr>
+        <w:pStyle w:val="ListParagraph"/>
+        <w:numPr>
+          <w:ilvl w:val="0"/>
+          <w:numId w:val="16"/>
+        </w:numPr>
+      </w:pPr>
+      <w:r>
+        <w:t xml:space="preserve">Continue to the </w:t>
+      </w:r>
+      <w:r>
+        <w:rPr>
+          <w:b/>
+          <w:bCs/>
+        </w:rPr>
+        <w:t>Site Adress</w:t>
+      </w:r>
+      <w:r>
+        <w:t xml:space="preserve"> step.</w:t>
+      </w:r>
+    </w:p>
+    <w:p/>
+    <w:p/>
+    <w:p/>
+    <w:p/>
+    <w:p>
+      <w:pPr>
+        <w:pStyle w:val="Heading1"/>
+      </w:pPr>
+      <w:bookmarkStart w:id="16" w:name="_Toc230808666"/>
+      <w:r>
+        <w:lastRenderedPageBreak/>
+        <w:t>PROCEDURE 2 – ENTER OR CONFIRM SITE ADDRESS</w:t>
+      </w:r>
+      <w:bookmarkEnd w:id="16"/>
+    </w:p>
+    <w:p>
+      <w:pPr>
+        <w:pStyle w:val="Heading2"/>
+      </w:pPr>
+      <w:bookmarkStart w:id="17" w:name="_Toc230808667"/>
+      <w:r>
+        <w:t>Complete the Site Address Information</w:t>
+      </w:r>
+      <w:bookmarkEnd w:id="17"/>
+    </w:p>
+    <w:p>
+      <w:pPr>
+        <w:pStyle w:val="ListParagraph"/>
+        <w:numPr>
+          <w:ilvl w:val="0"/>
+          <w:numId w:val="17"/>
+        </w:numPr>
+      </w:pPr>
+      <w:r>
+        <w:t>In the Site Address step, enter or confirm the site name.</w:t>
+      </w:r>
+    </w:p>
+    <w:p>
+      <w:pPr>
+        <w:pStyle w:val="ListParagraph"/>
+        <w:numPr>
+          <w:ilvl w:val="0"/>
+          <w:numId w:val="17"/>
+        </w:numPr>
+      </w:pPr>
+      <w:r>
+        <w:t>Enter the service address.</w:t>
+      </w:r>
+    </w:p>
+    <w:p>
+      <w:pPr>
+        <w:pStyle w:val="ListParagraph"/>
+        <w:numPr>
+          <w:ilvl w:val="0"/>
+          <w:numId w:val="17"/>
+        </w:numPr>
+      </w:pPr>
+      <w:r>
+        <w:t>Enter the city, state, and zip code.</w:t>
+      </w:r>
+    </w:p>
+    <w:p>
+      <w:pPr>
+        <w:pStyle w:val="ListParagraph"/>
+        <w:numPr>
+          <w:ilvl w:val="0"/>
+          <w:numId w:val="17"/>
+        </w:numPr>
+      </w:pPr>
+      <w:r>
+        <w:t>Review the map preview when address information is available.</w:t>
+      </w:r>
+    </w:p>
+    <w:p>
+      <w:pPr>
+        <w:pStyle w:val="ListParagraph"/>
+        <w:numPr>
+          <w:ilvl w:val="0"/>
+          <w:numId w:val="17"/>
+        </w:numPr>
+      </w:pPr>
+      <w:r>
+        <w:t>Enter onsite contact information when available.</w:t>
+      </w:r>
+    </w:p>
+    <w:p>
+      <w:pPr>
+        <w:pStyle w:val="ListParagraph"/>
+        <w:numPr>
+          <w:ilvl w:val="0"/>
+          <w:numId w:val="17"/>
+        </w:numPr>
+      </w:pPr>
+      <w:r>
+        <w:t>Select the preferred language when applicable.</w:t>
+      </w:r>
+    </w:p>
+    <w:p>
+      <w:pPr>
+        <w:pStyle w:val="ListParagraph"/>
+        <w:numPr>
+          <w:ilvl w:val="0"/>
+          <w:numId w:val="17"/>
+        </w:numPr>
+      </w:pPr>
+      <w:r>
+        <w:t>Add customer or site notes when needed.</w:t>
+      </w:r>
+    </w:p>
+    <w:p>
+      <w:pPr>
+        <w:pStyle w:val="ListParagraph"/>
+        <w:numPr>
+          <w:ilvl w:val="0"/>
+          <w:numId w:val="17"/>
+        </w:numPr>
+      </w:pPr>
+      <w:r>
+        <w:t xml:space="preserve">Continue to the </w:t>
+      </w:r>
+      <w:r>
+        <w:rPr>
+          <w:b/>
+          <w:bCs/>
+        </w:rPr>
+        <w:t>Pricing</w:t>
+      </w:r>
+      <w:r>
+        <w:t xml:space="preserve"> step.</w:t>
+      </w:r>
+    </w:p>
+    <w:p>
+      <w:r>
+        <w:rPr>
+          <w:b/>
+          <w:bCs/>
+        </w:rPr>
+        <w:t>Result:</w:t>
+      </w:r>
+      <w:r>
+        <w:t xml:space="preserve"> The service location is captured, and the workflow can continue to pricing.</w:t>
+      </w:r>
+    </w:p>
+    <w:p/>
+    <w:p>
+      <w:pPr>
+        <w:pStyle w:val="Heading2"/>
+      </w:pPr>
+      <w:bookmarkStart w:id="18" w:name="_Toc230808668"/>
+      <w:r>
+        <w:t>Customer Refused Address</w:t>
+      </w:r>
+      <w:bookmarkEnd w:id="18"/>
+    </w:p>
+    <w:p>
+      <w:pPr>
+        <w:pStyle w:val="ListParagraph"/>
+        <w:numPr>
+          <w:ilvl w:val="0"/>
+          <w:numId w:val="18"/>
+        </w:numPr>
+      </w:pPr>
+      <w:r>
+        <w:t xml:space="preserve">If the customer refuses to provide the complete address, select </w:t>
+      </w:r>
+      <w:r>
+        <w:rPr>
+          <w:b/>
+          <w:bCs/>
+        </w:rPr>
+        <w:t>Customer Refused Address</w:t>
+      </w:r>
+      <w:r>
+        <w:t>.</w:t>
+      </w:r>
+    </w:p>
+    <w:p>
+      <w:pPr>
+        <w:pStyle w:val="ListParagraph"/>
+        <w:numPr>
+          <w:ilvl w:val="0"/>
+          <w:numId w:val="18"/>
+        </w:numPr>
+      </w:pPr>
+      <w:r>
+        <w:t xml:space="preserve">Complete the minimum required location information. </w:t>
+      </w:r>
+    </w:p>
+    <w:p>
+      <w:pPr>
+        <w:pStyle w:val="ListParagraph"/>
+        <w:numPr>
+          <w:ilvl w:val="0"/>
+          <w:numId w:val="18"/>
+        </w:numPr>
+      </w:pPr>
+      <w:r>
+        <w:t>Add a site note explaini</w:t>
+      </w:r>
+      <w:r>
+        <w:t>ng that the customer did not provide the complete address.</w:t>
+      </w:r>
+    </w:p>
+    <w:p>
+      <w:pPr>
+        <w:pStyle w:val="ListParagraph"/>
+        <w:numPr>
+          <w:ilvl w:val="0"/>
+          <w:numId w:val="18"/>
+        </w:numPr>
+      </w:pPr>
+      <w:r>
+        <w:t>Continue with the workflow when the system allows it.</w:t>
+      </w:r>
+    </w:p>
+    <w:tbl>
+      <w:tblPr>
+        <w:tblStyle w:val="TableGrid"/>
+        <w:tblW w:w="10612" w:type="dxa"/>
+        <w:tblBorders>
+          <w:top w:val="single" w:sz="6" w:space="0" w:color="C00000"/>
+          <w:left w:val="single" w:sz="6" w:space="0" w:color="C00000"/>
+          <w:bottom w:val="single" w:sz="6" w:space="0" w:color="C00000"/>
+          <w:right w:val="single" w:sz="6" w:space="0" w:color="C00000"/>
+          <w:insideH w:val="single" w:sz="6" w:space="0" w:color="C00000"/>
+          <w:insideV w:val="single" w:sz="6" w:space="0" w:color="C00000"/>
+        </w:tblBorders>
+        <w:shd w:val="clear" w:color="auto" w:fill="FAE2D5" w:themeFill="accent2" w:themeFillTint="33"/>
+        <w:tblLook w:val="04A0" w:firstRow="1" w:lastRow="0" w:firstColumn="1" w:lastColumn="0" w:noHBand="0" w:noVBand="1"/>
+      </w:tblPr>
+      <w:tblGrid>
+        <w:gridCol w:w="10612"/>
+      </w:tblGrid>
+      <w:tr>
+        <w:trPr>
+          <w:trHeight w:val="532"/>
+        </w:trPr>
+        <w:tc>
+          <w:tcPr>
+            <w:tcW w:w="10612" w:type="dxa"/>
+            <w:tcBorders>
+              <w:top w:val="single" w:sz="4" w:space="0" w:color="E29898"/>
+              <w:left w:val="single" w:sz="4" w:space="0" w:color="E29898"/>
+              <w:bottom w:val="single" w:sz="4" w:space="0" w:color="E29898"/>
+              <w:right w:val="single" w:sz="4" w:space="0" w:color="E29898"/>
+            </w:tcBorders>
+            <w:shd w:val="clear" w:color="auto" w:fill="FFE7E7"/>
+          </w:tcPr>
+          <w:p>
+            <w:pPr>
+              <w:rPr>
+                <w:sz w:val="20"/>
+                <w:szCs w:val="20"/>
+              </w:rPr>
+            </w:pPr>
+            <w:r>
+              <w:rPr>
+                <w:b/>
+                <w:bCs/>
+                <w:sz w:val="20"/>
+                <w:szCs w:val="20"/>
+              </w:rPr>
+              <w:t>Warning:</w:t>
+            </w:r>
+            <w:r>
+              <w:rPr>
+                <w:sz w:val="20"/>
+                <w:szCs w:val="20"/>
+              </w:rPr>
+              <w:t xml:space="preserve"> </w:t>
+            </w:r>
+            <w:r>
+              <w:rPr>
+                <w:sz w:val="20"/>
+                <w:szCs w:val="20"/>
+              </w:rPr>
+              <w:t xml:space="preserve">A complete address may be required to complete a sale. In the review, the </w:t>
+            </w:r>
+            <w:r>
+              <w:rPr>
+                <w:b/>
+                <w:bCs/>
+                <w:sz w:val="20"/>
+                <w:szCs w:val="20"/>
+              </w:rPr>
+              <w:t xml:space="preserve">Sale </w:t>
+            </w:r>
+            <w:r>
+              <w:rPr>
+                <w:sz w:val="20"/>
+                <w:szCs w:val="20"/>
+              </w:rPr>
+              <w:t xml:space="preserve">option depends on having address information available, while a quote could still be possible with limited location information. </w:t>
+            </w:r>
+          </w:p>
+        </w:tc>
+      </w:tr>
+    </w:tbl>
+    <w:p>
+      <w:pPr>
+        <w:spacing w:line="278" w:lineRule="auto"/>
+        <w:rPr>
+          <w:b/>
+          <w:bCs/>
+        </w:rPr>
+      </w:pPr>
+    </w:p>
+    <w:p/>
+    <w:p>
+      <w:pPr>
+        <w:pStyle w:val="Heading1"/>
+      </w:pPr>
+      <w:bookmarkStart w:id="19" w:name="_Toc230808669"/>
+      <w:r>
+        <w:lastRenderedPageBreak/>
+        <w:t>PROCEDURE 3 – REVIEW PRICING AND ADD PRODUCTS</w:t>
+      </w:r>
+      <w:bookmarkEnd w:id="19"/>
+    </w:p>
+    <w:p>
+      <w:pPr>
+        <w:pStyle w:val="Heading2"/>
+      </w:pPr>
+      <w:bookmarkStart w:id="20" w:name="_Toc230808670"/>
+      <w:r>
+        <w:t>Select Products and Review Rates</w:t>
+      </w:r>
+      <w:bookmarkEnd w:id="20"/>
+    </w:p>
+    <w:p>
+      <w:pPr>
+        <w:pStyle w:val="ListParagraph"/>
+        <w:numPr>
+          <w:ilvl w:val="0"/>
+          <w:numId w:val="19"/>
+        </w:numPr>
+      </w:pPr>
+      <w:r>
+        <w:t xml:space="preserve">In the </w:t>
+      </w:r>
+      <w:r>
+        <w:rPr>
+          <w:b/>
+          <w:bCs/>
+        </w:rPr>
+        <w:t>Pricing</w:t>
+      </w:r>
+      <w:r>
+        <w:t xml:space="preserve"> step, </w:t>
+      </w:r>
+      <w:r>
+        <w:t>select the applicable product category.</w:t>
+      </w:r>
+    </w:p>
+    <w:p>
+      <w:pPr>
+        <w:pStyle w:val="ListParagraph"/>
+        <w:numPr>
+          <w:ilvl w:val="0"/>
+          <w:numId w:val="19"/>
+        </w:numPr>
+      </w:pPr>
+      <w:r>
+        <w:t>Select the required product type or service frequency.</w:t>
+      </w:r>
+    </w:p>
+    <w:p>
+      <w:pPr>
+        <w:pStyle w:val="ListParagraph"/>
+        <w:numPr>
+          <w:ilvl w:val="0"/>
+          <w:numId w:val="19"/>
+        </w:numPr>
+      </w:pPr>
+      <w:r>
+        <w:t>Review the available products and rate components.</w:t>
+      </w:r>
+    </w:p>
+    <w:p>
+      <w:pPr>
+        <w:pStyle w:val="ListParagraph"/>
+        <w:numPr>
+          <w:ilvl w:val="0"/>
+          <w:numId w:val="19"/>
+        </w:numPr>
+      </w:pPr>
+      <w:r>
+        <w:t xml:space="preserve">Click </w:t>
+      </w:r>
+      <w:r>
+        <w:rPr>
+          <w:b/>
+          <w:bCs/>
+        </w:rPr>
+        <w:t xml:space="preserve">Add </w:t>
+      </w:r>
+      <w:r>
+        <w:t>for the product requested by the customer.</w:t>
+      </w:r>
+    </w:p>
+    <w:p>
+      <w:pPr>
+        <w:pStyle w:val="ListParagraph"/>
+        <w:numPr>
+          <w:ilvl w:val="0"/>
+          <w:numId w:val="19"/>
+        </w:numPr>
+      </w:pPr>
+      <w:r>
+        <w:t>Review the product summary after the item is added.</w:t>
+      </w:r>
+    </w:p>
+    <w:p>
+      <w:pPr>
+        <w:pStyle w:val="ListParagraph"/>
+        <w:numPr>
+          <w:ilvl w:val="0"/>
+          <w:numId w:val="19"/>
+        </w:numPr>
+      </w:pPr>
+      <w:r>
+        <w:t>Add item notes or placement notes when applicable.</w:t>
+      </w:r>
+    </w:p>
+    <w:p>
+      <w:pPr>
+        <w:pStyle w:val="ListParagraph"/>
+        <w:numPr>
+          <w:ilvl w:val="0"/>
+          <w:numId w:val="19"/>
+        </w:numPr>
+      </w:pPr>
+      <w:r>
+        <w:t>Review the total amount displayed for the selected outcome.</w:t>
+      </w:r>
+    </w:p>
+    <w:p>
+      <w:r>
+        <w:rPr>
+          <w:b/>
+          <w:bCs/>
+        </w:rPr>
+        <w:t>Result:</w:t>
+      </w:r>
+      <w:r>
+        <w:t xml:space="preserve"> The selected product or service is added to the call workflow.</w:t>
+      </w:r>
+    </w:p>
+    <w:p/>
+    <w:p>
+      <w:pPr>
+        <w:pStyle w:val="Heading2"/>
+      </w:pPr>
+      <w:bookmarkStart w:id="21" w:name="_Toc230808671"/>
+      <w:r>
+        <w:t>Edit Rate Details When Required</w:t>
+      </w:r>
+      <w:bookmarkEnd w:id="21"/>
+    </w:p>
+    <w:p>
+      <w:pPr>
+        <w:pStyle w:val="ListParagraph"/>
+        <w:numPr>
+          <w:ilvl w:val="0"/>
+          <w:numId w:val="20"/>
+        </w:numPr>
+      </w:pPr>
+      <w:r>
+        <w:t>Review the selected item summary.</w:t>
+      </w:r>
+    </w:p>
+    <w:p>
+      <w:pPr>
+        <w:pStyle w:val="ListParagraph"/>
+        <w:numPr>
+          <w:ilvl w:val="0"/>
+          <w:numId w:val="20"/>
+        </w:numPr>
+      </w:pPr>
+      <w:r>
+        <w:t xml:space="preserve">Use the </w:t>
+      </w:r>
+      <w:r>
+        <w:rPr>
+          <w:b/>
+          <w:bCs/>
+        </w:rPr>
+        <w:t xml:space="preserve">Edit </w:t>
+      </w:r>
+      <w:r>
+        <w:t>option only when a rate change is required and allowed.</w:t>
+      </w:r>
+    </w:p>
+    <w:p>
+      <w:pPr>
+        <w:pStyle w:val="ListParagraph"/>
+        <w:numPr>
+          <w:ilvl w:val="0"/>
+          <w:numId w:val="20"/>
+        </w:numPr>
+      </w:pPr>
+      <w:r>
+        <w:t>Confirm that the updated pricing is reflected in the summary.</w:t>
+      </w:r>
+    </w:p>
+    <w:p>
+      <w:pPr>
+        <w:pStyle w:val="ListParagraph"/>
+        <w:numPr>
+          <w:ilvl w:val="0"/>
+          <w:numId w:val="20"/>
+        </w:numPr>
+      </w:pPr>
+      <w:proofErr w:type="gramStart"/>
+      <w:r>
+        <w:t>Continue</w:t>
+      </w:r>
+      <w:proofErr w:type="gramEnd"/>
+      <w:r>
+        <w:t xml:space="preserve"> with </w:t>
+      </w:r>
+      <w:r>
+        <w:rPr>
+          <w:b/>
+          <w:bCs/>
+        </w:rPr>
+        <w:t>Quote</w:t>
+      </w:r>
+      <w:r>
+        <w:t xml:space="preserve">, </w:t>
+      </w:r>
+      <w:r>
+        <w:rPr>
+          <w:b/>
+          <w:bCs/>
+        </w:rPr>
+        <w:t>Sale</w:t>
+      </w:r>
+      <w:r>
+        <w:t xml:space="preserve"> or </w:t>
+      </w:r>
+      <w:r>
+        <w:rPr>
+          <w:b/>
+          <w:bCs/>
+        </w:rPr>
+        <w:t>No Sale</w:t>
+      </w:r>
+      <w:r>
+        <w:t xml:space="preserve">. </w:t>
+      </w:r>
+    </w:p>
+    <w:tbl>
+      <w:tblPr>
+        <w:tblStyle w:val="TableGrid"/>
+        <w:tblW w:w="10612" w:type="dxa"/>
+        <w:tblBorders>
+          <w:top w:val="single" w:sz="6" w:space="0" w:color="0C3512" w:themeColor="accent3" w:themeShade="80"/>
+          <w:left w:val="single" w:sz="6" w:space="0" w:color="0C3512" w:themeColor="accent3" w:themeShade="80"/>
+          <w:bottom w:val="single" w:sz="6" w:space="0" w:color="0C3512" w:themeColor="accent3" w:themeShade="80"/>
+          <w:right w:val="single" w:sz="6" w:space="0" w:color="0C3512" w:themeColor="accent3" w:themeShade="80"/>
+          <w:insideH w:val="single" w:sz="6" w:space="0" w:color="0C3512" w:themeColor="accent3" w:themeShade="80"/>
+          <w:insideV w:val="single" w:sz="6" w:space="0" w:color="0C3512" w:themeColor="accent3" w:themeShade="80"/>
+        </w:tblBorders>
+        <w:tblLook w:val="04A0" w:firstRow="1" w:lastRow="0" w:firstColumn="1" w:lastColumn="0" w:noHBand="0" w:noVBand="1"/>
+      </w:tblPr>
+      <w:tblGrid>
+        <w:gridCol w:w="10612"/>
+      </w:tblGrid>
+      <w:tr>
+        <w:trPr>
+          <w:trHeight w:val="413"/>
+        </w:trPr>
+        <w:tc>
+          <w:tcPr>
+            <w:tcW w:w="10612" w:type="dxa"/>
+            <w:tcBorders>
+              <w:top w:val="single" w:sz="4" w:space="0" w:color="9CA6D2"/>
+              <w:left w:val="single" w:sz="4" w:space="0" w:color="9CA6D2"/>
+              <w:bottom w:val="single" w:sz="4" w:space="0" w:color="9CA6D2"/>
+              <w:right w:val="single" w:sz="4" w:space="0" w:color="9CA6D2"/>
+            </w:tcBorders>
+            <w:shd w:val="clear" w:color="auto" w:fill="DFEFFD"/>
+          </w:tcPr>
+          <w:p>
+            <w:r>
+              <w:rPr>
+                <w:b/>
+                <w:bCs/>
+                <w:sz w:val="20"/>
+                <w:szCs w:val="20"/>
+              </w:rPr>
+              <w:t>Info:</w:t>
+            </w:r>
+            <w:r>
+              <w:rPr>
+                <w:sz w:val="20"/>
+                <w:szCs w:val="20"/>
+              </w:rPr>
+              <w:t xml:space="preserve"> </w:t>
+            </w:r>
+            <w:r>
+              <w:rPr>
+                <w:sz w:val="20"/>
+                <w:szCs w:val="20"/>
+              </w:rPr>
+              <w:t>Some products may include different delivery, removal, rental, or service components.</w:t>
+            </w:r>
+          </w:p>
+        </w:tc>
+      </w:tr>
+    </w:tbl>
+    <w:p/>
+    <w:p/>
+    <w:p>
+      <w:pPr>
+        <w:pStyle w:val="Heading1"/>
+      </w:pPr>
+      <w:bookmarkStart w:id="22" w:name="_Toc230808672"/>
+      <w:r>
+        <w:lastRenderedPageBreak/>
+        <w:t>PROCEDURE 4 – COMPLETE THE CALL AS A QUOTE</w:t>
+      </w:r>
+      <w:bookmarkEnd w:id="22"/>
+    </w:p>
+    <w:p>
+      <w:pPr>
+        <w:pStyle w:val="Heading2"/>
+      </w:pPr>
+      <w:bookmarkStart w:id="23" w:name="_Toc230808673"/>
+      <w:r>
+        <w:t>Quote Outcome</w:t>
+      </w:r>
+      <w:bookmarkEnd w:id="23"/>
+    </w:p>
+    <w:p>
+      <w:r>
+        <w:t>Use this procedure when the customer receives pricing information but does not complete the purchase during the call.</w:t>
+      </w:r>
+    </w:p>
+    <w:p>
+      <w:pPr>
+        <w:pStyle w:val="ListParagraph"/>
+        <w:numPr>
+          <w:ilvl w:val="0"/>
+          <w:numId w:val="21"/>
+        </w:numPr>
+      </w:pPr>
+      <w:r>
+        <w:t xml:space="preserve">Add the requested product or service in the </w:t>
+      </w:r>
+      <w:r>
+        <w:rPr>
+          <w:b/>
+          <w:bCs/>
+        </w:rPr>
+        <w:t xml:space="preserve">Pricing </w:t>
+      </w:r>
+      <w:r>
+        <w:t>step.</w:t>
+      </w:r>
+    </w:p>
+    <w:p>
+      <w:pPr>
+        <w:pStyle w:val="ListParagraph"/>
+        <w:numPr>
+          <w:ilvl w:val="0"/>
+          <w:numId w:val="21"/>
+        </w:numPr>
+      </w:pPr>
+      <w:r>
+        <w:t>Review the product summary and quote total.</w:t>
+      </w:r>
+    </w:p>
+    <w:p>
+      <w:pPr>
+        <w:pStyle w:val="ListParagraph"/>
+        <w:numPr>
+          <w:ilvl w:val="0"/>
+          <w:numId w:val="21"/>
+        </w:numPr>
+      </w:pPr>
+      <w:r>
+        <w:t xml:space="preserve">Select </w:t>
+      </w:r>
+      <w:r>
+        <w:rPr>
+          <w:b/>
+          <w:bCs/>
+        </w:rPr>
+        <w:t>Quote</w:t>
+      </w:r>
+      <w:r>
+        <w:t>.</w:t>
+      </w:r>
+    </w:p>
+    <w:p>
+      <w:pPr>
+        <w:pStyle w:val="ListParagraph"/>
+        <w:numPr>
+          <w:ilvl w:val="0"/>
+          <w:numId w:val="21"/>
+        </w:numPr>
+      </w:pPr>
+      <w:r>
+        <w:t>Enter the follow-up date and time.</w:t>
+      </w:r>
+    </w:p>
+    <w:p>
+      <w:pPr>
+        <w:pStyle w:val="ListParagraph"/>
+        <w:numPr>
+          <w:ilvl w:val="0"/>
+          <w:numId w:val="21"/>
+        </w:numPr>
+      </w:pPr>
+      <w:r>
+        <w:t>Assign the follow-up to the appropriate user.</w:t>
+      </w:r>
+    </w:p>
+    <w:p>
+      <w:pPr>
+        <w:pStyle w:val="ListParagraph"/>
+        <w:numPr>
+          <w:ilvl w:val="0"/>
+          <w:numId w:val="21"/>
+        </w:numPr>
+      </w:pPr>
+      <w:r>
+        <w:t xml:space="preserve">Add </w:t>
+      </w:r>
+      <w:proofErr w:type="gramStart"/>
+      <w:r>
+        <w:t>item</w:t>
+      </w:r>
+      <w:proofErr w:type="gramEnd"/>
+      <w:r>
+        <w:t xml:space="preserve"> notes or placement notes when needed.</w:t>
+      </w:r>
+    </w:p>
+    <w:p>
+      <w:pPr>
+        <w:pStyle w:val="ListParagraph"/>
+        <w:numPr>
+          <w:ilvl w:val="0"/>
+          <w:numId w:val="21"/>
+        </w:numPr>
+      </w:pPr>
+      <w:r>
+        <w:t>Finalize the workflow.</w:t>
+      </w:r>
+    </w:p>
+    <w:p>
+      <w:r>
+        <w:rPr>
+          <w:b/>
+          <w:bCs/>
+        </w:rPr>
+        <w:t>Result:</w:t>
+      </w:r>
+      <w:r>
+        <w:t xml:space="preserve"> The call is completed as a quote and assigned for follow-up.</w:t>
+      </w:r>
     </w:p>
     <w:tbl>
       <w:tblPr>
@@ -4919,7 +7292,7 @@
                 <w:sz w:val="20"/>
                 <w:szCs w:val="20"/>
               </w:rPr>
-              <w:t>This section is mandatory for all applications with role-based access.</w:t>
+              <w:t>The delivery date and removal date are not mandatory for a quote.</w:t>
             </w:r>
           </w:p>
         </w:tc>
@@ -4932,15 +7305,645 @@
     </w:p>
     <w:p/>
     <w:p/>
+    <w:p>
+      <w:pPr>
+        <w:pStyle w:val="Heading1"/>
+      </w:pPr>
+      <w:bookmarkStart w:id="24" w:name="_Toc230808674"/>
+      <w:r>
+        <w:lastRenderedPageBreak/>
+        <w:t>PROCEDURE 5 – COMPLETE THE CALL AS A SALE</w:t>
+      </w:r>
+      <w:bookmarkEnd w:id="24"/>
+    </w:p>
+    <w:p>
+      <w:pPr>
+        <w:pStyle w:val="Heading2"/>
+      </w:pPr>
+      <w:bookmarkStart w:id="25" w:name="_Toc230808675"/>
+      <w:r>
+        <w:t>Sale Outcome</w:t>
+      </w:r>
+      <w:bookmarkEnd w:id="25"/>
+    </w:p>
+    <w:p>
+      <w:r>
+        <w:t>Use this procedure when the customer confirms the service request and agrees to proceed.</w:t>
+      </w:r>
+    </w:p>
+    <w:p>
+      <w:pPr>
+        <w:pStyle w:val="ListParagraph"/>
+        <w:numPr>
+          <w:ilvl w:val="0"/>
+          <w:numId w:val="22"/>
+        </w:numPr>
+      </w:pPr>
+      <w:r>
+        <w:t>Confirm that the customer information is complete.</w:t>
+      </w:r>
+    </w:p>
+    <w:p>
+      <w:pPr>
+        <w:pStyle w:val="ListParagraph"/>
+        <w:numPr>
+          <w:ilvl w:val="0"/>
+          <w:numId w:val="22"/>
+        </w:numPr>
+      </w:pPr>
+      <w:r>
+        <w:t>Confirm that the site address is complete.</w:t>
+      </w:r>
+    </w:p>
+    <w:p>
+      <w:pPr>
+        <w:pStyle w:val="ListParagraph"/>
+        <w:numPr>
+          <w:ilvl w:val="0"/>
+          <w:numId w:val="22"/>
+        </w:numPr>
+      </w:pPr>
+      <w:r>
+        <w:t>Confirm that onsite contact information is available when required.</w:t>
+      </w:r>
+    </w:p>
+    <w:p>
+      <w:pPr>
+        <w:pStyle w:val="ListParagraph"/>
+        <w:numPr>
+          <w:ilvl w:val="0"/>
+          <w:numId w:val="22"/>
+        </w:numPr>
+      </w:pPr>
+      <w:r>
+        <w:t xml:space="preserve">Add the requested product or service in the </w:t>
+      </w:r>
+      <w:r>
+        <w:rPr>
+          <w:b/>
+          <w:bCs/>
+        </w:rPr>
+        <w:t xml:space="preserve">Pricing </w:t>
+      </w:r>
+      <w:r>
+        <w:t>step.</w:t>
+      </w:r>
+    </w:p>
+    <w:p>
+      <w:pPr>
+        <w:pStyle w:val="ListParagraph"/>
+        <w:numPr>
+          <w:ilvl w:val="0"/>
+          <w:numId w:val="22"/>
+        </w:numPr>
+      </w:pPr>
+      <w:r>
+        <w:t xml:space="preserve">Select </w:t>
+      </w:r>
+      <w:r>
+        <w:rPr>
+          <w:b/>
+          <w:bCs/>
+        </w:rPr>
+        <w:t>Sale</w:t>
+      </w:r>
+      <w:r>
+        <w:t>.</w:t>
+      </w:r>
+    </w:p>
+    <w:p>
+      <w:pPr>
+        <w:pStyle w:val="ListParagraph"/>
+        <w:numPr>
+          <w:ilvl w:val="0"/>
+          <w:numId w:val="22"/>
+        </w:numPr>
+      </w:pPr>
+      <w:r>
+        <w:t>Review any applicable terms, conditions, or service disclaimers.</w:t>
+      </w:r>
+    </w:p>
+    <w:p>
+      <w:pPr>
+        <w:pStyle w:val="ListParagraph"/>
+        <w:numPr>
+          <w:ilvl w:val="0"/>
+          <w:numId w:val="22"/>
+        </w:numPr>
+      </w:pPr>
+      <w:r>
+        <w:t>Complete all required sale fields, including length, delivery date, and other required information.</w:t>
+      </w:r>
+    </w:p>
+    <w:p>
+      <w:pPr>
+        <w:pStyle w:val="ListParagraph"/>
+        <w:numPr>
+          <w:ilvl w:val="0"/>
+          <w:numId w:val="22"/>
+        </w:numPr>
+      </w:pPr>
+      <w:r>
+        <w:t>Add or confirm credit card information when required.</w:t>
+      </w:r>
+    </w:p>
+    <w:p>
+      <w:pPr>
+        <w:pStyle w:val="ListParagraph"/>
+        <w:numPr>
+          <w:ilvl w:val="0"/>
+          <w:numId w:val="22"/>
+        </w:numPr>
+      </w:pPr>
+      <w:r>
+        <w:t xml:space="preserve">Review the </w:t>
+      </w:r>
+      <w:proofErr w:type="gramStart"/>
+      <w:r>
+        <w:t>sale total</w:t>
+      </w:r>
+      <w:proofErr w:type="gramEnd"/>
+      <w:r>
+        <w:t>.</w:t>
+      </w:r>
+    </w:p>
+    <w:p>
+      <w:pPr>
+        <w:pStyle w:val="ListParagraph"/>
+        <w:numPr>
+          <w:ilvl w:val="0"/>
+          <w:numId w:val="22"/>
+        </w:numPr>
+      </w:pPr>
+      <w:r>
+        <w:t>Finalize the workflow.</w:t>
+      </w:r>
+    </w:p>
+    <w:p>
+      <w:r>
+        <w:rPr>
+          <w:b/>
+          <w:bCs/>
+        </w:rPr>
+        <w:t>Result:</w:t>
+      </w:r>
+      <w:r>
+        <w:t xml:space="preserve"> The call is completed as a sale.</w:t>
+      </w:r>
+    </w:p>
+    <w:tbl>
+      <w:tblPr>
+        <w:tblStyle w:val="TableGrid"/>
+        <w:tblW w:w="10612" w:type="dxa"/>
+        <w:tblBorders>
+          <w:top w:val="single" w:sz="6" w:space="0" w:color="C00000"/>
+          <w:left w:val="single" w:sz="6" w:space="0" w:color="C00000"/>
+          <w:bottom w:val="single" w:sz="6" w:space="0" w:color="C00000"/>
+          <w:right w:val="single" w:sz="6" w:space="0" w:color="C00000"/>
+          <w:insideH w:val="single" w:sz="6" w:space="0" w:color="C00000"/>
+          <w:insideV w:val="single" w:sz="6" w:space="0" w:color="C00000"/>
+        </w:tblBorders>
+        <w:shd w:val="clear" w:color="auto" w:fill="FAE2D5" w:themeFill="accent2" w:themeFillTint="33"/>
+        <w:tblLook w:val="04A0" w:firstRow="1" w:lastRow="0" w:firstColumn="1" w:lastColumn="0" w:noHBand="0" w:noVBand="1"/>
+      </w:tblPr>
+      <w:tblGrid>
+        <w:gridCol w:w="10612"/>
+      </w:tblGrid>
+      <w:tr>
+        <w:trPr>
+          <w:trHeight w:val="415"/>
+        </w:trPr>
+        <w:tc>
+          <w:tcPr>
+            <w:tcW w:w="10612" w:type="dxa"/>
+            <w:tcBorders>
+              <w:top w:val="single" w:sz="4" w:space="0" w:color="E29898"/>
+              <w:left w:val="single" w:sz="4" w:space="0" w:color="E29898"/>
+              <w:bottom w:val="single" w:sz="4" w:space="0" w:color="E29898"/>
+              <w:right w:val="single" w:sz="4" w:space="0" w:color="E29898"/>
+            </w:tcBorders>
+            <w:shd w:val="clear" w:color="auto" w:fill="FFE7E7"/>
+          </w:tcPr>
+          <w:p>
+            <w:pPr>
+              <w:rPr>
+                <w:sz w:val="20"/>
+                <w:szCs w:val="20"/>
+              </w:rPr>
+            </w:pPr>
+            <w:r>
+              <w:rPr>
+                <w:b/>
+                <w:bCs/>
+                <w:sz w:val="20"/>
+                <w:szCs w:val="20"/>
+              </w:rPr>
+              <w:t>Warning:</w:t>
+            </w:r>
+            <w:r>
+              <w:rPr>
+                <w:sz w:val="20"/>
+                <w:szCs w:val="20"/>
+              </w:rPr>
+              <w:t xml:space="preserve"> </w:t>
+            </w:r>
+            <w:r>
+              <w:rPr>
+                <w:sz w:val="20"/>
+                <w:szCs w:val="20"/>
+              </w:rPr>
+              <w:t xml:space="preserve">The </w:t>
+            </w:r>
+            <w:r>
+              <w:rPr>
+                <w:sz w:val="20"/>
+                <w:szCs w:val="20"/>
+              </w:rPr>
+              <w:t>f</w:t>
+            </w:r>
+            <w:r>
+              <w:rPr>
+                <w:sz w:val="20"/>
+                <w:szCs w:val="20"/>
+              </w:rPr>
+              <w:t xml:space="preserve">inalize action may remain disabled until all required sale information is completed. </w:t>
+            </w:r>
+          </w:p>
+        </w:tc>
+      </w:tr>
+    </w:tbl>
+    <w:p>
+      <w:pPr>
+        <w:spacing w:line="278" w:lineRule="auto"/>
+        <w:rPr>
+          <w:b/>
+          <w:bCs/>
+        </w:rPr>
+      </w:pPr>
+    </w:p>
     <w:p/>
+    <w:p>
+      <w:pPr>
+        <w:pStyle w:val="Heading1"/>
+      </w:pPr>
+      <w:bookmarkStart w:id="26" w:name="_Toc230808676"/>
+      <w:r>
+        <w:lastRenderedPageBreak/>
+        <w:t>PROCEDURE 6 – COMPLETE THE CALL AS A NO SALE</w:t>
+      </w:r>
+      <w:bookmarkEnd w:id="26"/>
+    </w:p>
+    <w:p>
+      <w:pPr>
+        <w:pStyle w:val="Heading2"/>
+      </w:pPr>
+      <w:bookmarkStart w:id="27" w:name="_Toc230808677"/>
+      <w:r>
+        <w:t>No-Sale Outcome</w:t>
+      </w:r>
+      <w:bookmarkEnd w:id="27"/>
+    </w:p>
+    <w:p>
+      <w:r>
+        <w:t>Use this procedure when the customer does not proceed with the request.</w:t>
+      </w:r>
+    </w:p>
+    <w:p>
+      <w:pPr>
+        <w:pStyle w:val="ListParagraph"/>
+        <w:numPr>
+          <w:ilvl w:val="0"/>
+          <w:numId w:val="24"/>
+        </w:numPr>
+      </w:pPr>
+      <w:r>
+        <w:t>Continue the workflow until the no-sale option is available.</w:t>
+      </w:r>
+    </w:p>
+    <w:p>
+      <w:pPr>
+        <w:pStyle w:val="ListParagraph"/>
+        <w:numPr>
+          <w:ilvl w:val="0"/>
+          <w:numId w:val="24"/>
+        </w:numPr>
+      </w:pPr>
+      <w:r>
+        <w:t>Select No Sale.</w:t>
+      </w:r>
+    </w:p>
+    <w:p>
+      <w:pPr>
+        <w:pStyle w:val="ListParagraph"/>
+        <w:numPr>
+          <w:ilvl w:val="0"/>
+          <w:numId w:val="24"/>
+        </w:numPr>
+      </w:pPr>
+      <w:r>
+        <w:t>Select the appropriate no-sale reason.</w:t>
+      </w:r>
+    </w:p>
+    <w:p>
+      <w:pPr>
+        <w:pStyle w:val="ListParagraph"/>
+        <w:numPr>
+          <w:ilvl w:val="0"/>
+          <w:numId w:val="24"/>
+        </w:numPr>
+      </w:pPr>
+      <w:r>
+        <w:t>Add notes when needed.</w:t>
+      </w:r>
+    </w:p>
+    <w:p>
+      <w:pPr>
+        <w:pStyle w:val="ListParagraph"/>
+        <w:numPr>
+          <w:ilvl w:val="0"/>
+          <w:numId w:val="24"/>
+        </w:numPr>
+      </w:pPr>
+      <w:r>
+        <w:t>Click Log &amp; End Call or finalize the workflow, depending on the screen.</w:t>
+      </w:r>
+    </w:p>
+    <w:p>
+      <w:pPr>
+        <w:pStyle w:val="ListParagraph"/>
+        <w:numPr>
+          <w:ilvl w:val="0"/>
+          <w:numId w:val="24"/>
+        </w:numPr>
+      </w:pPr>
+      <w:proofErr w:type="gramStart"/>
+      <w:r>
+        <w:t>Review</w:t>
+      </w:r>
+      <w:proofErr w:type="gramEnd"/>
+      <w:r>
+        <w:t xml:space="preserve"> the finalized record confirmation.</w:t>
+      </w:r>
+    </w:p>
+    <w:p>
+      <w:r>
+        <w:rPr>
+          <w:b/>
+          <w:bCs/>
+        </w:rPr>
+        <w:t>Result:</w:t>
+      </w:r>
+      <w:r>
+        <w:t xml:space="preserve"> The call is completed as a no-sale record.</w:t>
+      </w:r>
+    </w:p>
     <w:p/>
-    <w:p/>
-    <w:p/>
     <w:p>
       <w:pPr>
         <w:pStyle w:val="Heading1"/>
+      </w:pPr>
+      <w:bookmarkStart w:id="28" w:name="_Toc230808678"/>
+      <w:r>
+        <w:lastRenderedPageBreak/>
+        <w:t>PROCEDURE 7 – FINALIZE THE CALL</w:t>
+      </w:r>
+      <w:bookmarkEnd w:id="28"/>
+    </w:p>
+    <w:p>
+      <w:pPr>
+        <w:pStyle w:val="Heading2"/>
+      </w:pPr>
+      <w:bookmarkStart w:id="29" w:name="_Toc230808679"/>
+      <w:r>
+        <w:t>Finalize the Workflow</w:t>
+      </w:r>
+      <w:bookmarkEnd w:id="29"/>
+    </w:p>
+    <w:p>
+      <w:pPr>
+        <w:numPr>
+          <w:ilvl w:val="0"/>
+          <w:numId w:val="25"/>
+        </w:numPr>
+        <w:spacing w:before="100" w:beforeAutospacing="1" w:after="100" w:afterAutospacing="1" w:line="240" w:lineRule="auto"/>
+      </w:pPr>
+      <w:r>
+        <w:t xml:space="preserve">Review the selected customer. </w:t>
+      </w:r>
+    </w:p>
+    <w:p>
+      <w:pPr>
+        <w:numPr>
+          <w:ilvl w:val="0"/>
+          <w:numId w:val="25"/>
+        </w:numPr>
+        <w:spacing w:before="100" w:beforeAutospacing="1" w:after="100" w:afterAutospacing="1" w:line="240" w:lineRule="auto"/>
+      </w:pPr>
+      <w:r>
+        <w:t xml:space="preserve">Review the site address summary. </w:t>
+      </w:r>
+    </w:p>
+    <w:p>
+      <w:pPr>
+        <w:numPr>
+          <w:ilvl w:val="0"/>
+          <w:numId w:val="25"/>
+        </w:numPr>
+        <w:spacing w:before="100" w:beforeAutospacing="1" w:after="100" w:afterAutospacing="1" w:line="240" w:lineRule="auto"/>
+      </w:pPr>
+      <w:r>
+        <w:t xml:space="preserve">Review the selected outcome: Quote, Sale, or No Sale. </w:t>
+      </w:r>
+    </w:p>
+    <w:p>
+      <w:pPr>
+        <w:numPr>
+          <w:ilvl w:val="0"/>
+          <w:numId w:val="25"/>
+        </w:numPr>
+        <w:spacing w:before="100" w:beforeAutospacing="1" w:after="100" w:afterAutospacing="1" w:line="240" w:lineRule="auto"/>
+      </w:pPr>
+      <w:r>
+        <w:t xml:space="preserve">Confirm that all required fields are complete. </w:t>
+      </w:r>
+    </w:p>
+    <w:p>
+      <w:pPr>
+        <w:numPr>
+          <w:ilvl w:val="0"/>
+          <w:numId w:val="25"/>
+        </w:numPr>
+        <w:spacing w:before="100" w:beforeAutospacing="1" w:after="100" w:afterAutospacing="1" w:line="240" w:lineRule="auto"/>
+      </w:pPr>
+      <w:r>
+        <w:t xml:space="preserve">Finalize the call. </w:t>
+      </w:r>
+    </w:p>
+    <w:p>
+      <w:pPr>
+        <w:numPr>
+          <w:ilvl w:val="0"/>
+          <w:numId w:val="25"/>
+        </w:numPr>
+        <w:spacing w:before="100" w:beforeAutospacing="1" w:after="100" w:afterAutospacing="1" w:line="240" w:lineRule="auto"/>
+      </w:pPr>
+      <w:r>
+        <w:t xml:space="preserve">Review the final confirmation screen. </w:t>
+      </w:r>
+    </w:p>
+    <w:p>
+      <w:pPr>
+        <w:numPr>
+          <w:ilvl w:val="0"/>
+          <w:numId w:val="25"/>
+        </w:numPr>
+        <w:spacing w:before="100" w:beforeAutospacing="1" w:after="100" w:afterAutospacing="1" w:line="240" w:lineRule="auto"/>
+      </w:pPr>
+      <w:r>
+        <w:t xml:space="preserve">Open the related HUB record if needed. </w:t>
+      </w:r>
+    </w:p>
+    <w:p>
+      <w:pPr>
+        <w:numPr>
+          <w:ilvl w:val="0"/>
+          <w:numId w:val="25"/>
+        </w:numPr>
+        <w:spacing w:before="100" w:beforeAutospacing="1" w:after="100" w:afterAutospacing="1" w:line="240" w:lineRule="auto"/>
+        <w:rPr>
+          <w:rFonts w:cs="Arial"/>
+        </w:rPr>
+      </w:pPr>
+      <w:r>
+        <w:rPr>
+          <w:rFonts w:cs="Arial"/>
+        </w:rPr>
+        <w:t xml:space="preserve">Start a new call if another call must be processed. </w:t>
+      </w:r>
+    </w:p>
+    <w:p>
+      <w:pPr>
+        <w:pStyle w:val="NormalWeb"/>
+        <w:rPr>
+          <w:rFonts w:ascii="Arial" w:hAnsi="Arial" w:cs="Arial"/>
+          <w:sz w:val="22"/>
+          <w:szCs w:val="22"/>
+        </w:rPr>
+      </w:pPr>
+      <w:r>
+        <w:rPr>
+          <w:rStyle w:val="Strong"/>
+          <w:rFonts w:ascii="Arial" w:hAnsi="Arial" w:cs="Arial"/>
+          <w:sz w:val="22"/>
+          <w:szCs w:val="22"/>
+        </w:rPr>
+        <w:t>Result:</w:t>
+      </w:r>
+      <w:r>
+        <w:rPr>
+          <w:rFonts w:ascii="Arial" w:hAnsi="Arial" w:cs="Arial"/>
+          <w:sz w:val="22"/>
+          <w:szCs w:val="22"/>
+        </w:rPr>
+        <w:t xml:space="preserve"> The Call Wizard workflow is completed and the record is finalized.</w:t>
+      </w:r>
+    </w:p>
+    <w:tbl>
+      <w:tblPr>
+        <w:tblStyle w:val="TableGrid"/>
+        <w:tblW w:w="10612" w:type="dxa"/>
+        <w:tblBorders>
+          <w:top w:val="single" w:sz="6" w:space="0" w:color="C00000"/>
+          <w:left w:val="single" w:sz="6" w:space="0" w:color="C00000"/>
+          <w:bottom w:val="single" w:sz="6" w:space="0" w:color="C00000"/>
+          <w:right w:val="single" w:sz="6" w:space="0" w:color="C00000"/>
+          <w:insideH w:val="single" w:sz="6" w:space="0" w:color="C00000"/>
+          <w:insideV w:val="single" w:sz="6" w:space="0" w:color="C00000"/>
+        </w:tblBorders>
+        <w:shd w:val="clear" w:color="auto" w:fill="FAE2D5" w:themeFill="accent2" w:themeFillTint="33"/>
+        <w:tblLook w:val="04A0" w:firstRow="1" w:lastRow="0" w:firstColumn="1" w:lastColumn="0" w:noHBand="0" w:noVBand="1"/>
+      </w:tblPr>
+      <w:tblGrid>
+        <w:gridCol w:w="10612"/>
+      </w:tblGrid>
+      <w:tr>
+        <w:trPr>
+          <w:trHeight w:val="514"/>
+        </w:trPr>
+        <w:tc>
+          <w:tcPr>
+            <w:tcW w:w="10612" w:type="dxa"/>
+            <w:tcBorders>
+              <w:top w:val="single" w:sz="4" w:space="0" w:color="E29898"/>
+              <w:left w:val="single" w:sz="4" w:space="0" w:color="E29898"/>
+              <w:bottom w:val="single" w:sz="4" w:space="0" w:color="E29898"/>
+              <w:right w:val="single" w:sz="4" w:space="0" w:color="E29898"/>
+            </w:tcBorders>
+            <w:shd w:val="clear" w:color="auto" w:fill="FFE7E7"/>
+          </w:tcPr>
+          <w:p>
+            <w:pPr>
+              <w:rPr>
+                <w:sz w:val="20"/>
+                <w:szCs w:val="20"/>
+              </w:rPr>
+            </w:pPr>
+            <w:r>
+              <w:rPr>
+                <w:b/>
+                <w:bCs/>
+                <w:sz w:val="20"/>
+                <w:szCs w:val="20"/>
+              </w:rPr>
+              <w:t>Warning:</w:t>
+            </w:r>
+            <w:r>
+              <w:rPr>
+                <w:sz w:val="20"/>
+                <w:szCs w:val="20"/>
+              </w:rPr>
+              <w:t xml:space="preserve"> </w:t>
+            </w:r>
+            <w:r>
+              <w:rPr>
+                <w:sz w:val="20"/>
+                <w:szCs w:val="20"/>
+              </w:rPr>
+              <w:t>After the workflow is finalized, changes may no longer be available from the same wizard screen. The review notes that modifications after finalization may need to be completed in the related record or system.</w:t>
+            </w:r>
+          </w:p>
+        </w:tc>
+      </w:tr>
+    </w:tbl>
+    <w:p>
+      <w:pPr>
+        <w:spacing w:line="278" w:lineRule="auto"/>
+        <w:rPr>
+          <w:b/>
+          <w:bCs/>
+        </w:rPr>
+      </w:pPr>
+    </w:p>
+    <w:p>
+      <w:pPr>
+        <w:pStyle w:val="NormalWeb"/>
+        <w:rPr>
+          <w:rFonts w:ascii="Arial" w:hAnsi="Arial" w:cs="Arial"/>
+          <w:sz w:val="22"/>
+          <w:szCs w:val="22"/>
+        </w:rPr>
+      </w:pPr>
+    </w:p>
+    <w:p>
+      <w:pPr>
+        <w:pStyle w:val="NormalWeb"/>
+        <w:rPr>
+          <w:rFonts w:ascii="Arial" w:hAnsi="Arial" w:cs="Arial"/>
+          <w:sz w:val="22"/>
+          <w:szCs w:val="22"/>
+        </w:rPr>
         <w:sectPr>
-          <w:headerReference w:type="default" r:id="rId14"/>
+          <w:headerReference w:type="default" r:id="rId13"/>
           <w:pgSz w:w="12240" w:h="15840"/>
           <w:pgMar w:top="1411" w:right="850" w:bottom="1411" w:left="850" w:header="720" w:footer="720" w:gutter="0"/>
           <w:pgNumType w:chapSep="period"/>
@@ -4952,107 +7955,14 @@
     <w:p>
       <w:pPr>
         <w:pStyle w:val="Heading1"/>
-      </w:pPr>
-      <w:bookmarkStart w:id="16" w:name="_Toc224747974"/>
+        <w:spacing w:after="360"/>
+      </w:pPr>
+      <w:bookmarkStart w:id="30" w:name="_Toc230808680"/>
       <w:r>
         <w:lastRenderedPageBreak/>
-        <w:t>WORKING PROCEDURES</w:t>
-      </w:r>
-      <w:bookmarkEnd w:id="16"/>
-    </w:p>
-    <w:p>
-      <w:r>
-        <w:t xml:space="preserve">Workflows (including diagrams if applicable) for different options within the application. </w:t>
-      </w:r>
-    </w:p>
-    <w:p>
-      <w:pPr>
-        <w:pStyle w:val="Heading2"/>
-      </w:pPr>
-      <w:bookmarkStart w:id="17" w:name="_Toc224747975"/>
-      <w:r>
-        <w:t>Working Procedure 1</w:t>
-      </w:r>
-      <w:bookmarkEnd w:id="17"/>
-    </w:p>
-    <w:p>
-      <w:r>
-        <w:t>Working Procedure 1</w:t>
-      </w:r>
-      <w:r>
-        <w:t xml:space="preserve"> (e.g. “</w:t>
-      </w:r>
-      <w:r>
-        <w:rPr>
-          <w:b/>
-          <w:bCs/>
-        </w:rPr>
-        <w:t>Create invoice</w:t>
-      </w:r>
-      <w:r>
-        <w:t>…”)</w:t>
-      </w:r>
-    </w:p>
-    <w:p/>
-    <w:p>
-      <w:pPr>
-        <w:pStyle w:val="Heading2"/>
-      </w:pPr>
-      <w:bookmarkStart w:id="18" w:name="_Toc224747976"/>
-      <w:r>
-        <w:t>Working Procedure 2</w:t>
-      </w:r>
-      <w:bookmarkEnd w:id="18"/>
-    </w:p>
-    <w:p>
-      <w:r>
-        <w:t xml:space="preserve">Working Procedure 2. </w:t>
-      </w:r>
-      <w:r>
-        <w:t>(e.g. “</w:t>
-      </w:r>
-      <w:r>
-        <w:rPr>
-          <w:b/>
-          <w:bCs/>
-        </w:rPr>
-        <w:t>Approve request</w:t>
-      </w:r>
-      <w:r>
-        <w:t>…”)</w:t>
-      </w:r>
-    </w:p>
-    <w:p/>
-    <w:p>
-      <w:pPr>
-        <w:pStyle w:val="Heading2"/>
-      </w:pPr>
-      <w:bookmarkStart w:id="19" w:name="_Toc224747977"/>
-      <w:r>
-        <w:t xml:space="preserve">Working Procedure </w:t>
-      </w:r>
-      <w:r>
-        <w:t>3</w:t>
-      </w:r>
-      <w:bookmarkEnd w:id="19"/>
-    </w:p>
-    <w:p>
-      <w:r>
-        <w:t xml:space="preserve">Working Procedure 2. </w:t>
-      </w:r>
-      <w:r>
-        <w:t>(e.g. “</w:t>
-      </w:r>
-      <w:r>
-        <w:rPr>
-          <w:b/>
-          <w:bCs/>
-        </w:rPr>
-        <w:t>Generate Report</w:t>
-      </w:r>
-      <w:r>
-        <w:t>…”)</w:t>
-      </w:r>
+        <w:t>APPROVAL SIGNATURES</w:t>
+      </w:r>
+      <w:bookmarkEnd w:id="30"/>
     </w:p>
     <w:p>
       <w:pPr>
@@ -5062,47 +7972,16 @@
           <w:bCs/>
         </w:rPr>
       </w:pPr>
-    </w:p>
-    <w:p>
-      <w:pPr>
-        <w:spacing w:line="278" w:lineRule="auto"/>
-        <w:rPr>
-          <w:b/>
-          <w:bCs/>
-        </w:rPr>
-      </w:pPr>
-    </w:p>
-    <w:p>
-      <w:pPr>
-        <w:spacing w:line="278" w:lineRule="auto"/>
-        <w:rPr>
-          <w:b/>
-          <w:bCs/>
-        </w:rPr>
-      </w:pPr>
-    </w:p>
-    <w:p>
-      <w:pPr>
-        <w:pStyle w:val="Heading1"/>
-        <w:spacing w:after="360"/>
-      </w:pPr>
-      <w:bookmarkStart w:id="20" w:name="_Toc224747978"/>
-      <w:r>
-        <w:lastRenderedPageBreak/>
-        <w:t>APPROVAL SIGNATURES</w:t>
-      </w:r>
-      <w:bookmarkEnd w:id="20"/>
-    </w:p>
-    <w:p>
-      <w:pPr>
-        <w:spacing w:line="278" w:lineRule="auto"/>
-        <w:rPr>
-          <w:b/>
-          <w:bCs/>
-        </w:rPr>
-      </w:pPr>
-      <w:r>
-        <w:t>Digital signature blocks below are formatted for DocuSign / Adobe Sign.</w:t>
+      <w:r>
+        <w:t xml:space="preserve">Digital signature blocks below are formatted for </w:t>
+      </w:r>
+      <w:proofErr w:type="spellStart"/>
+      <w:r>
+        <w:t>DocuSign</w:t>
+      </w:r>
+      <w:proofErr w:type="spellEnd"/>
+      <w:r>
+        <w:t xml:space="preserve"> / Adobe Sign.</w:t>
       </w:r>
     </w:p>
     <w:tbl>
@@ -5121,9 +8000,9 @@
       </w:tblPr>
       <w:tblGrid>
         <w:gridCol w:w="1765"/>
-        <w:gridCol w:w="2460"/>
-        <w:gridCol w:w="4410"/>
-        <w:gridCol w:w="1980"/>
+        <w:gridCol w:w="2190"/>
+        <w:gridCol w:w="4770"/>
+        <w:gridCol w:w="1890"/>
       </w:tblGrid>
       <w:tr>
         <w:tc>
@@ -5155,7 +8034,7 @@
         </w:tc>
         <w:tc>
           <w:tcPr>
-            <w:tcW w:w="2460" w:type="dxa"/>
+            <w:tcW w:w="2190" w:type="dxa"/>
             <w:shd w:val="clear" w:color="auto" w:fill="4F7ABA"/>
           </w:tcPr>
           <w:p>
@@ -5182,7 +8061,7 @@
         </w:tc>
         <w:tc>
           <w:tcPr>
-            <w:tcW w:w="4410" w:type="dxa"/>
+            <w:tcW w:w="4770" w:type="dxa"/>
             <w:shd w:val="clear" w:color="auto" w:fill="4F7ABA"/>
           </w:tcPr>
           <w:p>
@@ -5209,7 +8088,7 @@
         </w:tc>
         <w:tc>
           <w:tcPr>
-            <w:tcW w:w="1980" w:type="dxa"/>
+            <w:tcW w:w="1890" w:type="dxa"/>
             <w:shd w:val="clear" w:color="auto" w:fill="4F7ABA"/>
           </w:tcPr>
           <w:p>
@@ -5261,7 +8140,7 @@
         </w:tc>
         <w:tc>
           <w:tcPr>
-            <w:tcW w:w="2460" w:type="dxa"/>
+            <w:tcW w:w="2190" w:type="dxa"/>
           </w:tcPr>
           <w:p>
             <w:pPr>
@@ -5281,7 +8160,7 @@
         </w:tc>
         <w:tc>
           <w:tcPr>
-            <w:tcW w:w="4410" w:type="dxa"/>
+            <w:tcW w:w="4770" w:type="dxa"/>
           </w:tcPr>
           <w:p>
             <w:pPr>
@@ -5302,7 +8181,7 @@
         </w:tc>
         <w:tc>
           <w:tcPr>
-            <w:tcW w:w="1980" w:type="dxa"/>
+            <w:tcW w:w="1890" w:type="dxa"/>
           </w:tcPr>
           <w:p>
             <w:pPr>
@@ -5316,21 +8195,28 @@
                 <w:sz w:val="20"/>
                 <w:szCs w:val="20"/>
               </w:rPr>
+              <w:t>2</w:t>
+            </w:r>
+            <w:r>
+              <w:rPr>
+                <w:sz w:val="20"/>
+                <w:szCs w:val="20"/>
+              </w:rPr>
+              <w:t>8</w:t>
+            </w:r>
+            <w:r>
+              <w:rPr>
+                <w:sz w:val="20"/>
+                <w:szCs w:val="20"/>
+              </w:rPr>
+              <w:t>/</w:t>
+            </w:r>
+            <w:r>
+              <w:rPr>
+                <w:sz w:val="20"/>
+                <w:szCs w:val="20"/>
+              </w:rPr>
               <w:t>05</w:t>
-            </w:r>
-            <w:r>
-              <w:rPr>
-                <w:sz w:val="20"/>
-                <w:szCs w:val="20"/>
-              </w:rPr>
-              <w:t>/</w:t>
-            </w:r>
-            <w:r>
-              <w:rPr>
-                <w:sz w:val="20"/>
-                <w:szCs w:val="20"/>
-              </w:rPr>
-              <w:t>01</w:t>
             </w:r>
             <w:r>
               <w:rPr>
@@ -5368,7 +8254,7 @@
         </w:tc>
         <w:tc>
           <w:tcPr>
-            <w:tcW w:w="2460" w:type="dxa"/>
+            <w:tcW w:w="2190" w:type="dxa"/>
           </w:tcPr>
           <w:p>
             <w:pPr>
@@ -5381,7 +8267,7 @@
         </w:tc>
         <w:tc>
           <w:tcPr>
-            <w:tcW w:w="4410" w:type="dxa"/>
+            <w:tcW w:w="4770" w:type="dxa"/>
           </w:tcPr>
           <w:p>
             <w:pPr>
@@ -5402,7 +8288,7 @@
         </w:tc>
         <w:tc>
           <w:tcPr>
-            <w:tcW w:w="1980" w:type="dxa"/>
+            <w:tcW w:w="1890" w:type="dxa"/>
           </w:tcPr>
           <w:p>
             <w:pPr>
@@ -5430,7 +8316,7 @@
         </w:tc>
         <w:tc>
           <w:tcPr>
-            <w:tcW w:w="2460" w:type="dxa"/>
+            <w:tcW w:w="2190" w:type="dxa"/>
           </w:tcPr>
           <w:p>
             <w:pPr>
@@ -5443,7 +8329,7 @@
         </w:tc>
         <w:tc>
           <w:tcPr>
-            <w:tcW w:w="4410" w:type="dxa"/>
+            <w:tcW w:w="4770" w:type="dxa"/>
           </w:tcPr>
           <w:p>
             <w:pPr>
@@ -5464,7 +8350,7 @@
         </w:tc>
         <w:tc>
           <w:tcPr>
-            <w:tcW w:w="1980" w:type="dxa"/>
+            <w:tcW w:w="1890" w:type="dxa"/>
           </w:tcPr>
           <w:p>
             <w:pPr>
@@ -5561,16 +8447,16 @@
     <w:tbl>
       <w:tblPr>
         <w:tblStyle w:val="TableGrid"/>
-        <w:tblW w:w="10525" w:type="dxa"/>
+        <w:tblW w:w="10615" w:type="dxa"/>
         <w:tblLook w:val="04A0" w:firstRow="1" w:lastRow="0" w:firstColumn="1" w:lastColumn="0" w:noHBand="0" w:noVBand="1"/>
       </w:tblPr>
       <w:tblGrid>
-        <w:gridCol w:w="10525"/>
+        <w:gridCol w:w="10615"/>
       </w:tblGrid>
       <w:tr>
         <w:tc>
           <w:tcPr>
-            <w:tcW w:w="10525" w:type="dxa"/>
+            <w:tcW w:w="10615" w:type="dxa"/>
           </w:tcPr>
           <w:p>
             <w:pPr>
@@ -5585,7 +8471,7 @@
     </w:tbl>
     <w:p/>
     <w:sectPr>
-      <w:headerReference w:type="default" r:id="rId15"/>
+      <w:headerReference w:type="default" r:id="rId14"/>
       <w:pgSz w:w="12240" w:h="15840"/>
       <w:pgMar w:top="1411" w:right="850" w:bottom="1411" w:left="850" w:header="720" w:footer="720" w:gutter="0"/>
       <w:pgNumType w:chapSep="period"/>
@@ -5735,6 +8621,7 @@
       </w:rPr>
       <w:t xml:space="preserve"> </w:t>
     </w:r>
+    <w:proofErr w:type="spellStart"/>
     <w:r>
       <w:rPr>
         <w:sz w:val="12"/>
@@ -5742,6 +8629,7 @@
       </w:rPr>
       <w:t>ZTERS</w:t>
     </w:r>
+    <w:proofErr w:type="spellEnd"/>
     <w:r>
       <w:rPr>
         <w:sz w:val="12"/>
@@ -5875,13 +8763,13 @@
         <w:szCs w:val="16"/>
       </w:rPr>
       <w:drawing>
-        <wp:anchor distT="0" distB="0" distL="114300" distR="114300" simplePos="0" relativeHeight="251658240" behindDoc="0" locked="0" layoutInCell="1" allowOverlap="1" wp14:anchorId="721155DB" wp14:editId="762D4262">
+        <wp:anchor distT="0" distB="0" distL="114300" distR="114300" simplePos="0" relativeHeight="251658240" behindDoc="0" locked="0" layoutInCell="1" allowOverlap="1" wp14:anchorId="721155DB" wp14:editId="769B27AB">
           <wp:simplePos x="0" y="0"/>
           <wp:positionH relativeFrom="margin">
             <wp:align>right</wp:align>
           </wp:positionH>
           <wp:positionV relativeFrom="paragraph">
-            <wp:posOffset>-29210</wp:posOffset>
+            <wp:posOffset>-19663</wp:posOffset>
           </wp:positionV>
           <wp:extent cx="326004" cy="378092"/>
           <wp:effectExtent l="0" t="0" r="0" b="3175"/>
@@ -5961,13 +8849,13 @@
         <w:szCs w:val="16"/>
       </w:rPr>
       <w:drawing>
-        <wp:anchor distT="0" distB="0" distL="114300" distR="114300" simplePos="0" relativeHeight="251666432" behindDoc="0" locked="0" layoutInCell="1" allowOverlap="1" wp14:anchorId="62AB6B39" wp14:editId="4BACC44B">
+        <wp:anchor distT="0" distB="0" distL="114300" distR="114300" simplePos="0" relativeHeight="251666432" behindDoc="0" locked="0" layoutInCell="1" allowOverlap="1" wp14:anchorId="62AB6B39" wp14:editId="1C52D91C">
           <wp:simplePos x="0" y="0"/>
           <wp:positionH relativeFrom="margin">
             <wp:align>right</wp:align>
           </wp:positionH>
           <wp:positionV relativeFrom="paragraph">
-            <wp:posOffset>-19663</wp:posOffset>
+            <wp:posOffset>-29210</wp:posOffset>
           </wp:positionV>
           <wp:extent cx="326004" cy="378092"/>
           <wp:effectExtent l="0" t="0" r="0" b="3175"/>
@@ -6047,13 +8935,13 @@
         <w:szCs w:val="16"/>
       </w:rPr>
       <w:drawing>
-        <wp:anchor distT="0" distB="0" distL="114300" distR="114300" simplePos="0" relativeHeight="251664384" behindDoc="0" locked="0" layoutInCell="1" allowOverlap="1" wp14:anchorId="58108EDE" wp14:editId="53047A03">
+        <wp:anchor distT="0" distB="0" distL="114300" distR="114300" simplePos="0" relativeHeight="251673600" behindDoc="0" locked="0" layoutInCell="1" allowOverlap="1" wp14:anchorId="05CAD661" wp14:editId="1F60A688">
           <wp:simplePos x="0" y="0"/>
           <wp:positionH relativeFrom="margin">
             <wp:align>right</wp:align>
           </wp:positionH>
           <wp:positionV relativeFrom="paragraph">
-            <wp:posOffset>-19685</wp:posOffset>
+            <wp:posOffset>18415</wp:posOffset>
           </wp:positionV>
           <wp:extent cx="326004" cy="378092"/>
           <wp:effectExtent l="0" t="0" r="0" b="3175"/>
@@ -6067,7 +8955,7 @@
               <wp:lineTo x="21600" y="21600"/>
             </wp:wrapPolygon>
           </wp:wrapThrough>
-          <wp:docPr id="1260573055" name="Picture 1" descr="The Site Savvy Blog - News, trends, tips, and environmental knowledge."/>
+          <wp:docPr id="1409681527" name="Picture 1" descr="The Site Savvy Blog - News, trends, tips, and environmental knowledge."/>
           <wp:cNvGraphicFramePr>
             <a:graphicFrameLocks xmlns:a="http://schemas.openxmlformats.org/drawingml/2006/main" noChangeAspect="1"/>
           </wp:cNvGraphicFramePr>
@@ -6117,21 +9005,7 @@
         <w:sz w:val="16"/>
         <w:szCs w:val="16"/>
       </w:rPr>
-      <w:t>U</w:t>
-    </w:r>
-    <w:r>
-      <w:rPr>
-        <w:sz w:val="16"/>
-        <w:szCs w:val="16"/>
-      </w:rPr>
-      <w:t>GU</w:t>
-    </w:r>
-    <w:r>
-      <w:rPr>
-        <w:sz w:val="16"/>
-        <w:szCs w:val="16"/>
-      </w:rPr>
-      <w:t xml:space="preserve"> –</w:t>
+      <w:t>SOP –</w:t>
     </w:r>
     <w:r>
       <w:rPr>
@@ -6145,17 +9019,8 @@
         <w:sz w:val="16"/>
         <w:szCs w:val="16"/>
       </w:rPr>
-      <w:t>Application</w:t>
+      <w:t>Introduction to the Call Wizard Workflow</w:t>
     </w:r>
-  </w:p>
-  <w:p>
-    <w:pPr>
-      <w:pStyle w:val="Header"/>
-      <w:rPr>
-        <w:sz w:val="16"/>
-        <w:szCs w:val="16"/>
-      </w:rPr>
-    </w:pPr>
   </w:p>
 </w:hdr>
 </file>
@@ -6177,15 +9042,122 @@
         <w:szCs w:val="16"/>
       </w:rPr>
       <w:drawing>
-        <wp:anchor distT="0" distB="0" distL="114300" distR="114300" simplePos="0" relativeHeight="251669504" behindDoc="0" locked="0" layoutInCell="1" allowOverlap="1" wp14:anchorId="71DE6B8B" wp14:editId="2A184F7B">
+        <wp:anchor distT="0" distB="0" distL="114300" distR="114300" simplePos="0" relativeHeight="251675648" behindDoc="0" locked="0" layoutInCell="1" allowOverlap="1" wp14:anchorId="3FE753E3" wp14:editId="4B7686C2">
           <wp:simplePos x="0" y="0"/>
           <wp:positionH relativeFrom="margin">
             <wp:align>right</wp:align>
           </wp:positionH>
           <wp:positionV relativeFrom="paragraph">
-            <wp:posOffset>-29210</wp:posOffset>
+            <wp:posOffset>8890</wp:posOffset>
           </wp:positionV>
-          <wp:extent cx="325755" cy="377825"/>
+          <wp:extent cx="326004" cy="378092"/>
+          <wp:effectExtent l="0" t="0" r="0" b="3175"/>
+          <wp:wrapThrough wrapText="bothSides">
+            <wp:wrapPolygon edited="0">
+              <wp:start x="21600" y="21600"/>
+              <wp:lineTo x="21600" y="908"/>
+              <wp:lineTo x="1389" y="908"/>
+              <wp:lineTo x="1389" y="18333"/>
+              <wp:lineTo x="2653" y="21600"/>
+              <wp:lineTo x="21600" y="21600"/>
+            </wp:wrapPolygon>
+          </wp:wrapThrough>
+          <wp:docPr id="1430833713" name="Picture 1" descr="The Site Savvy Blog - News, trends, tips, and environmental knowledge."/>
+          <wp:cNvGraphicFramePr>
+            <a:graphicFrameLocks xmlns:a="http://schemas.openxmlformats.org/drawingml/2006/main" noChangeAspect="1"/>
+          </wp:cNvGraphicFramePr>
+          <a:graphic xmlns:a="http://schemas.openxmlformats.org/drawingml/2006/main">
+            <a:graphicData uri="http://schemas.openxmlformats.org/drawingml/2006/picture">
+              <pic:pic xmlns:pic="http://schemas.openxmlformats.org/drawingml/2006/picture">
+                <pic:nvPicPr>
+                  <pic:cNvPr id="0" name="Picture 1" descr="The Site Savvy Blog - News, trends, tips, and environmental knowledge."/>
+                  <pic:cNvPicPr>
+                    <a:picLocks noChangeAspect="1" noChangeArrowheads="1"/>
+                  </pic:cNvPicPr>
+                </pic:nvPicPr>
+                <pic:blipFill>
+                  <a:blip r:embed="rId1">
+                    <a:extLst>
+                      <a:ext uri="{28A0092B-C50C-407E-A947-70E740481C1C}">
+                        <a14:useLocalDpi xmlns:a14="http://schemas.microsoft.com/office/drawing/2010/main" val="0"/>
+                      </a:ext>
+                    </a:extLst>
+                  </a:blip>
+                  <a:srcRect/>
+                  <a:stretch>
+                    <a:fillRect/>
+                  </a:stretch>
+                </pic:blipFill>
+                <pic:spPr bwMode="auto">
+                  <a:xfrm rot="10800000" flipH="1" flipV="1">
+                    <a:off x="0" y="0"/>
+                    <a:ext cx="326004" cy="378092"/>
+                  </a:xfrm>
+                  <a:prstGeom prst="rect">
+                    <a:avLst/>
+                  </a:prstGeom>
+                  <a:noFill/>
+                  <a:ln>
+                    <a:noFill/>
+                  </a:ln>
+                </pic:spPr>
+              </pic:pic>
+            </a:graphicData>
+          </a:graphic>
+        </wp:anchor>
+      </w:drawing>
+    </w:r>
+    <w:r>
+      <w:rPr>
+        <w:sz w:val="16"/>
+        <w:szCs w:val="16"/>
+      </w:rPr>
+      <w:t>SOP –</w:t>
+    </w:r>
+    <w:r>
+      <w:rPr>
+        <w:sz w:val="16"/>
+        <w:szCs w:val="16"/>
+      </w:rPr>
+      <w:t xml:space="preserve"> </w:t>
+    </w:r>
+    <w:r>
+      <w:rPr>
+        <w:sz w:val="16"/>
+        <w:szCs w:val="16"/>
+      </w:rPr>
+      <w:t>Procedures</w:t>
+    </w:r>
+  </w:p>
+</w:hdr>
+</file>
+
+<file path=word/header5.xml><?xml version="1.0" encoding="utf-8"?>
+<w:hdr xmlns:wpc="http://schemas.microsoft.com/office/word/2010/wordprocessingCanvas" xmlns:cx="http://schemas.microsoft.com/office/drawing/2014/chartex" xmlns:cx1="http://schemas.microsoft.com/office/drawing/2015/9/8/chartex" xmlns:cx2="http://schemas.microsoft.com/office/drawing/2015/10/21/chartex" xmlns:cx3="http://schemas.microsoft.com/office/drawing/2016/5/9/chartex" xmlns:cx4="http://schemas.microsoft.com/office/drawing/2016/5/10/chartex" xmlns:cx5="http://schemas.microsoft.com/office/drawing/2016/5/11/chartex" xmlns:cx6="http://schemas.microsoft.com/office/drawing/2016/5/12/chartex" xmlns:cx7="http://schemas.microsoft.com/office/drawing/2016/5/13/chartex" xmlns:cx8="http://schemas.microsoft.com/office/drawing/2016/5/14/chartex" xmlns:mc="http://schemas.openxmlformats.org/markup-compatibility/2006" xmlns:aink="http://schemas.microsoft.com/office/drawing/2016/ink" xmlns:am3d="http://schemas.microsoft.com/office/drawing/2017/model3d" xmlns:o="urn:schemas-microsoft-com:office:office" xmlns:oel="http://schemas.microsoft.com/office/2019/extlst" xmlns:r="http://schemas.openxmlformats.org/officeDocument/2006/relationships" xmlns:m="http://schemas.openxmlformats.org/officeDocument/2006/math" xmlns:v="urn:schemas-microsoft-com:vml" xmlns:wp14="http://schemas.microsoft.com/office/word/2010/wordprocessingDrawing" xmlns:wp="http://schemas.openxmlformats.org/drawingml/2006/wordprocessingDrawing" xmlns:w10="urn:schemas-microsoft-com:office:word" xmlns:w="http://schemas.openxmlformats.org/wordprocessingml/2006/main" xmlns:w14="http://schemas.microsoft.com/office/word/2010/wordml" xmlns:w15="http://schemas.microsoft.com/office/word/2012/wordml" xmlns:w16cex="http://schemas.microsoft.com/office/word/2018/wordml/cex" xmlns:w16cid="http://schemas.microsoft.com/office/word/2016/wordml/cid" xmlns:w16="http://schemas.microsoft.com/office/word/2018/wordml" xmlns:w16du="http://schemas.microsoft.com/office/word/2023/wordml/word16du" xmlns:w16sdtdh="http://schemas.microsoft.com/office/word/2020/wordml/sdtdatahash" xmlns:w16sdtfl="http://schemas.microsoft.com/office/word/2024/wordml/sdtformatlock" xmlns:w16se="http://schemas.microsoft.com/office/word/2015/wordml/symex" xmlns:wpg="http://schemas.microsoft.com/office/word/2010/wordprocessingGroup" xmlns:wpi="http://schemas.microsoft.com/office/word/2010/wordprocessingInk" xmlns:wne="http://schemas.microsoft.com/office/word/2006/wordml" xmlns:wps="http://schemas.microsoft.com/office/word/2010/wordprocessingShape" mc:Ignorable="w14 w15 w16se w16cid w16 w16cex w16sdtdh w16sdtfl w16du wp14">
+  <w:p>
+    <w:pPr>
+      <w:pStyle w:val="Header"/>
+      <w:rPr>
+        <w:sz w:val="16"/>
+        <w:szCs w:val="16"/>
+      </w:rPr>
+    </w:pPr>
+    <w:r>
+      <w:rPr>
+        <w:noProof/>
+        <w:sz w:val="16"/>
+        <w:szCs w:val="16"/>
+      </w:rPr>
+      <w:drawing>
+        <wp:anchor distT="0" distB="0" distL="114300" distR="114300" simplePos="0" relativeHeight="251669504" behindDoc="0" locked="0" layoutInCell="1" allowOverlap="1" wp14:anchorId="71DE6B8B" wp14:editId="7CD0974C">
+          <wp:simplePos x="0" y="0"/>
+          <wp:positionH relativeFrom="column">
+            <wp:posOffset>5820465</wp:posOffset>
+          </wp:positionH>
+          <wp:positionV relativeFrom="paragraph">
+            <wp:posOffset>-19685</wp:posOffset>
+          </wp:positionV>
+          <wp:extent cx="326004" cy="378092"/>
           <wp:effectExtent l="0" t="0" r="0" b="3175"/>
           <wp:wrapThrough wrapText="bothSides">
             <wp:wrapPolygon edited="0">
@@ -6247,21 +9219,14 @@
         <w:sz w:val="16"/>
         <w:szCs w:val="16"/>
       </w:rPr>
-      <w:t>U</w:t>
+      <w:t xml:space="preserve">SOP </w:t>
     </w:r>
     <w:r>
       <w:rPr>
         <w:sz w:val="16"/>
         <w:szCs w:val="16"/>
       </w:rPr>
-      <w:t>GU</w:t>
-    </w:r>
-    <w:r>
-      <w:rPr>
-        <w:sz w:val="16"/>
-        <w:szCs w:val="16"/>
-      </w:rPr>
-      <w:t xml:space="preserve"> –</w:t>
+      <w:t>–</w:t>
     </w:r>
     <w:r>
       <w:rPr>
@@ -6293,9 +9258,645 @@
 <file path=word/numbering.xml><?xml version="1.0" encoding="utf-8"?>
 <w:numbering xmlns:wpc="http://schemas.microsoft.com/office/word/2010/wordprocessingCanvas" xmlns:cx="http://schemas.microsoft.com/office/drawing/2014/chartex" xmlns:cx1="http://schemas.microsoft.com/office/drawing/2015/9/8/chartex" xmlns:cx2="http://schemas.microsoft.com/office/drawing/2015/10/21/chartex" xmlns:cx3="http://schemas.microsoft.com/office/drawing/2016/5/9/chartex" xmlns:cx4="http://schemas.microsoft.com/office/drawing/2016/5/10/chartex" xmlns:cx5="http://schemas.microsoft.com/office/drawing/2016/5/11/chartex" xmlns:cx6="http://schemas.microsoft.com/office/drawing/2016/5/12/chartex" xmlns:cx7="http://schemas.microsoft.com/office/drawing/2016/5/13/chartex" xmlns:cx8="http://schemas.microsoft.com/office/drawing/2016/5/14/chartex" xmlns:mc="http://schemas.openxmlformats.org/markup-compatibility/2006" xmlns:aink="http://schemas.microsoft.com/office/drawing/2016/ink" xmlns:am3d="http://schemas.microsoft.com/office/drawing/2017/model3d" xmlns:o="urn:schemas-microsoft-com:office:office" xmlns:oel="http://schemas.microsoft.com/office/2019/extlst" xmlns:r="http://schemas.openxmlformats.org/officeDocument/2006/relationships" xmlns:m="http://schemas.openxmlformats.org/officeDocument/2006/math" xmlns:v="urn:schemas-microsoft-com:vml" xmlns:wp14="http://schemas.microsoft.com/office/word/2010/wordprocessingDrawing" xmlns:wp="http://schemas.openxmlformats.org/drawingml/2006/wordprocessingDrawing" xmlns:w10="urn:schemas-microsoft-com:office:word" xmlns:w="http://schemas.openxmlformats.org/wordprocessingml/2006/main" xmlns:w14="http://schemas.microsoft.com/office/word/2010/wordml" xmlns:w15="http://schemas.microsoft.com/office/word/2012/wordml" xmlns:w16cex="http://schemas.microsoft.com/office/word/2018/wordml/cex" xmlns:w16cid="http://schemas.microsoft.com/office/word/2016/wordml/cid" xmlns:w16="http://schemas.microsoft.com/office/word/2018/wordml" xmlns:w16du="http://schemas.microsoft.com/office/word/2023/wordml/word16du" xmlns:w16sdtdh="http://schemas.microsoft.com/office/word/2020/wordml/sdtdatahash" xmlns:w16sdtfl="http://schemas.microsoft.com/office/word/2024/wordml/sdtformatlock" xmlns:w16se="http://schemas.microsoft.com/office/word/2015/wordml/symex" xmlns:wpg="http://schemas.microsoft.com/office/word/2010/wordprocessingGroup" xmlns:wpi="http://schemas.microsoft.com/office/word/2010/wordprocessingInk" xmlns:wne="http://schemas.microsoft.com/office/word/2006/wordml" xmlns:wps="http://schemas.microsoft.com/office/word/2010/wordprocessingShape" mc:Ignorable="w14 w15 w16se w16cid w16 w16cex w16sdtdh w16sdtfl w16du wp14">
   <w:abstractNum w:abstractNumId="0" w15:restartNumberingAfterBreak="0">
+    <w:nsid w:val="02D0049E"/>
+    <w:multiLevelType w:val="hybridMultilevel"/>
+    <w:tmpl w:val="E96097B0"/>
+    <w:lvl w:ilvl="0" w:tplc="CA96687E">
+      <w:start w:val="1"/>
+      <w:numFmt w:val="decimal"/>
+      <w:lvlText w:val="%1."/>
+      <w:lvlJc w:val="left"/>
+      <w:pPr>
+        <w:ind w:left="720" w:hanging="360"/>
+      </w:pPr>
+      <w:rPr>
+        <w:rFonts w:hint="default"/>
+        <w:b/>
+        <w:bCs/>
+      </w:rPr>
+    </w:lvl>
+    <w:lvl w:ilvl="1" w:tplc="04090019" w:tentative="1">
+      <w:start w:val="1"/>
+      <w:numFmt w:val="lowerLetter"/>
+      <w:lvlText w:val="%2."/>
+      <w:lvlJc w:val="left"/>
+      <w:pPr>
+        <w:ind w:left="1440" w:hanging="360"/>
+      </w:pPr>
+    </w:lvl>
+    <w:lvl w:ilvl="2" w:tplc="0409001B" w:tentative="1">
+      <w:start w:val="1"/>
+      <w:numFmt w:val="lowerRoman"/>
+      <w:lvlText w:val="%3."/>
+      <w:lvlJc w:val="right"/>
+      <w:pPr>
+        <w:ind w:left="2160" w:hanging="180"/>
+      </w:pPr>
+    </w:lvl>
+    <w:lvl w:ilvl="3" w:tplc="0409000F" w:tentative="1">
+      <w:start w:val="1"/>
+      <w:numFmt w:val="decimal"/>
+      <w:lvlText w:val="%4."/>
+      <w:lvlJc w:val="left"/>
+      <w:pPr>
+        <w:ind w:left="2880" w:hanging="360"/>
+      </w:pPr>
+    </w:lvl>
+    <w:lvl w:ilvl="4" w:tplc="04090019" w:tentative="1">
+      <w:start w:val="1"/>
+      <w:numFmt w:val="lowerLetter"/>
+      <w:lvlText w:val="%5."/>
+      <w:lvlJc w:val="left"/>
+      <w:pPr>
+        <w:ind w:left="3600" w:hanging="360"/>
+      </w:pPr>
+    </w:lvl>
+    <w:lvl w:ilvl="5" w:tplc="0409001B" w:tentative="1">
+      <w:start w:val="1"/>
+      <w:numFmt w:val="lowerRoman"/>
+      <w:lvlText w:val="%6."/>
+      <w:lvlJc w:val="right"/>
+      <w:pPr>
+        <w:ind w:left="4320" w:hanging="180"/>
+      </w:pPr>
+    </w:lvl>
+    <w:lvl w:ilvl="6" w:tplc="0409000F" w:tentative="1">
+      <w:start w:val="1"/>
+      <w:numFmt w:val="decimal"/>
+      <w:lvlText w:val="%7."/>
+      <w:lvlJc w:val="left"/>
+      <w:pPr>
+        <w:ind w:left="5040" w:hanging="360"/>
+      </w:pPr>
+    </w:lvl>
+    <w:lvl w:ilvl="7" w:tplc="04090019" w:tentative="1">
+      <w:start w:val="1"/>
+      <w:numFmt w:val="lowerLetter"/>
+      <w:lvlText w:val="%8."/>
+      <w:lvlJc w:val="left"/>
+      <w:pPr>
+        <w:ind w:left="5760" w:hanging="360"/>
+      </w:pPr>
+    </w:lvl>
+    <w:lvl w:ilvl="8" w:tplc="0409001B" w:tentative="1">
+      <w:start w:val="1"/>
+      <w:numFmt w:val="lowerRoman"/>
+      <w:lvlText w:val="%9."/>
+      <w:lvlJc w:val="right"/>
+      <w:pPr>
+        <w:ind w:left="6480" w:hanging="180"/>
+      </w:pPr>
+    </w:lvl>
+  </w:abstractNum>
+  <w:abstractNum w:abstractNumId="1" w15:restartNumberingAfterBreak="0">
+    <w:nsid w:val="06D71B5E"/>
+    <w:multiLevelType w:val="hybridMultilevel"/>
+    <w:tmpl w:val="F9943078"/>
+    <w:lvl w:ilvl="0" w:tplc="E9C6D628">
+      <w:start w:val="1"/>
+      <w:numFmt w:val="decimal"/>
+      <w:lvlText w:val="%1."/>
+      <w:lvlJc w:val="left"/>
+      <w:pPr>
+        <w:ind w:left="720" w:hanging="360"/>
+      </w:pPr>
+      <w:rPr>
+        <w:b/>
+        <w:bCs/>
+      </w:rPr>
+    </w:lvl>
+    <w:lvl w:ilvl="1" w:tplc="04090019" w:tentative="1">
+      <w:start w:val="1"/>
+      <w:numFmt w:val="lowerLetter"/>
+      <w:lvlText w:val="%2."/>
+      <w:lvlJc w:val="left"/>
+      <w:pPr>
+        <w:ind w:left="1440" w:hanging="360"/>
+      </w:pPr>
+    </w:lvl>
+    <w:lvl w:ilvl="2" w:tplc="0409001B" w:tentative="1">
+      <w:start w:val="1"/>
+      <w:numFmt w:val="lowerRoman"/>
+      <w:lvlText w:val="%3."/>
+      <w:lvlJc w:val="right"/>
+      <w:pPr>
+        <w:ind w:left="2160" w:hanging="180"/>
+      </w:pPr>
+    </w:lvl>
+    <w:lvl w:ilvl="3" w:tplc="0409000F" w:tentative="1">
+      <w:start w:val="1"/>
+      <w:numFmt w:val="decimal"/>
+      <w:lvlText w:val="%4."/>
+      <w:lvlJc w:val="left"/>
+      <w:pPr>
+        <w:ind w:left="2880" w:hanging="360"/>
+      </w:pPr>
+    </w:lvl>
+    <w:lvl w:ilvl="4" w:tplc="04090019" w:tentative="1">
+      <w:start w:val="1"/>
+      <w:numFmt w:val="lowerLetter"/>
+      <w:lvlText w:val="%5."/>
+      <w:lvlJc w:val="left"/>
+      <w:pPr>
+        <w:ind w:left="3600" w:hanging="360"/>
+      </w:pPr>
+    </w:lvl>
+    <w:lvl w:ilvl="5" w:tplc="0409001B" w:tentative="1">
+      <w:start w:val="1"/>
+      <w:numFmt w:val="lowerRoman"/>
+      <w:lvlText w:val="%6."/>
+      <w:lvlJc w:val="right"/>
+      <w:pPr>
+        <w:ind w:left="4320" w:hanging="180"/>
+      </w:pPr>
+    </w:lvl>
+    <w:lvl w:ilvl="6" w:tplc="0409000F" w:tentative="1">
+      <w:start w:val="1"/>
+      <w:numFmt w:val="decimal"/>
+      <w:lvlText w:val="%7."/>
+      <w:lvlJc w:val="left"/>
+      <w:pPr>
+        <w:ind w:left="5040" w:hanging="360"/>
+      </w:pPr>
+    </w:lvl>
+    <w:lvl w:ilvl="7" w:tplc="04090019" w:tentative="1">
+      <w:start w:val="1"/>
+      <w:numFmt w:val="lowerLetter"/>
+      <w:lvlText w:val="%8."/>
+      <w:lvlJc w:val="left"/>
+      <w:pPr>
+        <w:ind w:left="5760" w:hanging="360"/>
+      </w:pPr>
+    </w:lvl>
+    <w:lvl w:ilvl="8" w:tplc="0409001B" w:tentative="1">
+      <w:start w:val="1"/>
+      <w:numFmt w:val="lowerRoman"/>
+      <w:lvlText w:val="%9."/>
+      <w:lvlJc w:val="right"/>
+      <w:pPr>
+        <w:ind w:left="6480" w:hanging="180"/>
+      </w:pPr>
+    </w:lvl>
+  </w:abstractNum>
+  <w:abstractNum w:abstractNumId="2" w15:restartNumberingAfterBreak="0">
+    <w:nsid w:val="07207DFE"/>
+    <w:multiLevelType w:val="hybridMultilevel"/>
+    <w:tmpl w:val="96B64800"/>
+    <w:lvl w:ilvl="0" w:tplc="7F86B8B2">
+      <w:start w:val="1"/>
+      <w:numFmt w:val="decimal"/>
+      <w:lvlText w:val="%1."/>
+      <w:lvlJc w:val="left"/>
+      <w:pPr>
+        <w:ind w:left="720" w:hanging="360"/>
+      </w:pPr>
+      <w:rPr>
+        <w:rFonts w:hint="default"/>
+        <w:b/>
+        <w:bCs/>
+      </w:rPr>
+    </w:lvl>
+    <w:lvl w:ilvl="1" w:tplc="04090019" w:tentative="1">
+      <w:start w:val="1"/>
+      <w:numFmt w:val="lowerLetter"/>
+      <w:lvlText w:val="%2."/>
+      <w:lvlJc w:val="left"/>
+      <w:pPr>
+        <w:ind w:left="1440" w:hanging="360"/>
+      </w:pPr>
+    </w:lvl>
+    <w:lvl w:ilvl="2" w:tplc="0409001B" w:tentative="1">
+      <w:start w:val="1"/>
+      <w:numFmt w:val="lowerRoman"/>
+      <w:lvlText w:val="%3."/>
+      <w:lvlJc w:val="right"/>
+      <w:pPr>
+        <w:ind w:left="2160" w:hanging="180"/>
+      </w:pPr>
+    </w:lvl>
+    <w:lvl w:ilvl="3" w:tplc="0409000F" w:tentative="1">
+      <w:start w:val="1"/>
+      <w:numFmt w:val="decimal"/>
+      <w:lvlText w:val="%4."/>
+      <w:lvlJc w:val="left"/>
+      <w:pPr>
+        <w:ind w:left="2880" w:hanging="360"/>
+      </w:pPr>
+    </w:lvl>
+    <w:lvl w:ilvl="4" w:tplc="04090019" w:tentative="1">
+      <w:start w:val="1"/>
+      <w:numFmt w:val="lowerLetter"/>
+      <w:lvlText w:val="%5."/>
+      <w:lvlJc w:val="left"/>
+      <w:pPr>
+        <w:ind w:left="3600" w:hanging="360"/>
+      </w:pPr>
+    </w:lvl>
+    <w:lvl w:ilvl="5" w:tplc="0409001B" w:tentative="1">
+      <w:start w:val="1"/>
+      <w:numFmt w:val="lowerRoman"/>
+      <w:lvlText w:val="%6."/>
+      <w:lvlJc w:val="right"/>
+      <w:pPr>
+        <w:ind w:left="4320" w:hanging="180"/>
+      </w:pPr>
+    </w:lvl>
+    <w:lvl w:ilvl="6" w:tplc="0409000F" w:tentative="1">
+      <w:start w:val="1"/>
+      <w:numFmt w:val="decimal"/>
+      <w:lvlText w:val="%7."/>
+      <w:lvlJc w:val="left"/>
+      <w:pPr>
+        <w:ind w:left="5040" w:hanging="360"/>
+      </w:pPr>
+    </w:lvl>
+    <w:lvl w:ilvl="7" w:tplc="04090019" w:tentative="1">
+      <w:start w:val="1"/>
+      <w:numFmt w:val="lowerLetter"/>
+      <w:lvlText w:val="%8."/>
+      <w:lvlJc w:val="left"/>
+      <w:pPr>
+        <w:ind w:left="5760" w:hanging="360"/>
+      </w:pPr>
+    </w:lvl>
+    <w:lvl w:ilvl="8" w:tplc="0409001B" w:tentative="1">
+      <w:start w:val="1"/>
+      <w:numFmt w:val="lowerRoman"/>
+      <w:lvlText w:val="%9."/>
+      <w:lvlJc w:val="right"/>
+      <w:pPr>
+        <w:ind w:left="6480" w:hanging="180"/>
+      </w:pPr>
+    </w:lvl>
+  </w:abstractNum>
+  <w:abstractNum w:abstractNumId="3" w15:restartNumberingAfterBreak="0">
+    <w:nsid w:val="0C7173E4"/>
+    <w:multiLevelType w:val="hybridMultilevel"/>
+    <w:tmpl w:val="52EEEFC0"/>
+    <w:lvl w:ilvl="0" w:tplc="3BCED072">
+      <w:start w:val="1"/>
+      <w:numFmt w:val="decimal"/>
+      <w:lvlText w:val="%1."/>
+      <w:lvlJc w:val="left"/>
+      <w:pPr>
+        <w:ind w:left="720" w:hanging="360"/>
+      </w:pPr>
+      <w:rPr>
+        <w:rFonts w:hint="default"/>
+        <w:b/>
+        <w:bCs/>
+      </w:rPr>
+    </w:lvl>
+    <w:lvl w:ilvl="1" w:tplc="04090019" w:tentative="1">
+      <w:start w:val="1"/>
+      <w:numFmt w:val="lowerLetter"/>
+      <w:lvlText w:val="%2."/>
+      <w:lvlJc w:val="left"/>
+      <w:pPr>
+        <w:ind w:left="1440" w:hanging="360"/>
+      </w:pPr>
+    </w:lvl>
+    <w:lvl w:ilvl="2" w:tplc="0409001B" w:tentative="1">
+      <w:start w:val="1"/>
+      <w:numFmt w:val="lowerRoman"/>
+      <w:lvlText w:val="%3."/>
+      <w:lvlJc w:val="right"/>
+      <w:pPr>
+        <w:ind w:left="2160" w:hanging="180"/>
+      </w:pPr>
+    </w:lvl>
+    <w:lvl w:ilvl="3" w:tplc="0409000F" w:tentative="1">
+      <w:start w:val="1"/>
+      <w:numFmt w:val="decimal"/>
+      <w:lvlText w:val="%4."/>
+      <w:lvlJc w:val="left"/>
+      <w:pPr>
+        <w:ind w:left="2880" w:hanging="360"/>
+      </w:pPr>
+    </w:lvl>
+    <w:lvl w:ilvl="4" w:tplc="04090019" w:tentative="1">
+      <w:start w:val="1"/>
+      <w:numFmt w:val="lowerLetter"/>
+      <w:lvlText w:val="%5."/>
+      <w:lvlJc w:val="left"/>
+      <w:pPr>
+        <w:ind w:left="3600" w:hanging="360"/>
+      </w:pPr>
+    </w:lvl>
+    <w:lvl w:ilvl="5" w:tplc="0409001B" w:tentative="1">
+      <w:start w:val="1"/>
+      <w:numFmt w:val="lowerRoman"/>
+      <w:lvlText w:val="%6."/>
+      <w:lvlJc w:val="right"/>
+      <w:pPr>
+        <w:ind w:left="4320" w:hanging="180"/>
+      </w:pPr>
+    </w:lvl>
+    <w:lvl w:ilvl="6" w:tplc="0409000F" w:tentative="1">
+      <w:start w:val="1"/>
+      <w:numFmt w:val="decimal"/>
+      <w:lvlText w:val="%7."/>
+      <w:lvlJc w:val="left"/>
+      <w:pPr>
+        <w:ind w:left="5040" w:hanging="360"/>
+      </w:pPr>
+    </w:lvl>
+    <w:lvl w:ilvl="7" w:tplc="04090019" w:tentative="1">
+      <w:start w:val="1"/>
+      <w:numFmt w:val="lowerLetter"/>
+      <w:lvlText w:val="%8."/>
+      <w:lvlJc w:val="left"/>
+      <w:pPr>
+        <w:ind w:left="5760" w:hanging="360"/>
+      </w:pPr>
+    </w:lvl>
+    <w:lvl w:ilvl="8" w:tplc="0409001B" w:tentative="1">
+      <w:start w:val="1"/>
+      <w:numFmt w:val="lowerRoman"/>
+      <w:lvlText w:val="%9."/>
+      <w:lvlJc w:val="right"/>
+      <w:pPr>
+        <w:ind w:left="6480" w:hanging="180"/>
+      </w:pPr>
+    </w:lvl>
+  </w:abstractNum>
+  <w:abstractNum w:abstractNumId="4" w15:restartNumberingAfterBreak="0">
+    <w:nsid w:val="0DC155C0"/>
+    <w:multiLevelType w:val="hybridMultilevel"/>
+    <w:tmpl w:val="D244059C"/>
+    <w:lvl w:ilvl="0" w:tplc="75549106">
+      <w:start w:val="1"/>
+      <w:numFmt w:val="decimal"/>
+      <w:lvlText w:val="%1."/>
+      <w:lvlJc w:val="left"/>
+      <w:pPr>
+        <w:ind w:left="720" w:hanging="360"/>
+      </w:pPr>
+      <w:rPr>
+        <w:rFonts w:hint="default"/>
+        <w:b/>
+        <w:bCs/>
+      </w:rPr>
+    </w:lvl>
+    <w:lvl w:ilvl="1" w:tplc="04090019" w:tentative="1">
+      <w:start w:val="1"/>
+      <w:numFmt w:val="lowerLetter"/>
+      <w:lvlText w:val="%2."/>
+      <w:lvlJc w:val="left"/>
+      <w:pPr>
+        <w:ind w:left="1440" w:hanging="360"/>
+      </w:pPr>
+    </w:lvl>
+    <w:lvl w:ilvl="2" w:tplc="0409001B" w:tentative="1">
+      <w:start w:val="1"/>
+      <w:numFmt w:val="lowerRoman"/>
+      <w:lvlText w:val="%3."/>
+      <w:lvlJc w:val="right"/>
+      <w:pPr>
+        <w:ind w:left="2160" w:hanging="180"/>
+      </w:pPr>
+    </w:lvl>
+    <w:lvl w:ilvl="3" w:tplc="0409000F" w:tentative="1">
+      <w:start w:val="1"/>
+      <w:numFmt w:val="decimal"/>
+      <w:lvlText w:val="%4."/>
+      <w:lvlJc w:val="left"/>
+      <w:pPr>
+        <w:ind w:left="2880" w:hanging="360"/>
+      </w:pPr>
+    </w:lvl>
+    <w:lvl w:ilvl="4" w:tplc="04090019" w:tentative="1">
+      <w:start w:val="1"/>
+      <w:numFmt w:val="lowerLetter"/>
+      <w:lvlText w:val="%5."/>
+      <w:lvlJc w:val="left"/>
+      <w:pPr>
+        <w:ind w:left="3600" w:hanging="360"/>
+      </w:pPr>
+    </w:lvl>
+    <w:lvl w:ilvl="5" w:tplc="0409001B" w:tentative="1">
+      <w:start w:val="1"/>
+      <w:numFmt w:val="lowerRoman"/>
+      <w:lvlText w:val="%6."/>
+      <w:lvlJc w:val="right"/>
+      <w:pPr>
+        <w:ind w:left="4320" w:hanging="180"/>
+      </w:pPr>
+    </w:lvl>
+    <w:lvl w:ilvl="6" w:tplc="0409000F" w:tentative="1">
+      <w:start w:val="1"/>
+      <w:numFmt w:val="decimal"/>
+      <w:lvlText w:val="%7."/>
+      <w:lvlJc w:val="left"/>
+      <w:pPr>
+        <w:ind w:left="5040" w:hanging="360"/>
+      </w:pPr>
+    </w:lvl>
+    <w:lvl w:ilvl="7" w:tplc="04090019" w:tentative="1">
+      <w:start w:val="1"/>
+      <w:numFmt w:val="lowerLetter"/>
+      <w:lvlText w:val="%8."/>
+      <w:lvlJc w:val="left"/>
+      <w:pPr>
+        <w:ind w:left="5760" w:hanging="360"/>
+      </w:pPr>
+    </w:lvl>
+    <w:lvl w:ilvl="8" w:tplc="0409001B" w:tentative="1">
+      <w:start w:val="1"/>
+      <w:numFmt w:val="lowerRoman"/>
+      <w:lvlText w:val="%9."/>
+      <w:lvlJc w:val="right"/>
+      <w:pPr>
+        <w:ind w:left="6480" w:hanging="180"/>
+      </w:pPr>
+    </w:lvl>
+  </w:abstractNum>
+  <w:abstractNum w:abstractNumId="5" w15:restartNumberingAfterBreak="0">
+    <w:nsid w:val="0E015D46"/>
+    <w:multiLevelType w:val="hybridMultilevel"/>
+    <w:tmpl w:val="4462F9C4"/>
+    <w:lvl w:ilvl="0" w:tplc="6D942662">
+      <w:start w:val="1"/>
+      <w:numFmt w:val="decimal"/>
+      <w:lvlText w:val="%1."/>
+      <w:lvlJc w:val="left"/>
+      <w:pPr>
+        <w:ind w:left="720" w:hanging="360"/>
+      </w:pPr>
+      <w:rPr>
+        <w:rFonts w:hint="default"/>
+        <w:b/>
+        <w:bCs/>
+      </w:rPr>
+    </w:lvl>
+    <w:lvl w:ilvl="1" w:tplc="04090019" w:tentative="1">
+      <w:start w:val="1"/>
+      <w:numFmt w:val="lowerLetter"/>
+      <w:lvlText w:val="%2."/>
+      <w:lvlJc w:val="left"/>
+      <w:pPr>
+        <w:ind w:left="1440" w:hanging="360"/>
+      </w:pPr>
+    </w:lvl>
+    <w:lvl w:ilvl="2" w:tplc="0409001B" w:tentative="1">
+      <w:start w:val="1"/>
+      <w:numFmt w:val="lowerRoman"/>
+      <w:lvlText w:val="%3."/>
+      <w:lvlJc w:val="right"/>
+      <w:pPr>
+        <w:ind w:left="2160" w:hanging="180"/>
+      </w:pPr>
+    </w:lvl>
+    <w:lvl w:ilvl="3" w:tplc="0409000F" w:tentative="1">
+      <w:start w:val="1"/>
+      <w:numFmt w:val="decimal"/>
+      <w:lvlText w:val="%4."/>
+      <w:lvlJc w:val="left"/>
+      <w:pPr>
+        <w:ind w:left="2880" w:hanging="360"/>
+      </w:pPr>
+    </w:lvl>
+    <w:lvl w:ilvl="4" w:tplc="04090019" w:tentative="1">
+      <w:start w:val="1"/>
+      <w:numFmt w:val="lowerLetter"/>
+      <w:lvlText w:val="%5."/>
+      <w:lvlJc w:val="left"/>
+      <w:pPr>
+        <w:ind w:left="3600" w:hanging="360"/>
+      </w:pPr>
+    </w:lvl>
+    <w:lvl w:ilvl="5" w:tplc="0409001B" w:tentative="1">
+      <w:start w:val="1"/>
+      <w:numFmt w:val="lowerRoman"/>
+      <w:lvlText w:val="%6."/>
+      <w:lvlJc w:val="right"/>
+      <w:pPr>
+        <w:ind w:left="4320" w:hanging="180"/>
+      </w:pPr>
+    </w:lvl>
+    <w:lvl w:ilvl="6" w:tplc="0409000F" w:tentative="1">
+      <w:start w:val="1"/>
+      <w:numFmt w:val="decimal"/>
+      <w:lvlText w:val="%7."/>
+      <w:lvlJc w:val="left"/>
+      <w:pPr>
+        <w:ind w:left="5040" w:hanging="360"/>
+      </w:pPr>
+    </w:lvl>
+    <w:lvl w:ilvl="7" w:tplc="04090019" w:tentative="1">
+      <w:start w:val="1"/>
+      <w:numFmt w:val="lowerLetter"/>
+      <w:lvlText w:val="%8."/>
+      <w:lvlJc w:val="left"/>
+      <w:pPr>
+        <w:ind w:left="5760" w:hanging="360"/>
+      </w:pPr>
+    </w:lvl>
+    <w:lvl w:ilvl="8" w:tplc="0409001B" w:tentative="1">
+      <w:start w:val="1"/>
+      <w:numFmt w:val="lowerRoman"/>
+      <w:lvlText w:val="%9."/>
+      <w:lvlJc w:val="right"/>
+      <w:pPr>
+        <w:ind w:left="6480" w:hanging="180"/>
+      </w:pPr>
+    </w:lvl>
+  </w:abstractNum>
+  <w:abstractNum w:abstractNumId="6" w15:restartNumberingAfterBreak="0">
+    <w:nsid w:val="1D5C12BF"/>
+    <w:multiLevelType w:val="hybridMultilevel"/>
+    <w:tmpl w:val="ED963A4A"/>
+    <w:lvl w:ilvl="0" w:tplc="A770F690">
+      <w:start w:val="1"/>
+      <w:numFmt w:val="decimal"/>
+      <w:lvlText w:val="%1."/>
+      <w:lvlJc w:val="left"/>
+      <w:pPr>
+        <w:ind w:left="720" w:hanging="360"/>
+      </w:pPr>
+      <w:rPr>
+        <w:rFonts w:hint="default"/>
+        <w:b/>
+        <w:bCs/>
+      </w:rPr>
+    </w:lvl>
+    <w:lvl w:ilvl="1" w:tplc="04090019" w:tentative="1">
+      <w:start w:val="1"/>
+      <w:numFmt w:val="lowerLetter"/>
+      <w:lvlText w:val="%2."/>
+      <w:lvlJc w:val="left"/>
+      <w:pPr>
+        <w:ind w:left="1440" w:hanging="360"/>
+      </w:pPr>
+    </w:lvl>
+    <w:lvl w:ilvl="2" w:tplc="0409001B" w:tentative="1">
+      <w:start w:val="1"/>
+      <w:numFmt w:val="lowerRoman"/>
+      <w:lvlText w:val="%3."/>
+      <w:lvlJc w:val="right"/>
+      <w:pPr>
+        <w:ind w:left="2160" w:hanging="180"/>
+      </w:pPr>
+    </w:lvl>
+    <w:lvl w:ilvl="3" w:tplc="0409000F" w:tentative="1">
+      <w:start w:val="1"/>
+      <w:numFmt w:val="decimal"/>
+      <w:lvlText w:val="%4."/>
+      <w:lvlJc w:val="left"/>
+      <w:pPr>
+        <w:ind w:left="2880" w:hanging="360"/>
+      </w:pPr>
+    </w:lvl>
+    <w:lvl w:ilvl="4" w:tplc="04090019" w:tentative="1">
+      <w:start w:val="1"/>
+      <w:numFmt w:val="lowerLetter"/>
+      <w:lvlText w:val="%5."/>
+      <w:lvlJc w:val="left"/>
+      <w:pPr>
+        <w:ind w:left="3600" w:hanging="360"/>
+      </w:pPr>
+    </w:lvl>
+    <w:lvl w:ilvl="5" w:tplc="0409001B" w:tentative="1">
+      <w:start w:val="1"/>
+      <w:numFmt w:val="lowerRoman"/>
+      <w:lvlText w:val="%6."/>
+      <w:lvlJc w:val="right"/>
+      <w:pPr>
+        <w:ind w:left="4320" w:hanging="180"/>
+      </w:pPr>
+    </w:lvl>
+    <w:lvl w:ilvl="6" w:tplc="0409000F" w:tentative="1">
+      <w:start w:val="1"/>
+      <w:numFmt w:val="decimal"/>
+      <w:lvlText w:val="%7."/>
+      <w:lvlJc w:val="left"/>
+      <w:pPr>
+        <w:ind w:left="5040" w:hanging="360"/>
+      </w:pPr>
+    </w:lvl>
+    <w:lvl w:ilvl="7" w:tplc="04090019" w:tentative="1">
+      <w:start w:val="1"/>
+      <w:numFmt w:val="lowerLetter"/>
+      <w:lvlText w:val="%8."/>
+      <w:lvlJc w:val="left"/>
+      <w:pPr>
+        <w:ind w:left="5760" w:hanging="360"/>
+      </w:pPr>
+    </w:lvl>
+    <w:lvl w:ilvl="8" w:tplc="0409001B" w:tentative="1">
+      <w:start w:val="1"/>
+      <w:numFmt w:val="lowerRoman"/>
+      <w:lvlText w:val="%9."/>
+      <w:lvlJc w:val="right"/>
+      <w:pPr>
+        <w:ind w:left="6480" w:hanging="180"/>
+      </w:pPr>
+    </w:lvl>
+  </w:abstractNum>
+  <w:abstractNum w:abstractNumId="7" w15:restartNumberingAfterBreak="0">
     <w:nsid w:val="27273C86"/>
     <w:multiLevelType w:val="multilevel"/>
-    <w:tmpl w:val="22080ABE"/>
+    <w:tmpl w:val="B9BCDED8"/>
     <w:lvl w:ilvl="0">
       <w:start w:val="1"/>
       <w:numFmt w:val="decimal"/>
@@ -6390,8 +9991,1757 @@
       </w:pPr>
     </w:lvl>
   </w:abstractNum>
+  <w:abstractNum w:abstractNumId="8" w15:restartNumberingAfterBreak="0">
+    <w:nsid w:val="2A3F7C4E"/>
+    <w:multiLevelType w:val="hybridMultilevel"/>
+    <w:tmpl w:val="3EF48A80"/>
+    <w:lvl w:ilvl="0" w:tplc="04090001">
+      <w:start w:val="1"/>
+      <w:numFmt w:val="bullet"/>
+      <w:lvlText w:val=""/>
+      <w:lvlJc w:val="left"/>
+      <w:pPr>
+        <w:ind w:left="720" w:hanging="360"/>
+      </w:pPr>
+      <w:rPr>
+        <w:rFonts w:ascii="Symbol" w:hAnsi="Symbol" w:hint="default"/>
+      </w:rPr>
+    </w:lvl>
+    <w:lvl w:ilvl="1" w:tplc="04090003" w:tentative="1">
+      <w:start w:val="1"/>
+      <w:numFmt w:val="bullet"/>
+      <w:lvlText w:val="o"/>
+      <w:lvlJc w:val="left"/>
+      <w:pPr>
+        <w:ind w:left="1440" w:hanging="360"/>
+      </w:pPr>
+      <w:rPr>
+        <w:rFonts w:ascii="Courier New" w:hAnsi="Courier New" w:cs="Courier New" w:hint="default"/>
+      </w:rPr>
+    </w:lvl>
+    <w:lvl w:ilvl="2" w:tplc="04090005" w:tentative="1">
+      <w:start w:val="1"/>
+      <w:numFmt w:val="bullet"/>
+      <w:lvlText w:val=""/>
+      <w:lvlJc w:val="left"/>
+      <w:pPr>
+        <w:ind w:left="2160" w:hanging="360"/>
+      </w:pPr>
+      <w:rPr>
+        <w:rFonts w:ascii="Wingdings" w:hAnsi="Wingdings" w:hint="default"/>
+      </w:rPr>
+    </w:lvl>
+    <w:lvl w:ilvl="3" w:tplc="04090001" w:tentative="1">
+      <w:start w:val="1"/>
+      <w:numFmt w:val="bullet"/>
+      <w:lvlText w:val=""/>
+      <w:lvlJc w:val="left"/>
+      <w:pPr>
+        <w:ind w:left="2880" w:hanging="360"/>
+      </w:pPr>
+      <w:rPr>
+        <w:rFonts w:ascii="Symbol" w:hAnsi="Symbol" w:hint="default"/>
+      </w:rPr>
+    </w:lvl>
+    <w:lvl w:ilvl="4" w:tplc="04090003" w:tentative="1">
+      <w:start w:val="1"/>
+      <w:numFmt w:val="bullet"/>
+      <w:lvlText w:val="o"/>
+      <w:lvlJc w:val="left"/>
+      <w:pPr>
+        <w:ind w:left="3600" w:hanging="360"/>
+      </w:pPr>
+      <w:rPr>
+        <w:rFonts w:ascii="Courier New" w:hAnsi="Courier New" w:cs="Courier New" w:hint="default"/>
+      </w:rPr>
+    </w:lvl>
+    <w:lvl w:ilvl="5" w:tplc="04090005" w:tentative="1">
+      <w:start w:val="1"/>
+      <w:numFmt w:val="bullet"/>
+      <w:lvlText w:val=""/>
+      <w:lvlJc w:val="left"/>
+      <w:pPr>
+        <w:ind w:left="4320" w:hanging="360"/>
+      </w:pPr>
+      <w:rPr>
+        <w:rFonts w:ascii="Wingdings" w:hAnsi="Wingdings" w:hint="default"/>
+      </w:rPr>
+    </w:lvl>
+    <w:lvl w:ilvl="6" w:tplc="04090001" w:tentative="1">
+      <w:start w:val="1"/>
+      <w:numFmt w:val="bullet"/>
+      <w:lvlText w:val=""/>
+      <w:lvlJc w:val="left"/>
+      <w:pPr>
+        <w:ind w:left="5040" w:hanging="360"/>
+      </w:pPr>
+      <w:rPr>
+        <w:rFonts w:ascii="Symbol" w:hAnsi="Symbol" w:hint="default"/>
+      </w:rPr>
+    </w:lvl>
+    <w:lvl w:ilvl="7" w:tplc="04090003" w:tentative="1">
+      <w:start w:val="1"/>
+      <w:numFmt w:val="bullet"/>
+      <w:lvlText w:val="o"/>
+      <w:lvlJc w:val="left"/>
+      <w:pPr>
+        <w:ind w:left="5760" w:hanging="360"/>
+      </w:pPr>
+      <w:rPr>
+        <w:rFonts w:ascii="Courier New" w:hAnsi="Courier New" w:cs="Courier New" w:hint="default"/>
+      </w:rPr>
+    </w:lvl>
+    <w:lvl w:ilvl="8" w:tplc="04090005" w:tentative="1">
+      <w:start w:val="1"/>
+      <w:numFmt w:val="bullet"/>
+      <w:lvlText w:val=""/>
+      <w:lvlJc w:val="left"/>
+      <w:pPr>
+        <w:ind w:left="6480" w:hanging="360"/>
+      </w:pPr>
+      <w:rPr>
+        <w:rFonts w:ascii="Wingdings" w:hAnsi="Wingdings" w:hint="default"/>
+      </w:rPr>
+    </w:lvl>
+  </w:abstractNum>
+  <w:abstractNum w:abstractNumId="9" w15:restartNumberingAfterBreak="0">
+    <w:nsid w:val="2BF624B1"/>
+    <w:multiLevelType w:val="hybridMultilevel"/>
+    <w:tmpl w:val="80B07646"/>
+    <w:lvl w:ilvl="0" w:tplc="0409000F">
+      <w:start w:val="1"/>
+      <w:numFmt w:val="decimal"/>
+      <w:lvlText w:val="%1."/>
+      <w:lvlJc w:val="left"/>
+      <w:pPr>
+        <w:ind w:left="720" w:hanging="360"/>
+      </w:pPr>
+      <w:rPr>
+        <w:rFonts w:hint="default"/>
+      </w:rPr>
+    </w:lvl>
+    <w:lvl w:ilvl="1" w:tplc="04090019" w:tentative="1">
+      <w:start w:val="1"/>
+      <w:numFmt w:val="lowerLetter"/>
+      <w:lvlText w:val="%2."/>
+      <w:lvlJc w:val="left"/>
+      <w:pPr>
+        <w:ind w:left="1440" w:hanging="360"/>
+      </w:pPr>
+    </w:lvl>
+    <w:lvl w:ilvl="2" w:tplc="0409001B" w:tentative="1">
+      <w:start w:val="1"/>
+      <w:numFmt w:val="lowerRoman"/>
+      <w:lvlText w:val="%3."/>
+      <w:lvlJc w:val="right"/>
+      <w:pPr>
+        <w:ind w:left="2160" w:hanging="180"/>
+      </w:pPr>
+    </w:lvl>
+    <w:lvl w:ilvl="3" w:tplc="0409000F" w:tentative="1">
+      <w:start w:val="1"/>
+      <w:numFmt w:val="decimal"/>
+      <w:lvlText w:val="%4."/>
+      <w:lvlJc w:val="left"/>
+      <w:pPr>
+        <w:ind w:left="2880" w:hanging="360"/>
+      </w:pPr>
+    </w:lvl>
+    <w:lvl w:ilvl="4" w:tplc="04090019" w:tentative="1">
+      <w:start w:val="1"/>
+      <w:numFmt w:val="lowerLetter"/>
+      <w:lvlText w:val="%5."/>
+      <w:lvlJc w:val="left"/>
+      <w:pPr>
+        <w:ind w:left="3600" w:hanging="360"/>
+      </w:pPr>
+    </w:lvl>
+    <w:lvl w:ilvl="5" w:tplc="0409001B" w:tentative="1">
+      <w:start w:val="1"/>
+      <w:numFmt w:val="lowerRoman"/>
+      <w:lvlText w:val="%6."/>
+      <w:lvlJc w:val="right"/>
+      <w:pPr>
+        <w:ind w:left="4320" w:hanging="180"/>
+      </w:pPr>
+    </w:lvl>
+    <w:lvl w:ilvl="6" w:tplc="0409000F" w:tentative="1">
+      <w:start w:val="1"/>
+      <w:numFmt w:val="decimal"/>
+      <w:lvlText w:val="%7."/>
+      <w:lvlJc w:val="left"/>
+      <w:pPr>
+        <w:ind w:left="5040" w:hanging="360"/>
+      </w:pPr>
+    </w:lvl>
+    <w:lvl w:ilvl="7" w:tplc="04090019" w:tentative="1">
+      <w:start w:val="1"/>
+      <w:numFmt w:val="lowerLetter"/>
+      <w:lvlText w:val="%8."/>
+      <w:lvlJc w:val="left"/>
+      <w:pPr>
+        <w:ind w:left="5760" w:hanging="360"/>
+      </w:pPr>
+    </w:lvl>
+    <w:lvl w:ilvl="8" w:tplc="0409001B" w:tentative="1">
+      <w:start w:val="1"/>
+      <w:numFmt w:val="lowerRoman"/>
+      <w:lvlText w:val="%9."/>
+      <w:lvlJc w:val="right"/>
+      <w:pPr>
+        <w:ind w:left="6480" w:hanging="180"/>
+      </w:pPr>
+    </w:lvl>
+  </w:abstractNum>
+  <w:abstractNum w:abstractNumId="10" w15:restartNumberingAfterBreak="0">
+    <w:nsid w:val="2D3455E8"/>
+    <w:multiLevelType w:val="multilevel"/>
+    <w:tmpl w:val="DDFA76D4"/>
+    <w:lvl w:ilvl="0">
+      <w:start w:val="1"/>
+      <w:numFmt w:val="decimal"/>
+      <w:lvlText w:val="%1."/>
+      <w:lvlJc w:val="left"/>
+      <w:pPr>
+        <w:tabs>
+          <w:tab w:val="num" w:pos="720"/>
+        </w:tabs>
+        <w:ind w:left="720" w:hanging="360"/>
+      </w:pPr>
+      <w:rPr>
+        <w:b/>
+        <w:bCs/>
+      </w:rPr>
+    </w:lvl>
+    <w:lvl w:ilvl="1" w:tentative="1">
+      <w:start w:val="1"/>
+      <w:numFmt w:val="decimal"/>
+      <w:lvlText w:val="%2."/>
+      <w:lvlJc w:val="left"/>
+      <w:pPr>
+        <w:tabs>
+          <w:tab w:val="num" w:pos="1440"/>
+        </w:tabs>
+        <w:ind w:left="1440" w:hanging="360"/>
+      </w:pPr>
+    </w:lvl>
+    <w:lvl w:ilvl="2" w:tentative="1">
+      <w:start w:val="1"/>
+      <w:numFmt w:val="decimal"/>
+      <w:lvlText w:val="%3."/>
+      <w:lvlJc w:val="left"/>
+      <w:pPr>
+        <w:tabs>
+          <w:tab w:val="num" w:pos="2160"/>
+        </w:tabs>
+        <w:ind w:left="2160" w:hanging="360"/>
+      </w:pPr>
+    </w:lvl>
+    <w:lvl w:ilvl="3" w:tentative="1">
+      <w:start w:val="1"/>
+      <w:numFmt w:val="decimal"/>
+      <w:lvlText w:val="%4."/>
+      <w:lvlJc w:val="left"/>
+      <w:pPr>
+        <w:tabs>
+          <w:tab w:val="num" w:pos="2880"/>
+        </w:tabs>
+        <w:ind w:left="2880" w:hanging="360"/>
+      </w:pPr>
+    </w:lvl>
+    <w:lvl w:ilvl="4" w:tentative="1">
+      <w:start w:val="1"/>
+      <w:numFmt w:val="decimal"/>
+      <w:lvlText w:val="%5."/>
+      <w:lvlJc w:val="left"/>
+      <w:pPr>
+        <w:tabs>
+          <w:tab w:val="num" w:pos="3600"/>
+        </w:tabs>
+        <w:ind w:left="3600" w:hanging="360"/>
+      </w:pPr>
+    </w:lvl>
+    <w:lvl w:ilvl="5" w:tentative="1">
+      <w:start w:val="1"/>
+      <w:numFmt w:val="decimal"/>
+      <w:lvlText w:val="%6."/>
+      <w:lvlJc w:val="left"/>
+      <w:pPr>
+        <w:tabs>
+          <w:tab w:val="num" w:pos="4320"/>
+        </w:tabs>
+        <w:ind w:left="4320" w:hanging="360"/>
+      </w:pPr>
+    </w:lvl>
+    <w:lvl w:ilvl="6" w:tentative="1">
+      <w:start w:val="1"/>
+      <w:numFmt w:val="decimal"/>
+      <w:lvlText w:val="%7."/>
+      <w:lvlJc w:val="left"/>
+      <w:pPr>
+        <w:tabs>
+          <w:tab w:val="num" w:pos="5040"/>
+        </w:tabs>
+        <w:ind w:left="5040" w:hanging="360"/>
+      </w:pPr>
+    </w:lvl>
+    <w:lvl w:ilvl="7" w:tentative="1">
+      <w:start w:val="1"/>
+      <w:numFmt w:val="decimal"/>
+      <w:lvlText w:val="%8."/>
+      <w:lvlJc w:val="left"/>
+      <w:pPr>
+        <w:tabs>
+          <w:tab w:val="num" w:pos="5760"/>
+        </w:tabs>
+        <w:ind w:left="5760" w:hanging="360"/>
+      </w:pPr>
+    </w:lvl>
+    <w:lvl w:ilvl="8" w:tentative="1">
+      <w:start w:val="1"/>
+      <w:numFmt w:val="decimal"/>
+      <w:lvlText w:val="%9."/>
+      <w:lvlJc w:val="left"/>
+      <w:pPr>
+        <w:tabs>
+          <w:tab w:val="num" w:pos="6480"/>
+        </w:tabs>
+        <w:ind w:left="6480" w:hanging="360"/>
+      </w:pPr>
+    </w:lvl>
+  </w:abstractNum>
+  <w:abstractNum w:abstractNumId="11" w15:restartNumberingAfterBreak="0">
+    <w:nsid w:val="2EA771BC"/>
+    <w:multiLevelType w:val="hybridMultilevel"/>
+    <w:tmpl w:val="044674F4"/>
+    <w:lvl w:ilvl="0" w:tplc="1C5A0B7E">
+      <w:start w:val="1"/>
+      <w:numFmt w:val="decimal"/>
+      <w:lvlText w:val="%1"/>
+      <w:lvlJc w:val="left"/>
+      <w:pPr>
+        <w:ind w:left="360" w:hanging="360"/>
+      </w:pPr>
+      <w:rPr>
+        <w:rFonts w:hint="default"/>
+      </w:rPr>
+    </w:lvl>
+    <w:lvl w:ilvl="1" w:tplc="04090019" w:tentative="1">
+      <w:start w:val="1"/>
+      <w:numFmt w:val="lowerLetter"/>
+      <w:lvlText w:val="%2."/>
+      <w:lvlJc w:val="left"/>
+      <w:pPr>
+        <w:ind w:left="1440" w:hanging="360"/>
+      </w:pPr>
+    </w:lvl>
+    <w:lvl w:ilvl="2" w:tplc="0409001B" w:tentative="1">
+      <w:start w:val="1"/>
+      <w:numFmt w:val="lowerRoman"/>
+      <w:lvlText w:val="%3."/>
+      <w:lvlJc w:val="right"/>
+      <w:pPr>
+        <w:ind w:left="2160" w:hanging="180"/>
+      </w:pPr>
+    </w:lvl>
+    <w:lvl w:ilvl="3" w:tplc="0409000F" w:tentative="1">
+      <w:start w:val="1"/>
+      <w:numFmt w:val="decimal"/>
+      <w:lvlText w:val="%4."/>
+      <w:lvlJc w:val="left"/>
+      <w:pPr>
+        <w:ind w:left="2880" w:hanging="360"/>
+      </w:pPr>
+    </w:lvl>
+    <w:lvl w:ilvl="4" w:tplc="04090019" w:tentative="1">
+      <w:start w:val="1"/>
+      <w:numFmt w:val="lowerLetter"/>
+      <w:lvlText w:val="%5."/>
+      <w:lvlJc w:val="left"/>
+      <w:pPr>
+        <w:ind w:left="3600" w:hanging="360"/>
+      </w:pPr>
+    </w:lvl>
+    <w:lvl w:ilvl="5" w:tplc="0409001B" w:tentative="1">
+      <w:start w:val="1"/>
+      <w:numFmt w:val="lowerRoman"/>
+      <w:lvlText w:val="%6."/>
+      <w:lvlJc w:val="right"/>
+      <w:pPr>
+        <w:ind w:left="4320" w:hanging="180"/>
+      </w:pPr>
+    </w:lvl>
+    <w:lvl w:ilvl="6" w:tplc="0409000F" w:tentative="1">
+      <w:start w:val="1"/>
+      <w:numFmt w:val="decimal"/>
+      <w:lvlText w:val="%7."/>
+      <w:lvlJc w:val="left"/>
+      <w:pPr>
+        <w:ind w:left="5040" w:hanging="360"/>
+      </w:pPr>
+    </w:lvl>
+    <w:lvl w:ilvl="7" w:tplc="04090019" w:tentative="1">
+      <w:start w:val="1"/>
+      <w:numFmt w:val="lowerLetter"/>
+      <w:lvlText w:val="%8."/>
+      <w:lvlJc w:val="left"/>
+      <w:pPr>
+        <w:ind w:left="5760" w:hanging="360"/>
+      </w:pPr>
+    </w:lvl>
+    <w:lvl w:ilvl="8" w:tplc="0409001B" w:tentative="1">
+      <w:start w:val="1"/>
+      <w:numFmt w:val="lowerRoman"/>
+      <w:lvlText w:val="%9."/>
+      <w:lvlJc w:val="right"/>
+      <w:pPr>
+        <w:ind w:left="6480" w:hanging="180"/>
+      </w:pPr>
+    </w:lvl>
+  </w:abstractNum>
+  <w:abstractNum w:abstractNumId="12" w15:restartNumberingAfterBreak="0">
+    <w:nsid w:val="34D64688"/>
+    <w:multiLevelType w:val="hybridMultilevel"/>
+    <w:tmpl w:val="931E65CE"/>
+    <w:lvl w:ilvl="0" w:tplc="4052F390">
+      <w:start w:val="1"/>
+      <w:numFmt w:val="decimal"/>
+      <w:lvlText w:val="%1-"/>
+      <w:lvlJc w:val="left"/>
+      <w:pPr>
+        <w:ind w:left="720" w:hanging="360"/>
+      </w:pPr>
+      <w:rPr>
+        <w:rFonts w:hint="default"/>
+      </w:rPr>
+    </w:lvl>
+    <w:lvl w:ilvl="1" w:tplc="04090019" w:tentative="1">
+      <w:start w:val="1"/>
+      <w:numFmt w:val="lowerLetter"/>
+      <w:lvlText w:val="%2."/>
+      <w:lvlJc w:val="left"/>
+      <w:pPr>
+        <w:ind w:left="1440" w:hanging="360"/>
+      </w:pPr>
+    </w:lvl>
+    <w:lvl w:ilvl="2" w:tplc="0409001B" w:tentative="1">
+      <w:start w:val="1"/>
+      <w:numFmt w:val="lowerRoman"/>
+      <w:lvlText w:val="%3."/>
+      <w:lvlJc w:val="right"/>
+      <w:pPr>
+        <w:ind w:left="2160" w:hanging="180"/>
+      </w:pPr>
+    </w:lvl>
+    <w:lvl w:ilvl="3" w:tplc="0409000F" w:tentative="1">
+      <w:start w:val="1"/>
+      <w:numFmt w:val="decimal"/>
+      <w:lvlText w:val="%4."/>
+      <w:lvlJc w:val="left"/>
+      <w:pPr>
+        <w:ind w:left="2880" w:hanging="360"/>
+      </w:pPr>
+    </w:lvl>
+    <w:lvl w:ilvl="4" w:tplc="04090019" w:tentative="1">
+      <w:start w:val="1"/>
+      <w:numFmt w:val="lowerLetter"/>
+      <w:lvlText w:val="%5."/>
+      <w:lvlJc w:val="left"/>
+      <w:pPr>
+        <w:ind w:left="3600" w:hanging="360"/>
+      </w:pPr>
+    </w:lvl>
+    <w:lvl w:ilvl="5" w:tplc="0409001B" w:tentative="1">
+      <w:start w:val="1"/>
+      <w:numFmt w:val="lowerRoman"/>
+      <w:lvlText w:val="%6."/>
+      <w:lvlJc w:val="right"/>
+      <w:pPr>
+        <w:ind w:left="4320" w:hanging="180"/>
+      </w:pPr>
+    </w:lvl>
+    <w:lvl w:ilvl="6" w:tplc="0409000F" w:tentative="1">
+      <w:start w:val="1"/>
+      <w:numFmt w:val="decimal"/>
+      <w:lvlText w:val="%7."/>
+      <w:lvlJc w:val="left"/>
+      <w:pPr>
+        <w:ind w:left="5040" w:hanging="360"/>
+      </w:pPr>
+    </w:lvl>
+    <w:lvl w:ilvl="7" w:tplc="04090019" w:tentative="1">
+      <w:start w:val="1"/>
+      <w:numFmt w:val="lowerLetter"/>
+      <w:lvlText w:val="%8."/>
+      <w:lvlJc w:val="left"/>
+      <w:pPr>
+        <w:ind w:left="5760" w:hanging="360"/>
+      </w:pPr>
+    </w:lvl>
+    <w:lvl w:ilvl="8" w:tplc="0409001B" w:tentative="1">
+      <w:start w:val="1"/>
+      <w:numFmt w:val="lowerRoman"/>
+      <w:lvlText w:val="%9."/>
+      <w:lvlJc w:val="right"/>
+      <w:pPr>
+        <w:ind w:left="6480" w:hanging="180"/>
+      </w:pPr>
+    </w:lvl>
+  </w:abstractNum>
+  <w:abstractNum w:abstractNumId="13" w15:restartNumberingAfterBreak="0">
+    <w:nsid w:val="3E4356C7"/>
+    <w:multiLevelType w:val="hybridMultilevel"/>
+    <w:tmpl w:val="AEB4ADA8"/>
+    <w:lvl w:ilvl="0" w:tplc="89BEBEC8">
+      <w:start w:val="1"/>
+      <w:numFmt w:val="decimal"/>
+      <w:lvlText w:val="%1."/>
+      <w:lvlJc w:val="left"/>
+      <w:pPr>
+        <w:ind w:left="720" w:hanging="360"/>
+      </w:pPr>
+      <w:rPr>
+        <w:rFonts w:hint="default"/>
+        <w:b/>
+        <w:bCs/>
+      </w:rPr>
+    </w:lvl>
+    <w:lvl w:ilvl="1" w:tplc="04090019" w:tentative="1">
+      <w:start w:val="1"/>
+      <w:numFmt w:val="lowerLetter"/>
+      <w:lvlText w:val="%2."/>
+      <w:lvlJc w:val="left"/>
+      <w:pPr>
+        <w:ind w:left="1440" w:hanging="360"/>
+      </w:pPr>
+    </w:lvl>
+    <w:lvl w:ilvl="2" w:tplc="0409001B" w:tentative="1">
+      <w:start w:val="1"/>
+      <w:numFmt w:val="lowerRoman"/>
+      <w:lvlText w:val="%3."/>
+      <w:lvlJc w:val="right"/>
+      <w:pPr>
+        <w:ind w:left="2160" w:hanging="180"/>
+      </w:pPr>
+    </w:lvl>
+    <w:lvl w:ilvl="3" w:tplc="0409000F" w:tentative="1">
+      <w:start w:val="1"/>
+      <w:numFmt w:val="decimal"/>
+      <w:lvlText w:val="%4."/>
+      <w:lvlJc w:val="left"/>
+      <w:pPr>
+        <w:ind w:left="2880" w:hanging="360"/>
+      </w:pPr>
+    </w:lvl>
+    <w:lvl w:ilvl="4" w:tplc="04090019" w:tentative="1">
+      <w:start w:val="1"/>
+      <w:numFmt w:val="lowerLetter"/>
+      <w:lvlText w:val="%5."/>
+      <w:lvlJc w:val="left"/>
+      <w:pPr>
+        <w:ind w:left="3600" w:hanging="360"/>
+      </w:pPr>
+    </w:lvl>
+    <w:lvl w:ilvl="5" w:tplc="0409001B" w:tentative="1">
+      <w:start w:val="1"/>
+      <w:numFmt w:val="lowerRoman"/>
+      <w:lvlText w:val="%6."/>
+      <w:lvlJc w:val="right"/>
+      <w:pPr>
+        <w:ind w:left="4320" w:hanging="180"/>
+      </w:pPr>
+    </w:lvl>
+    <w:lvl w:ilvl="6" w:tplc="0409000F" w:tentative="1">
+      <w:start w:val="1"/>
+      <w:numFmt w:val="decimal"/>
+      <w:lvlText w:val="%7."/>
+      <w:lvlJc w:val="left"/>
+      <w:pPr>
+        <w:ind w:left="5040" w:hanging="360"/>
+      </w:pPr>
+    </w:lvl>
+    <w:lvl w:ilvl="7" w:tplc="04090019" w:tentative="1">
+      <w:start w:val="1"/>
+      <w:numFmt w:val="lowerLetter"/>
+      <w:lvlText w:val="%8."/>
+      <w:lvlJc w:val="left"/>
+      <w:pPr>
+        <w:ind w:left="5760" w:hanging="360"/>
+      </w:pPr>
+    </w:lvl>
+    <w:lvl w:ilvl="8" w:tplc="0409001B" w:tentative="1">
+      <w:start w:val="1"/>
+      <w:numFmt w:val="lowerRoman"/>
+      <w:lvlText w:val="%9."/>
+      <w:lvlJc w:val="right"/>
+      <w:pPr>
+        <w:ind w:left="6480" w:hanging="180"/>
+      </w:pPr>
+    </w:lvl>
+  </w:abstractNum>
+  <w:abstractNum w:abstractNumId="14" w15:restartNumberingAfterBreak="0">
+    <w:nsid w:val="445945FF"/>
+    <w:multiLevelType w:val="hybridMultilevel"/>
+    <w:tmpl w:val="704C968E"/>
+    <w:lvl w:ilvl="0" w:tplc="743242AA">
+      <w:start w:val="1"/>
+      <w:numFmt w:val="decimal"/>
+      <w:lvlText w:val="%1."/>
+      <w:lvlJc w:val="left"/>
+      <w:pPr>
+        <w:ind w:left="720" w:hanging="360"/>
+      </w:pPr>
+      <w:rPr>
+        <w:rFonts w:hint="default"/>
+        <w:b/>
+        <w:bCs/>
+      </w:rPr>
+    </w:lvl>
+    <w:lvl w:ilvl="1" w:tplc="04090019" w:tentative="1">
+      <w:start w:val="1"/>
+      <w:numFmt w:val="lowerLetter"/>
+      <w:lvlText w:val="%2."/>
+      <w:lvlJc w:val="left"/>
+      <w:pPr>
+        <w:ind w:left="1440" w:hanging="360"/>
+      </w:pPr>
+    </w:lvl>
+    <w:lvl w:ilvl="2" w:tplc="0409001B" w:tentative="1">
+      <w:start w:val="1"/>
+      <w:numFmt w:val="lowerRoman"/>
+      <w:lvlText w:val="%3."/>
+      <w:lvlJc w:val="right"/>
+      <w:pPr>
+        <w:ind w:left="2160" w:hanging="180"/>
+      </w:pPr>
+    </w:lvl>
+    <w:lvl w:ilvl="3" w:tplc="0409000F" w:tentative="1">
+      <w:start w:val="1"/>
+      <w:numFmt w:val="decimal"/>
+      <w:lvlText w:val="%4."/>
+      <w:lvlJc w:val="left"/>
+      <w:pPr>
+        <w:ind w:left="2880" w:hanging="360"/>
+      </w:pPr>
+    </w:lvl>
+    <w:lvl w:ilvl="4" w:tplc="04090019" w:tentative="1">
+      <w:start w:val="1"/>
+      <w:numFmt w:val="lowerLetter"/>
+      <w:lvlText w:val="%5."/>
+      <w:lvlJc w:val="left"/>
+      <w:pPr>
+        <w:ind w:left="3600" w:hanging="360"/>
+      </w:pPr>
+    </w:lvl>
+    <w:lvl w:ilvl="5" w:tplc="0409001B" w:tentative="1">
+      <w:start w:val="1"/>
+      <w:numFmt w:val="lowerRoman"/>
+      <w:lvlText w:val="%6."/>
+      <w:lvlJc w:val="right"/>
+      <w:pPr>
+        <w:ind w:left="4320" w:hanging="180"/>
+      </w:pPr>
+    </w:lvl>
+    <w:lvl w:ilvl="6" w:tplc="0409000F" w:tentative="1">
+      <w:start w:val="1"/>
+      <w:numFmt w:val="decimal"/>
+      <w:lvlText w:val="%7."/>
+      <w:lvlJc w:val="left"/>
+      <w:pPr>
+        <w:ind w:left="5040" w:hanging="360"/>
+      </w:pPr>
+    </w:lvl>
+    <w:lvl w:ilvl="7" w:tplc="04090019" w:tentative="1">
+      <w:start w:val="1"/>
+      <w:numFmt w:val="lowerLetter"/>
+      <w:lvlText w:val="%8."/>
+      <w:lvlJc w:val="left"/>
+      <w:pPr>
+        <w:ind w:left="5760" w:hanging="360"/>
+      </w:pPr>
+    </w:lvl>
+    <w:lvl w:ilvl="8" w:tplc="0409001B" w:tentative="1">
+      <w:start w:val="1"/>
+      <w:numFmt w:val="lowerRoman"/>
+      <w:lvlText w:val="%9."/>
+      <w:lvlJc w:val="right"/>
+      <w:pPr>
+        <w:ind w:left="6480" w:hanging="180"/>
+      </w:pPr>
+    </w:lvl>
+  </w:abstractNum>
+  <w:abstractNum w:abstractNumId="15" w15:restartNumberingAfterBreak="0">
+    <w:nsid w:val="5C822FE4"/>
+    <w:multiLevelType w:val="hybridMultilevel"/>
+    <w:tmpl w:val="FA0C2DC8"/>
+    <w:lvl w:ilvl="0" w:tplc="04090001">
+      <w:start w:val="1"/>
+      <w:numFmt w:val="bullet"/>
+      <w:lvlText w:val=""/>
+      <w:lvlJc w:val="left"/>
+      <w:pPr>
+        <w:ind w:left="720" w:hanging="360"/>
+      </w:pPr>
+      <w:rPr>
+        <w:rFonts w:ascii="Symbol" w:hAnsi="Symbol" w:hint="default"/>
+      </w:rPr>
+    </w:lvl>
+    <w:lvl w:ilvl="1" w:tplc="04090003" w:tentative="1">
+      <w:start w:val="1"/>
+      <w:numFmt w:val="bullet"/>
+      <w:lvlText w:val="o"/>
+      <w:lvlJc w:val="left"/>
+      <w:pPr>
+        <w:ind w:left="1440" w:hanging="360"/>
+      </w:pPr>
+      <w:rPr>
+        <w:rFonts w:ascii="Courier New" w:hAnsi="Courier New" w:cs="Courier New" w:hint="default"/>
+      </w:rPr>
+    </w:lvl>
+    <w:lvl w:ilvl="2" w:tplc="04090005" w:tentative="1">
+      <w:start w:val="1"/>
+      <w:numFmt w:val="bullet"/>
+      <w:lvlText w:val=""/>
+      <w:lvlJc w:val="left"/>
+      <w:pPr>
+        <w:ind w:left="2160" w:hanging="360"/>
+      </w:pPr>
+      <w:rPr>
+        <w:rFonts w:ascii="Wingdings" w:hAnsi="Wingdings" w:hint="default"/>
+      </w:rPr>
+    </w:lvl>
+    <w:lvl w:ilvl="3" w:tplc="04090001" w:tentative="1">
+      <w:start w:val="1"/>
+      <w:numFmt w:val="bullet"/>
+      <w:lvlText w:val=""/>
+      <w:lvlJc w:val="left"/>
+      <w:pPr>
+        <w:ind w:left="2880" w:hanging="360"/>
+      </w:pPr>
+      <w:rPr>
+        <w:rFonts w:ascii="Symbol" w:hAnsi="Symbol" w:hint="default"/>
+      </w:rPr>
+    </w:lvl>
+    <w:lvl w:ilvl="4" w:tplc="04090003" w:tentative="1">
+      <w:start w:val="1"/>
+      <w:numFmt w:val="bullet"/>
+      <w:lvlText w:val="o"/>
+      <w:lvlJc w:val="left"/>
+      <w:pPr>
+        <w:ind w:left="3600" w:hanging="360"/>
+      </w:pPr>
+      <w:rPr>
+        <w:rFonts w:ascii="Courier New" w:hAnsi="Courier New" w:cs="Courier New" w:hint="default"/>
+      </w:rPr>
+    </w:lvl>
+    <w:lvl w:ilvl="5" w:tplc="04090005" w:tentative="1">
+      <w:start w:val="1"/>
+      <w:numFmt w:val="bullet"/>
+      <w:lvlText w:val=""/>
+      <w:lvlJc w:val="left"/>
+      <w:pPr>
+        <w:ind w:left="4320" w:hanging="360"/>
+      </w:pPr>
+      <w:rPr>
+        <w:rFonts w:ascii="Wingdings" w:hAnsi="Wingdings" w:hint="default"/>
+      </w:rPr>
+    </w:lvl>
+    <w:lvl w:ilvl="6" w:tplc="04090001" w:tentative="1">
+      <w:start w:val="1"/>
+      <w:numFmt w:val="bullet"/>
+      <w:lvlText w:val=""/>
+      <w:lvlJc w:val="left"/>
+      <w:pPr>
+        <w:ind w:left="5040" w:hanging="360"/>
+      </w:pPr>
+      <w:rPr>
+        <w:rFonts w:ascii="Symbol" w:hAnsi="Symbol" w:hint="default"/>
+      </w:rPr>
+    </w:lvl>
+    <w:lvl w:ilvl="7" w:tplc="04090003" w:tentative="1">
+      <w:start w:val="1"/>
+      <w:numFmt w:val="bullet"/>
+      <w:lvlText w:val="o"/>
+      <w:lvlJc w:val="left"/>
+      <w:pPr>
+        <w:ind w:left="5760" w:hanging="360"/>
+      </w:pPr>
+      <w:rPr>
+        <w:rFonts w:ascii="Courier New" w:hAnsi="Courier New" w:cs="Courier New" w:hint="default"/>
+      </w:rPr>
+    </w:lvl>
+    <w:lvl w:ilvl="8" w:tplc="04090005" w:tentative="1">
+      <w:start w:val="1"/>
+      <w:numFmt w:val="bullet"/>
+      <w:lvlText w:val=""/>
+      <w:lvlJc w:val="left"/>
+      <w:pPr>
+        <w:ind w:left="6480" w:hanging="360"/>
+      </w:pPr>
+      <w:rPr>
+        <w:rFonts w:ascii="Wingdings" w:hAnsi="Wingdings" w:hint="default"/>
+      </w:rPr>
+    </w:lvl>
+  </w:abstractNum>
+  <w:abstractNum w:abstractNumId="16" w15:restartNumberingAfterBreak="0">
+    <w:nsid w:val="5CD93586"/>
+    <w:multiLevelType w:val="hybridMultilevel"/>
+    <w:tmpl w:val="16BA2172"/>
+    <w:lvl w:ilvl="0" w:tplc="04090001">
+      <w:start w:val="1"/>
+      <w:numFmt w:val="bullet"/>
+      <w:lvlText w:val=""/>
+      <w:lvlJc w:val="left"/>
+      <w:pPr>
+        <w:ind w:left="720" w:hanging="360"/>
+      </w:pPr>
+      <w:rPr>
+        <w:rFonts w:ascii="Symbol" w:hAnsi="Symbol" w:hint="default"/>
+      </w:rPr>
+    </w:lvl>
+    <w:lvl w:ilvl="1" w:tplc="04090003" w:tentative="1">
+      <w:start w:val="1"/>
+      <w:numFmt w:val="bullet"/>
+      <w:lvlText w:val="o"/>
+      <w:lvlJc w:val="left"/>
+      <w:pPr>
+        <w:ind w:left="1440" w:hanging="360"/>
+      </w:pPr>
+      <w:rPr>
+        <w:rFonts w:ascii="Courier New" w:hAnsi="Courier New" w:cs="Courier New" w:hint="default"/>
+      </w:rPr>
+    </w:lvl>
+    <w:lvl w:ilvl="2" w:tplc="04090005" w:tentative="1">
+      <w:start w:val="1"/>
+      <w:numFmt w:val="bullet"/>
+      <w:lvlText w:val=""/>
+      <w:lvlJc w:val="left"/>
+      <w:pPr>
+        <w:ind w:left="2160" w:hanging="360"/>
+      </w:pPr>
+      <w:rPr>
+        <w:rFonts w:ascii="Wingdings" w:hAnsi="Wingdings" w:hint="default"/>
+      </w:rPr>
+    </w:lvl>
+    <w:lvl w:ilvl="3" w:tplc="04090001" w:tentative="1">
+      <w:start w:val="1"/>
+      <w:numFmt w:val="bullet"/>
+      <w:lvlText w:val=""/>
+      <w:lvlJc w:val="left"/>
+      <w:pPr>
+        <w:ind w:left="2880" w:hanging="360"/>
+      </w:pPr>
+      <w:rPr>
+        <w:rFonts w:ascii="Symbol" w:hAnsi="Symbol" w:hint="default"/>
+      </w:rPr>
+    </w:lvl>
+    <w:lvl w:ilvl="4" w:tplc="04090003" w:tentative="1">
+      <w:start w:val="1"/>
+      <w:numFmt w:val="bullet"/>
+      <w:lvlText w:val="o"/>
+      <w:lvlJc w:val="left"/>
+      <w:pPr>
+        <w:ind w:left="3600" w:hanging="360"/>
+      </w:pPr>
+      <w:rPr>
+        <w:rFonts w:ascii="Courier New" w:hAnsi="Courier New" w:cs="Courier New" w:hint="default"/>
+      </w:rPr>
+    </w:lvl>
+    <w:lvl w:ilvl="5" w:tplc="04090005" w:tentative="1">
+      <w:start w:val="1"/>
+      <w:numFmt w:val="bullet"/>
+      <w:lvlText w:val=""/>
+      <w:lvlJc w:val="left"/>
+      <w:pPr>
+        <w:ind w:left="4320" w:hanging="360"/>
+      </w:pPr>
+      <w:rPr>
+        <w:rFonts w:ascii="Wingdings" w:hAnsi="Wingdings" w:hint="default"/>
+      </w:rPr>
+    </w:lvl>
+    <w:lvl w:ilvl="6" w:tplc="04090001" w:tentative="1">
+      <w:start w:val="1"/>
+      <w:numFmt w:val="bullet"/>
+      <w:lvlText w:val=""/>
+      <w:lvlJc w:val="left"/>
+      <w:pPr>
+        <w:ind w:left="5040" w:hanging="360"/>
+      </w:pPr>
+      <w:rPr>
+        <w:rFonts w:ascii="Symbol" w:hAnsi="Symbol" w:hint="default"/>
+      </w:rPr>
+    </w:lvl>
+    <w:lvl w:ilvl="7" w:tplc="04090003" w:tentative="1">
+      <w:start w:val="1"/>
+      <w:numFmt w:val="bullet"/>
+      <w:lvlText w:val="o"/>
+      <w:lvlJc w:val="left"/>
+      <w:pPr>
+        <w:ind w:left="5760" w:hanging="360"/>
+      </w:pPr>
+      <w:rPr>
+        <w:rFonts w:ascii="Courier New" w:hAnsi="Courier New" w:cs="Courier New" w:hint="default"/>
+      </w:rPr>
+    </w:lvl>
+    <w:lvl w:ilvl="8" w:tplc="04090005" w:tentative="1">
+      <w:start w:val="1"/>
+      <w:numFmt w:val="bullet"/>
+      <w:lvlText w:val=""/>
+      <w:lvlJc w:val="left"/>
+      <w:pPr>
+        <w:ind w:left="6480" w:hanging="360"/>
+      </w:pPr>
+      <w:rPr>
+        <w:rFonts w:ascii="Wingdings" w:hAnsi="Wingdings" w:hint="default"/>
+      </w:rPr>
+    </w:lvl>
+  </w:abstractNum>
+  <w:abstractNum w:abstractNumId="17" w15:restartNumberingAfterBreak="0">
+    <w:nsid w:val="673D6D12"/>
+    <w:multiLevelType w:val="multilevel"/>
+    <w:tmpl w:val="24120F3E"/>
+    <w:lvl w:ilvl="0">
+      <w:start w:val="1"/>
+      <w:numFmt w:val="decimal"/>
+      <w:lvlText w:val="%1"/>
+      <w:lvlJc w:val="left"/>
+      <w:pPr>
+        <w:ind w:left="384" w:hanging="384"/>
+      </w:pPr>
+      <w:rPr>
+        <w:rFonts w:hint="default"/>
+      </w:rPr>
+    </w:lvl>
+    <w:lvl w:ilvl="1">
+      <w:start w:val="1"/>
+      <w:numFmt w:val="decimal"/>
+      <w:lvlText w:val="%2."/>
+      <w:lvlJc w:val="left"/>
+      <w:pPr>
+        <w:ind w:left="384" w:hanging="384"/>
+      </w:pPr>
+      <w:rPr>
+        <w:rFonts w:ascii="Arial" w:eastAsiaTheme="minorHAnsi" w:hAnsi="Arial" w:cstheme="minorBidi"/>
+      </w:rPr>
+    </w:lvl>
+    <w:lvl w:ilvl="2">
+      <w:start w:val="1"/>
+      <w:numFmt w:val="decimal"/>
+      <w:lvlText w:val="%1.%2.%3"/>
+      <w:lvlJc w:val="left"/>
+      <w:pPr>
+        <w:ind w:left="720" w:hanging="720"/>
+      </w:pPr>
+      <w:rPr>
+        <w:rFonts w:hint="default"/>
+      </w:rPr>
+    </w:lvl>
+    <w:lvl w:ilvl="3">
+      <w:start w:val="1"/>
+      <w:numFmt w:val="decimal"/>
+      <w:lvlText w:val="%1.%2.%3.%4"/>
+      <w:lvlJc w:val="left"/>
+      <w:pPr>
+        <w:ind w:left="720" w:hanging="720"/>
+      </w:pPr>
+      <w:rPr>
+        <w:rFonts w:hint="default"/>
+      </w:rPr>
+    </w:lvl>
+    <w:lvl w:ilvl="4">
+      <w:start w:val="1"/>
+      <w:numFmt w:val="decimal"/>
+      <w:lvlText w:val="%1.%2.%3.%4.%5"/>
+      <w:lvlJc w:val="left"/>
+      <w:pPr>
+        <w:ind w:left="1080" w:hanging="1080"/>
+      </w:pPr>
+      <w:rPr>
+        <w:rFonts w:hint="default"/>
+      </w:rPr>
+    </w:lvl>
+    <w:lvl w:ilvl="5">
+      <w:start w:val="1"/>
+      <w:numFmt w:val="decimal"/>
+      <w:lvlText w:val="%1.%2.%3.%4.%5.%6"/>
+      <w:lvlJc w:val="left"/>
+      <w:pPr>
+        <w:ind w:left="1260" w:hanging="1080"/>
+      </w:pPr>
+      <w:rPr>
+        <w:rFonts w:hint="default"/>
+      </w:rPr>
+    </w:lvl>
+    <w:lvl w:ilvl="6">
+      <w:start w:val="1"/>
+      <w:numFmt w:val="decimal"/>
+      <w:lvlText w:val="%1.%2.%3.%4.%5.%6.%7"/>
+      <w:lvlJc w:val="left"/>
+      <w:pPr>
+        <w:ind w:left="1440" w:hanging="1440"/>
+      </w:pPr>
+      <w:rPr>
+        <w:rFonts w:hint="default"/>
+      </w:rPr>
+    </w:lvl>
+    <w:lvl w:ilvl="7">
+      <w:start w:val="1"/>
+      <w:numFmt w:val="decimal"/>
+      <w:lvlText w:val="%1.%2.%3.%4.%5.%6.%7.%8"/>
+      <w:lvlJc w:val="left"/>
+      <w:pPr>
+        <w:ind w:left="1440" w:hanging="1440"/>
+      </w:pPr>
+      <w:rPr>
+        <w:rFonts w:hint="default"/>
+      </w:rPr>
+    </w:lvl>
+    <w:lvl w:ilvl="8">
+      <w:start w:val="1"/>
+      <w:numFmt w:val="decimal"/>
+      <w:lvlText w:val="%1.%2.%3.%4.%5.%6.%7.%8.%9"/>
+      <w:lvlJc w:val="left"/>
+      <w:pPr>
+        <w:ind w:left="1440" w:hanging="1440"/>
+      </w:pPr>
+      <w:rPr>
+        <w:rFonts w:hint="default"/>
+      </w:rPr>
+    </w:lvl>
+  </w:abstractNum>
+  <w:abstractNum w:abstractNumId="18" w15:restartNumberingAfterBreak="0">
+    <w:nsid w:val="6A2C6074"/>
+    <w:multiLevelType w:val="hybridMultilevel"/>
+    <w:tmpl w:val="2E96AE62"/>
+    <w:lvl w:ilvl="0" w:tplc="04090001">
+      <w:start w:val="1"/>
+      <w:numFmt w:val="bullet"/>
+      <w:lvlText w:val=""/>
+      <w:lvlJc w:val="left"/>
+      <w:pPr>
+        <w:ind w:left="1440" w:hanging="360"/>
+      </w:pPr>
+      <w:rPr>
+        <w:rFonts w:ascii="Symbol" w:hAnsi="Symbol" w:hint="default"/>
+      </w:rPr>
+    </w:lvl>
+    <w:lvl w:ilvl="1" w:tplc="04090003" w:tentative="1">
+      <w:start w:val="1"/>
+      <w:numFmt w:val="bullet"/>
+      <w:lvlText w:val="o"/>
+      <w:lvlJc w:val="left"/>
+      <w:pPr>
+        <w:ind w:left="2160" w:hanging="360"/>
+      </w:pPr>
+      <w:rPr>
+        <w:rFonts w:ascii="Courier New" w:hAnsi="Courier New" w:cs="Courier New" w:hint="default"/>
+      </w:rPr>
+    </w:lvl>
+    <w:lvl w:ilvl="2" w:tplc="04090005" w:tentative="1">
+      <w:start w:val="1"/>
+      <w:numFmt w:val="bullet"/>
+      <w:lvlText w:val=""/>
+      <w:lvlJc w:val="left"/>
+      <w:pPr>
+        <w:ind w:left="2880" w:hanging="360"/>
+      </w:pPr>
+      <w:rPr>
+        <w:rFonts w:ascii="Wingdings" w:hAnsi="Wingdings" w:hint="default"/>
+      </w:rPr>
+    </w:lvl>
+    <w:lvl w:ilvl="3" w:tplc="04090001" w:tentative="1">
+      <w:start w:val="1"/>
+      <w:numFmt w:val="bullet"/>
+      <w:lvlText w:val=""/>
+      <w:lvlJc w:val="left"/>
+      <w:pPr>
+        <w:ind w:left="3600" w:hanging="360"/>
+      </w:pPr>
+      <w:rPr>
+        <w:rFonts w:ascii="Symbol" w:hAnsi="Symbol" w:hint="default"/>
+      </w:rPr>
+    </w:lvl>
+    <w:lvl w:ilvl="4" w:tplc="04090003" w:tentative="1">
+      <w:start w:val="1"/>
+      <w:numFmt w:val="bullet"/>
+      <w:lvlText w:val="o"/>
+      <w:lvlJc w:val="left"/>
+      <w:pPr>
+        <w:ind w:left="4320" w:hanging="360"/>
+      </w:pPr>
+      <w:rPr>
+        <w:rFonts w:ascii="Courier New" w:hAnsi="Courier New" w:cs="Courier New" w:hint="default"/>
+      </w:rPr>
+    </w:lvl>
+    <w:lvl w:ilvl="5" w:tplc="04090005" w:tentative="1">
+      <w:start w:val="1"/>
+      <w:numFmt w:val="bullet"/>
+      <w:lvlText w:val=""/>
+      <w:lvlJc w:val="left"/>
+      <w:pPr>
+        <w:ind w:left="5040" w:hanging="360"/>
+      </w:pPr>
+      <w:rPr>
+        <w:rFonts w:ascii="Wingdings" w:hAnsi="Wingdings" w:hint="default"/>
+      </w:rPr>
+    </w:lvl>
+    <w:lvl w:ilvl="6" w:tplc="04090001" w:tentative="1">
+      <w:start w:val="1"/>
+      <w:numFmt w:val="bullet"/>
+      <w:lvlText w:val=""/>
+      <w:lvlJc w:val="left"/>
+      <w:pPr>
+        <w:ind w:left="5760" w:hanging="360"/>
+      </w:pPr>
+      <w:rPr>
+        <w:rFonts w:ascii="Symbol" w:hAnsi="Symbol" w:hint="default"/>
+      </w:rPr>
+    </w:lvl>
+    <w:lvl w:ilvl="7" w:tplc="04090003" w:tentative="1">
+      <w:start w:val="1"/>
+      <w:numFmt w:val="bullet"/>
+      <w:lvlText w:val="o"/>
+      <w:lvlJc w:val="left"/>
+      <w:pPr>
+        <w:ind w:left="6480" w:hanging="360"/>
+      </w:pPr>
+      <w:rPr>
+        <w:rFonts w:ascii="Courier New" w:hAnsi="Courier New" w:cs="Courier New" w:hint="default"/>
+      </w:rPr>
+    </w:lvl>
+    <w:lvl w:ilvl="8" w:tplc="04090005" w:tentative="1">
+      <w:start w:val="1"/>
+      <w:numFmt w:val="bullet"/>
+      <w:lvlText w:val=""/>
+      <w:lvlJc w:val="left"/>
+      <w:pPr>
+        <w:ind w:left="7200" w:hanging="360"/>
+      </w:pPr>
+      <w:rPr>
+        <w:rFonts w:ascii="Wingdings" w:hAnsi="Wingdings" w:hint="default"/>
+      </w:rPr>
+    </w:lvl>
+  </w:abstractNum>
+  <w:abstractNum w:abstractNumId="19" w15:restartNumberingAfterBreak="0">
+    <w:nsid w:val="6B5614DF"/>
+    <w:multiLevelType w:val="hybridMultilevel"/>
+    <w:tmpl w:val="E96097B0"/>
+    <w:lvl w:ilvl="0" w:tplc="FFFFFFFF">
+      <w:start w:val="1"/>
+      <w:numFmt w:val="decimal"/>
+      <w:lvlText w:val="%1."/>
+      <w:lvlJc w:val="left"/>
+      <w:pPr>
+        <w:ind w:left="720" w:hanging="360"/>
+      </w:pPr>
+      <w:rPr>
+        <w:rFonts w:hint="default"/>
+        <w:b/>
+        <w:bCs/>
+      </w:rPr>
+    </w:lvl>
+    <w:lvl w:ilvl="1" w:tplc="FFFFFFFF" w:tentative="1">
+      <w:start w:val="1"/>
+      <w:numFmt w:val="lowerLetter"/>
+      <w:lvlText w:val="%2."/>
+      <w:lvlJc w:val="left"/>
+      <w:pPr>
+        <w:ind w:left="1440" w:hanging="360"/>
+      </w:pPr>
+    </w:lvl>
+    <w:lvl w:ilvl="2" w:tplc="FFFFFFFF" w:tentative="1">
+      <w:start w:val="1"/>
+      <w:numFmt w:val="lowerRoman"/>
+      <w:lvlText w:val="%3."/>
+      <w:lvlJc w:val="right"/>
+      <w:pPr>
+        <w:ind w:left="2160" w:hanging="180"/>
+      </w:pPr>
+    </w:lvl>
+    <w:lvl w:ilvl="3" w:tplc="FFFFFFFF" w:tentative="1">
+      <w:start w:val="1"/>
+      <w:numFmt w:val="decimal"/>
+      <w:lvlText w:val="%4."/>
+      <w:lvlJc w:val="left"/>
+      <w:pPr>
+        <w:ind w:left="2880" w:hanging="360"/>
+      </w:pPr>
+    </w:lvl>
+    <w:lvl w:ilvl="4" w:tplc="FFFFFFFF" w:tentative="1">
+      <w:start w:val="1"/>
+      <w:numFmt w:val="lowerLetter"/>
+      <w:lvlText w:val="%5."/>
+      <w:lvlJc w:val="left"/>
+      <w:pPr>
+        <w:ind w:left="3600" w:hanging="360"/>
+      </w:pPr>
+    </w:lvl>
+    <w:lvl w:ilvl="5" w:tplc="FFFFFFFF" w:tentative="1">
+      <w:start w:val="1"/>
+      <w:numFmt w:val="lowerRoman"/>
+      <w:lvlText w:val="%6."/>
+      <w:lvlJc w:val="right"/>
+      <w:pPr>
+        <w:ind w:left="4320" w:hanging="180"/>
+      </w:pPr>
+    </w:lvl>
+    <w:lvl w:ilvl="6" w:tplc="FFFFFFFF" w:tentative="1">
+      <w:start w:val="1"/>
+      <w:numFmt w:val="decimal"/>
+      <w:lvlText w:val="%7."/>
+      <w:lvlJc w:val="left"/>
+      <w:pPr>
+        <w:ind w:left="5040" w:hanging="360"/>
+      </w:pPr>
+    </w:lvl>
+    <w:lvl w:ilvl="7" w:tplc="FFFFFFFF" w:tentative="1">
+      <w:start w:val="1"/>
+      <w:numFmt w:val="lowerLetter"/>
+      <w:lvlText w:val="%8."/>
+      <w:lvlJc w:val="left"/>
+      <w:pPr>
+        <w:ind w:left="5760" w:hanging="360"/>
+      </w:pPr>
+    </w:lvl>
+    <w:lvl w:ilvl="8" w:tplc="FFFFFFFF" w:tentative="1">
+      <w:start w:val="1"/>
+      <w:numFmt w:val="lowerRoman"/>
+      <w:lvlText w:val="%9."/>
+      <w:lvlJc w:val="right"/>
+      <w:pPr>
+        <w:ind w:left="6480" w:hanging="180"/>
+      </w:pPr>
+    </w:lvl>
+  </w:abstractNum>
+  <w:abstractNum w:abstractNumId="20" w15:restartNumberingAfterBreak="0">
+    <w:nsid w:val="75480D31"/>
+    <w:multiLevelType w:val="hybridMultilevel"/>
+    <w:tmpl w:val="EEB40D14"/>
+    <w:lvl w:ilvl="0" w:tplc="34C833E4">
+      <w:start w:val="1"/>
+      <w:numFmt w:val="decimal"/>
+      <w:lvlText w:val="%1."/>
+      <w:lvlJc w:val="left"/>
+      <w:pPr>
+        <w:ind w:left="720" w:hanging="360"/>
+      </w:pPr>
+      <w:rPr>
+        <w:rFonts w:hint="default"/>
+        <w:b/>
+        <w:bCs/>
+      </w:rPr>
+    </w:lvl>
+    <w:lvl w:ilvl="1" w:tplc="04090019" w:tentative="1">
+      <w:start w:val="1"/>
+      <w:numFmt w:val="lowerLetter"/>
+      <w:lvlText w:val="%2."/>
+      <w:lvlJc w:val="left"/>
+      <w:pPr>
+        <w:ind w:left="1440" w:hanging="360"/>
+      </w:pPr>
+    </w:lvl>
+    <w:lvl w:ilvl="2" w:tplc="0409001B" w:tentative="1">
+      <w:start w:val="1"/>
+      <w:numFmt w:val="lowerRoman"/>
+      <w:lvlText w:val="%3."/>
+      <w:lvlJc w:val="right"/>
+      <w:pPr>
+        <w:ind w:left="2160" w:hanging="180"/>
+      </w:pPr>
+    </w:lvl>
+    <w:lvl w:ilvl="3" w:tplc="0409000F" w:tentative="1">
+      <w:start w:val="1"/>
+      <w:numFmt w:val="decimal"/>
+      <w:lvlText w:val="%4."/>
+      <w:lvlJc w:val="left"/>
+      <w:pPr>
+        <w:ind w:left="2880" w:hanging="360"/>
+      </w:pPr>
+    </w:lvl>
+    <w:lvl w:ilvl="4" w:tplc="04090019" w:tentative="1">
+      <w:start w:val="1"/>
+      <w:numFmt w:val="lowerLetter"/>
+      <w:lvlText w:val="%5."/>
+      <w:lvlJc w:val="left"/>
+      <w:pPr>
+        <w:ind w:left="3600" w:hanging="360"/>
+      </w:pPr>
+    </w:lvl>
+    <w:lvl w:ilvl="5" w:tplc="0409001B" w:tentative="1">
+      <w:start w:val="1"/>
+      <w:numFmt w:val="lowerRoman"/>
+      <w:lvlText w:val="%6."/>
+      <w:lvlJc w:val="right"/>
+      <w:pPr>
+        <w:ind w:left="4320" w:hanging="180"/>
+      </w:pPr>
+    </w:lvl>
+    <w:lvl w:ilvl="6" w:tplc="0409000F" w:tentative="1">
+      <w:start w:val="1"/>
+      <w:numFmt w:val="decimal"/>
+      <w:lvlText w:val="%7."/>
+      <w:lvlJc w:val="left"/>
+      <w:pPr>
+        <w:ind w:left="5040" w:hanging="360"/>
+      </w:pPr>
+    </w:lvl>
+    <w:lvl w:ilvl="7" w:tplc="04090019" w:tentative="1">
+      <w:start w:val="1"/>
+      <w:numFmt w:val="lowerLetter"/>
+      <w:lvlText w:val="%8."/>
+      <w:lvlJc w:val="left"/>
+      <w:pPr>
+        <w:ind w:left="5760" w:hanging="360"/>
+      </w:pPr>
+    </w:lvl>
+    <w:lvl w:ilvl="8" w:tplc="0409001B" w:tentative="1">
+      <w:start w:val="1"/>
+      <w:numFmt w:val="lowerRoman"/>
+      <w:lvlText w:val="%9."/>
+      <w:lvlJc w:val="right"/>
+      <w:pPr>
+        <w:ind w:left="6480" w:hanging="180"/>
+      </w:pPr>
+    </w:lvl>
+  </w:abstractNum>
+  <w:abstractNum w:abstractNumId="21" w15:restartNumberingAfterBreak="0">
+    <w:nsid w:val="763F1865"/>
+    <w:multiLevelType w:val="hybridMultilevel"/>
+    <w:tmpl w:val="C214F9EE"/>
+    <w:lvl w:ilvl="0" w:tplc="D9B6B066">
+      <w:start w:val="1"/>
+      <w:numFmt w:val="decimal"/>
+      <w:lvlText w:val="%1."/>
+      <w:lvlJc w:val="left"/>
+      <w:pPr>
+        <w:ind w:left="720" w:hanging="360"/>
+      </w:pPr>
+      <w:rPr>
+        <w:rFonts w:hint="default"/>
+        <w:b/>
+        <w:bCs/>
+      </w:rPr>
+    </w:lvl>
+    <w:lvl w:ilvl="1" w:tplc="FFFFFFFF" w:tentative="1">
+      <w:start w:val="1"/>
+      <w:numFmt w:val="lowerLetter"/>
+      <w:lvlText w:val="%2."/>
+      <w:lvlJc w:val="left"/>
+      <w:pPr>
+        <w:ind w:left="1440" w:hanging="360"/>
+      </w:pPr>
+    </w:lvl>
+    <w:lvl w:ilvl="2" w:tplc="FFFFFFFF" w:tentative="1">
+      <w:start w:val="1"/>
+      <w:numFmt w:val="lowerRoman"/>
+      <w:lvlText w:val="%3."/>
+      <w:lvlJc w:val="right"/>
+      <w:pPr>
+        <w:ind w:left="2160" w:hanging="180"/>
+      </w:pPr>
+    </w:lvl>
+    <w:lvl w:ilvl="3" w:tplc="FFFFFFFF" w:tentative="1">
+      <w:start w:val="1"/>
+      <w:numFmt w:val="decimal"/>
+      <w:lvlText w:val="%4."/>
+      <w:lvlJc w:val="left"/>
+      <w:pPr>
+        <w:ind w:left="2880" w:hanging="360"/>
+      </w:pPr>
+    </w:lvl>
+    <w:lvl w:ilvl="4" w:tplc="FFFFFFFF" w:tentative="1">
+      <w:start w:val="1"/>
+      <w:numFmt w:val="lowerLetter"/>
+      <w:lvlText w:val="%5."/>
+      <w:lvlJc w:val="left"/>
+      <w:pPr>
+        <w:ind w:left="3600" w:hanging="360"/>
+      </w:pPr>
+    </w:lvl>
+    <w:lvl w:ilvl="5" w:tplc="FFFFFFFF" w:tentative="1">
+      <w:start w:val="1"/>
+      <w:numFmt w:val="lowerRoman"/>
+      <w:lvlText w:val="%6."/>
+      <w:lvlJc w:val="right"/>
+      <w:pPr>
+        <w:ind w:left="4320" w:hanging="180"/>
+      </w:pPr>
+    </w:lvl>
+    <w:lvl w:ilvl="6" w:tplc="FFFFFFFF" w:tentative="1">
+      <w:start w:val="1"/>
+      <w:numFmt w:val="decimal"/>
+      <w:lvlText w:val="%7."/>
+      <w:lvlJc w:val="left"/>
+      <w:pPr>
+        <w:ind w:left="5040" w:hanging="360"/>
+      </w:pPr>
+    </w:lvl>
+    <w:lvl w:ilvl="7" w:tplc="FFFFFFFF" w:tentative="1">
+      <w:start w:val="1"/>
+      <w:numFmt w:val="lowerLetter"/>
+      <w:lvlText w:val="%8."/>
+      <w:lvlJc w:val="left"/>
+      <w:pPr>
+        <w:ind w:left="5760" w:hanging="360"/>
+      </w:pPr>
+    </w:lvl>
+    <w:lvl w:ilvl="8" w:tplc="FFFFFFFF" w:tentative="1">
+      <w:start w:val="1"/>
+      <w:numFmt w:val="lowerRoman"/>
+      <w:lvlText w:val="%9."/>
+      <w:lvlJc w:val="right"/>
+      <w:pPr>
+        <w:ind w:left="6480" w:hanging="180"/>
+      </w:pPr>
+    </w:lvl>
+  </w:abstractNum>
+  <w:abstractNum w:abstractNumId="22" w15:restartNumberingAfterBreak="0">
+    <w:nsid w:val="7A1248CF"/>
+    <w:multiLevelType w:val="hybridMultilevel"/>
+    <w:tmpl w:val="C422C46E"/>
+    <w:lvl w:ilvl="0" w:tplc="5364AF94">
+      <w:start w:val="1"/>
+      <w:numFmt w:val="decimal"/>
+      <w:lvlText w:val="%1."/>
+      <w:lvlJc w:val="left"/>
+      <w:pPr>
+        <w:ind w:left="720" w:hanging="360"/>
+      </w:pPr>
+      <w:rPr>
+        <w:rFonts w:hint="default"/>
+        <w:b/>
+        <w:bCs/>
+      </w:rPr>
+    </w:lvl>
+    <w:lvl w:ilvl="1" w:tplc="04090019" w:tentative="1">
+      <w:start w:val="1"/>
+      <w:numFmt w:val="lowerLetter"/>
+      <w:lvlText w:val="%2."/>
+      <w:lvlJc w:val="left"/>
+      <w:pPr>
+        <w:ind w:left="1440" w:hanging="360"/>
+      </w:pPr>
+    </w:lvl>
+    <w:lvl w:ilvl="2" w:tplc="0409001B" w:tentative="1">
+      <w:start w:val="1"/>
+      <w:numFmt w:val="lowerRoman"/>
+      <w:lvlText w:val="%3."/>
+      <w:lvlJc w:val="right"/>
+      <w:pPr>
+        <w:ind w:left="2160" w:hanging="180"/>
+      </w:pPr>
+    </w:lvl>
+    <w:lvl w:ilvl="3" w:tplc="0409000F" w:tentative="1">
+      <w:start w:val="1"/>
+      <w:numFmt w:val="decimal"/>
+      <w:lvlText w:val="%4."/>
+      <w:lvlJc w:val="left"/>
+      <w:pPr>
+        <w:ind w:left="2880" w:hanging="360"/>
+      </w:pPr>
+    </w:lvl>
+    <w:lvl w:ilvl="4" w:tplc="04090019" w:tentative="1">
+      <w:start w:val="1"/>
+      <w:numFmt w:val="lowerLetter"/>
+      <w:lvlText w:val="%5."/>
+      <w:lvlJc w:val="left"/>
+      <w:pPr>
+        <w:ind w:left="3600" w:hanging="360"/>
+      </w:pPr>
+    </w:lvl>
+    <w:lvl w:ilvl="5" w:tplc="0409001B" w:tentative="1">
+      <w:start w:val="1"/>
+      <w:numFmt w:val="lowerRoman"/>
+      <w:lvlText w:val="%6."/>
+      <w:lvlJc w:val="right"/>
+      <w:pPr>
+        <w:ind w:left="4320" w:hanging="180"/>
+      </w:pPr>
+    </w:lvl>
+    <w:lvl w:ilvl="6" w:tplc="0409000F" w:tentative="1">
+      <w:start w:val="1"/>
+      <w:numFmt w:val="decimal"/>
+      <w:lvlText w:val="%7."/>
+      <w:lvlJc w:val="left"/>
+      <w:pPr>
+        <w:ind w:left="5040" w:hanging="360"/>
+      </w:pPr>
+    </w:lvl>
+    <w:lvl w:ilvl="7" w:tplc="04090019" w:tentative="1">
+      <w:start w:val="1"/>
+      <w:numFmt w:val="lowerLetter"/>
+      <w:lvlText w:val="%8."/>
+      <w:lvlJc w:val="left"/>
+      <w:pPr>
+        <w:ind w:left="5760" w:hanging="360"/>
+      </w:pPr>
+    </w:lvl>
+    <w:lvl w:ilvl="8" w:tplc="0409001B" w:tentative="1">
+      <w:start w:val="1"/>
+      <w:numFmt w:val="lowerRoman"/>
+      <w:lvlText w:val="%9."/>
+      <w:lvlJc w:val="right"/>
+      <w:pPr>
+        <w:ind w:left="6480" w:hanging="180"/>
+      </w:pPr>
+    </w:lvl>
+  </w:abstractNum>
+  <w:abstractNum w:abstractNumId="23" w15:restartNumberingAfterBreak="0">
+    <w:nsid w:val="7BDC69CC"/>
+    <w:multiLevelType w:val="hybridMultilevel"/>
+    <w:tmpl w:val="97A28BBC"/>
+    <w:lvl w:ilvl="0" w:tplc="2F4A79F6">
+      <w:start w:val="1"/>
+      <w:numFmt w:val="decimal"/>
+      <w:lvlText w:val="%1."/>
+      <w:lvlJc w:val="left"/>
+      <w:pPr>
+        <w:ind w:left="720" w:hanging="360"/>
+      </w:pPr>
+      <w:rPr>
+        <w:rFonts w:hint="default"/>
+        <w:b/>
+        <w:bCs/>
+      </w:rPr>
+    </w:lvl>
+    <w:lvl w:ilvl="1" w:tplc="04090019" w:tentative="1">
+      <w:start w:val="1"/>
+      <w:numFmt w:val="lowerLetter"/>
+      <w:lvlText w:val="%2."/>
+      <w:lvlJc w:val="left"/>
+      <w:pPr>
+        <w:ind w:left="1440" w:hanging="360"/>
+      </w:pPr>
+    </w:lvl>
+    <w:lvl w:ilvl="2" w:tplc="0409001B" w:tentative="1">
+      <w:start w:val="1"/>
+      <w:numFmt w:val="lowerRoman"/>
+      <w:lvlText w:val="%3."/>
+      <w:lvlJc w:val="right"/>
+      <w:pPr>
+        <w:ind w:left="2160" w:hanging="180"/>
+      </w:pPr>
+    </w:lvl>
+    <w:lvl w:ilvl="3" w:tplc="0409000F" w:tentative="1">
+      <w:start w:val="1"/>
+      <w:numFmt w:val="decimal"/>
+      <w:lvlText w:val="%4."/>
+      <w:lvlJc w:val="left"/>
+      <w:pPr>
+        <w:ind w:left="2880" w:hanging="360"/>
+      </w:pPr>
+    </w:lvl>
+    <w:lvl w:ilvl="4" w:tplc="04090019" w:tentative="1">
+      <w:start w:val="1"/>
+      <w:numFmt w:val="lowerLetter"/>
+      <w:lvlText w:val="%5."/>
+      <w:lvlJc w:val="left"/>
+      <w:pPr>
+        <w:ind w:left="3600" w:hanging="360"/>
+      </w:pPr>
+    </w:lvl>
+    <w:lvl w:ilvl="5" w:tplc="0409001B" w:tentative="1">
+      <w:start w:val="1"/>
+      <w:numFmt w:val="lowerRoman"/>
+      <w:lvlText w:val="%6."/>
+      <w:lvlJc w:val="right"/>
+      <w:pPr>
+        <w:ind w:left="4320" w:hanging="180"/>
+      </w:pPr>
+    </w:lvl>
+    <w:lvl w:ilvl="6" w:tplc="0409000F" w:tentative="1">
+      <w:start w:val="1"/>
+      <w:numFmt w:val="decimal"/>
+      <w:lvlText w:val="%7."/>
+      <w:lvlJc w:val="left"/>
+      <w:pPr>
+        <w:ind w:left="5040" w:hanging="360"/>
+      </w:pPr>
+    </w:lvl>
+    <w:lvl w:ilvl="7" w:tplc="04090019" w:tentative="1">
+      <w:start w:val="1"/>
+      <w:numFmt w:val="lowerLetter"/>
+      <w:lvlText w:val="%8."/>
+      <w:lvlJc w:val="left"/>
+      <w:pPr>
+        <w:ind w:left="5760" w:hanging="360"/>
+      </w:pPr>
+    </w:lvl>
+    <w:lvl w:ilvl="8" w:tplc="0409001B" w:tentative="1">
+      <w:start w:val="1"/>
+      <w:numFmt w:val="lowerRoman"/>
+      <w:lvlText w:val="%9."/>
+      <w:lvlJc w:val="right"/>
+      <w:pPr>
+        <w:ind w:left="6480" w:hanging="180"/>
+      </w:pPr>
+    </w:lvl>
+  </w:abstractNum>
+  <w:abstractNum w:abstractNumId="24" w15:restartNumberingAfterBreak="0">
+    <w:nsid w:val="7F8A1DB9"/>
+    <w:multiLevelType w:val="hybridMultilevel"/>
+    <w:tmpl w:val="B68A698C"/>
+    <w:lvl w:ilvl="0" w:tplc="A976AD7E">
+      <w:start w:val="1"/>
+      <w:numFmt w:val="decimal"/>
+      <w:lvlText w:val="%1."/>
+      <w:lvlJc w:val="left"/>
+      <w:pPr>
+        <w:ind w:left="720" w:hanging="360"/>
+      </w:pPr>
+      <w:rPr>
+        <w:rFonts w:hint="default"/>
+        <w:b/>
+        <w:bCs/>
+      </w:rPr>
+    </w:lvl>
+    <w:lvl w:ilvl="1" w:tplc="04090019" w:tentative="1">
+      <w:start w:val="1"/>
+      <w:numFmt w:val="lowerLetter"/>
+      <w:lvlText w:val="%2."/>
+      <w:lvlJc w:val="left"/>
+      <w:pPr>
+        <w:ind w:left="1440" w:hanging="360"/>
+      </w:pPr>
+    </w:lvl>
+    <w:lvl w:ilvl="2" w:tplc="0409001B" w:tentative="1">
+      <w:start w:val="1"/>
+      <w:numFmt w:val="lowerRoman"/>
+      <w:lvlText w:val="%3."/>
+      <w:lvlJc w:val="right"/>
+      <w:pPr>
+        <w:ind w:left="2160" w:hanging="180"/>
+      </w:pPr>
+    </w:lvl>
+    <w:lvl w:ilvl="3" w:tplc="0409000F" w:tentative="1">
+      <w:start w:val="1"/>
+      <w:numFmt w:val="decimal"/>
+      <w:lvlText w:val="%4."/>
+      <w:lvlJc w:val="left"/>
+      <w:pPr>
+        <w:ind w:left="2880" w:hanging="360"/>
+      </w:pPr>
+    </w:lvl>
+    <w:lvl w:ilvl="4" w:tplc="04090019" w:tentative="1">
+      <w:start w:val="1"/>
+      <w:numFmt w:val="lowerLetter"/>
+      <w:lvlText w:val="%5."/>
+      <w:lvlJc w:val="left"/>
+      <w:pPr>
+        <w:ind w:left="3600" w:hanging="360"/>
+      </w:pPr>
+    </w:lvl>
+    <w:lvl w:ilvl="5" w:tplc="0409001B" w:tentative="1">
+      <w:start w:val="1"/>
+      <w:numFmt w:val="lowerRoman"/>
+      <w:lvlText w:val="%6."/>
+      <w:lvlJc w:val="right"/>
+      <w:pPr>
+        <w:ind w:left="4320" w:hanging="180"/>
+      </w:pPr>
+    </w:lvl>
+    <w:lvl w:ilvl="6" w:tplc="0409000F" w:tentative="1">
+      <w:start w:val="1"/>
+      <w:numFmt w:val="decimal"/>
+      <w:lvlText w:val="%7."/>
+      <w:lvlJc w:val="left"/>
+      <w:pPr>
+        <w:ind w:left="5040" w:hanging="360"/>
+      </w:pPr>
+    </w:lvl>
+    <w:lvl w:ilvl="7" w:tplc="04090019" w:tentative="1">
+      <w:start w:val="1"/>
+      <w:numFmt w:val="lowerLetter"/>
+      <w:lvlText w:val="%8."/>
+      <w:lvlJc w:val="left"/>
+      <w:pPr>
+        <w:ind w:left="5760" w:hanging="360"/>
+      </w:pPr>
+    </w:lvl>
+    <w:lvl w:ilvl="8" w:tplc="0409001B" w:tentative="1">
+      <w:start w:val="1"/>
+      <w:numFmt w:val="lowerRoman"/>
+      <w:lvlText w:val="%9."/>
+      <w:lvlJc w:val="right"/>
+      <w:pPr>
+        <w:ind w:left="6480" w:hanging="180"/>
+      </w:pPr>
+    </w:lvl>
+  </w:abstractNum>
   <w:num w:numId="1" w16cid:durableId="1892114746">
+    <w:abstractNumId w:val="7"/>
+  </w:num>
+  <w:num w:numId="2" w16cid:durableId="2140874696">
+    <w:abstractNumId w:val="15"/>
+  </w:num>
+  <w:num w:numId="3" w16cid:durableId="221723370">
+    <w:abstractNumId w:val="16"/>
+  </w:num>
+  <w:num w:numId="4" w16cid:durableId="1562593782">
+    <w:abstractNumId w:val="8"/>
+  </w:num>
+  <w:num w:numId="5" w16cid:durableId="1659727706">
+    <w:abstractNumId w:val="12"/>
+  </w:num>
+  <w:num w:numId="6" w16cid:durableId="672145141">
+    <w:abstractNumId w:val="6"/>
+  </w:num>
+  <w:num w:numId="7" w16cid:durableId="1069885794">
+    <w:abstractNumId w:val="20"/>
+  </w:num>
+  <w:num w:numId="8" w16cid:durableId="232391577">
+    <w:abstractNumId w:val="11"/>
+  </w:num>
+  <w:num w:numId="9" w16cid:durableId="142703922">
+    <w:abstractNumId w:val="3"/>
+  </w:num>
+  <w:num w:numId="10" w16cid:durableId="591162208">
+    <w:abstractNumId w:val="17"/>
+  </w:num>
+  <w:num w:numId="11" w16cid:durableId="309554352">
+    <w:abstractNumId w:val="21"/>
+  </w:num>
+  <w:num w:numId="12" w16cid:durableId="1169296955">
+    <w:abstractNumId w:val="24"/>
+  </w:num>
+  <w:num w:numId="13" w16cid:durableId="1417895371">
+    <w:abstractNumId w:val="14"/>
+  </w:num>
+  <w:num w:numId="14" w16cid:durableId="2066681422">
+    <w:abstractNumId w:val="1"/>
+  </w:num>
+  <w:num w:numId="15" w16cid:durableId="835850249">
+    <w:abstractNumId w:val="18"/>
+  </w:num>
+  <w:num w:numId="16" w16cid:durableId="286591443">
+    <w:abstractNumId w:val="22"/>
+  </w:num>
+  <w:num w:numId="17" w16cid:durableId="1577857896">
+    <w:abstractNumId w:val="4"/>
+  </w:num>
+  <w:num w:numId="18" w16cid:durableId="1286737233">
     <w:abstractNumId w:val="0"/>
+  </w:num>
+  <w:num w:numId="19" w16cid:durableId="1837065117">
+    <w:abstractNumId w:val="23"/>
+  </w:num>
+  <w:num w:numId="20" w16cid:durableId="2135637591">
+    <w:abstractNumId w:val="9"/>
+  </w:num>
+  <w:num w:numId="21" w16cid:durableId="353771851">
+    <w:abstractNumId w:val="5"/>
+  </w:num>
+  <w:num w:numId="22" w16cid:durableId="341662175">
+    <w:abstractNumId w:val="13"/>
+  </w:num>
+  <w:num w:numId="23" w16cid:durableId="1866945562">
+    <w:abstractNumId w:val="19"/>
+  </w:num>
+  <w:num w:numId="24" w16cid:durableId="1037851442">
+    <w:abstractNumId w:val="2"/>
+  </w:num>
+  <w:num w:numId="25" w16cid:durableId="81026112">
+    <w:abstractNumId w:val="10"/>
   </w:num>
   <w:numIdMacAtCleanup w:val="1"/>
 </w:numbering>
@@ -6797,7 +12147,7 @@
   <w:style w:type="paragraph" w:default="1" w:styleId="Normal">
     <w:name w:val="Normal"/>
     <w:qFormat/>
-    <w:rsid w:val="00F80DBC"/>
+    <w:rsid w:val="002C5A1F"/>
   </w:style>
   <w:style w:type="paragraph" w:styleId="Heading1">
     <w:name w:val="heading 1"/>
@@ -6807,7 +12157,7 @@
     <w:autoRedefine/>
     <w:uiPriority w:val="9"/>
     <w:qFormat/>
-    <w:rsid w:val="00991209"/>
+    <w:rsid w:val="00FA5022"/>
     <w:pPr>
       <w:keepNext/>
       <w:keepLines/>
@@ -6839,7 +12189,7 @@
     <w:uiPriority w:val="9"/>
     <w:unhideWhenUsed/>
     <w:qFormat/>
-    <w:rsid w:val="00991209"/>
+    <w:rsid w:val="00FA5022"/>
     <w:pPr>
       <w:keepNext/>
       <w:keepLines/>
@@ -6867,7 +12217,7 @@
     <w:uiPriority w:val="9"/>
     <w:unhideWhenUsed/>
     <w:qFormat/>
-    <w:rsid w:val="00991209"/>
+    <w:rsid w:val="00FA5022"/>
     <w:pPr>
       <w:keepNext/>
       <w:keepLines/>
@@ -7073,7 +12423,7 @@
     <w:basedOn w:val="DefaultParagraphFont"/>
     <w:link w:val="Heading1"/>
     <w:uiPriority w:val="9"/>
-    <w:rsid w:val="00991209"/>
+    <w:rsid w:val="00FA5022"/>
     <w:rPr>
       <w:rFonts w:eastAsiaTheme="majorEastAsia" w:cstheme="majorBidi"/>
       <w:b/>
@@ -7088,7 +12438,7 @@
     <w:basedOn w:val="DefaultParagraphFont"/>
     <w:link w:val="Heading2"/>
     <w:uiPriority w:val="9"/>
-    <w:rsid w:val="00991209"/>
+    <w:rsid w:val="00FA5022"/>
     <w:rPr>
       <w:rFonts w:eastAsiaTheme="majorEastAsia" w:cstheme="majorBidi"/>
       <w:b/>
@@ -7102,7 +12452,7 @@
     <w:basedOn w:val="DefaultParagraphFont"/>
     <w:link w:val="Heading3"/>
     <w:uiPriority w:val="9"/>
-    <w:rsid w:val="00991209"/>
+    <w:rsid w:val="00FA5022"/>
     <w:rPr>
       <w:rFonts w:eastAsiaTheme="majorEastAsia" w:cstheme="majorBidi"/>
       <w:color w:val="4F7ABA"/>
@@ -7409,7 +12759,7 @@
     <w:link w:val="ZTERSTitleChar"/>
     <w:autoRedefine/>
     <w:qFormat/>
-    <w:rsid w:val="0090787B"/>
+    <w:rsid w:val="00EF50E5"/>
     <w:pPr>
       <w:pBdr>
         <w:left w:val="single" w:sz="48" w:space="10" w:color="4F7ABA"/>
@@ -7428,7 +12778,7 @@
     <w:name w:val="ZTERS Title Char"/>
     <w:basedOn w:val="DefaultParagraphFont"/>
     <w:link w:val="ZTERSTitle"/>
-    <w:rsid w:val="0090787B"/>
+    <w:rsid w:val="00EF50E5"/>
     <w:rPr>
       <w:rFonts w:ascii="Segoe UI" w:hAnsi="Segoe UI"/>
       <w:b/>
@@ -7498,7 +12848,7 @@
     <w:uiPriority w:val="39"/>
     <w:unhideWhenUsed/>
     <w:qFormat/>
-    <w:rsid w:val="00845358"/>
+    <w:rsid w:val="00F41CB7"/>
     <w:pPr>
       <w:numPr>
         <w:numId w:val="0"/>
@@ -7506,7 +12856,9 @@
       <w:outlineLvl w:val="9"/>
     </w:pPr>
     <w:rPr>
+      <w:rFonts w:asciiTheme="majorHAnsi" w:hAnsiTheme="majorHAnsi"/>
       <w:kern w:val="0"/>
+      <w:sz w:val="32"/>
       <w:szCs w:val="32"/>
       <w14:ligatures w14:val="none"/>
     </w:rPr>
@@ -7518,7 +12870,7 @@
     <w:autoRedefine/>
     <w:uiPriority w:val="39"/>
     <w:unhideWhenUsed/>
-    <w:rsid w:val="00446109"/>
+    <w:rsid w:val="00FA5022"/>
     <w:pPr>
       <w:tabs>
         <w:tab w:val="right" w:leader="dot" w:pos="10530"/>
@@ -7539,12 +12891,8 @@
     <w:autoRedefine/>
     <w:uiPriority w:val="39"/>
     <w:unhideWhenUsed/>
-    <w:rsid w:val="0071123F"/>
+    <w:rsid w:val="0091178C"/>
     <w:pPr>
-      <w:tabs>
-        <w:tab w:val="left" w:pos="960"/>
-        <w:tab w:val="right" w:leader="dot" w:pos="10530"/>
-      </w:tabs>
       <w:spacing w:after="100"/>
       <w:ind w:left="648" w:hanging="432"/>
     </w:pPr>
@@ -7556,10 +12904,10 @@
     <w:autoRedefine/>
     <w:uiPriority w:val="39"/>
     <w:unhideWhenUsed/>
-    <w:rsid w:val="00696852"/>
+    <w:rsid w:val="0091178C"/>
     <w:pPr>
       <w:spacing w:after="100"/>
-      <w:ind w:left="446"/>
+      <w:ind w:left="440"/>
     </w:pPr>
   </w:style>
   <w:style w:type="character" w:customStyle="1" w:styleId="wacimagecontainer">
@@ -7575,6 +12923,34 @@
     <w:pPr>
       <w:spacing w:after="0" w:line="240" w:lineRule="auto"/>
     </w:pPr>
+  </w:style>
+  <w:style w:type="paragraph" w:styleId="NormalWeb">
+    <w:name w:val="Normal (Web)"/>
+    <w:basedOn w:val="Normal"/>
+    <w:uiPriority w:val="99"/>
+    <w:unhideWhenUsed/>
+    <w:rsid w:val="002C5A1F"/>
+    <w:pPr>
+      <w:spacing w:before="100" w:beforeAutospacing="1" w:after="100" w:afterAutospacing="1" w:line="240" w:lineRule="auto"/>
+    </w:pPr>
+    <w:rPr>
+      <w:rFonts w:ascii="Times New Roman" w:eastAsia="Times New Roman" w:hAnsi="Times New Roman" w:cs="Times New Roman"/>
+      <w:kern w:val="0"/>
+      <w:sz w:val="24"/>
+      <w:szCs w:val="24"/>
+      <w14:ligatures w14:val="none"/>
+    </w:rPr>
+  </w:style>
+  <w:style w:type="character" w:styleId="Strong">
+    <w:name w:val="Strong"/>
+    <w:basedOn w:val="DefaultParagraphFont"/>
+    <w:uiPriority w:val="22"/>
+    <w:qFormat/>
+    <w:rsid w:val="002C5A1F"/>
+    <w:rPr>
+      <w:b/>
+      <w:bCs/>
+    </w:rPr>
   </w:style>
 </w:styles>
 </file>
